--- a/docs/design-and-implementation.docx
+++ b/docs/design-and-implementation.docx
@@ -1,6 +1,6 @@
 
 <file path=word/document.xml><?xml version="1.0" encoding="utf-8"?>
-<w:document xmlns:wpc="http://schemas.microsoft.com/office/word/2010/wordprocessingCanvas" xmlns:mc="http://schemas.openxmlformats.org/markup-compatibility/2006" xmlns:o="urn:schemas-microsoft-com:office:office" xmlns:r="http://schemas.openxmlformats.org/officeDocument/2006/relationships" xmlns:m="http://schemas.openxmlformats.org/officeDocument/2006/math" xmlns:v="urn:schemas-microsoft-com:vml" xmlns:wp14="http://schemas.microsoft.com/office/word/2010/wordprocessingDrawing" xmlns:wp="http://schemas.openxmlformats.org/drawingml/2006/wordprocessingDrawing" xmlns:w10="urn:schemas-microsoft-com:office:word" xmlns:w="http://schemas.openxmlformats.org/wordprocessingml/2006/main" xmlns:w14="http://schemas.microsoft.com/office/word/2010/wordml" xmlns:w15="http://schemas.microsoft.com/office/word/2012/wordml" xmlns:wpg="http://schemas.microsoft.com/office/word/2010/wordprocessingGroup" xmlns:wpi="http://schemas.microsoft.com/office/word/2010/wordprocessingInk" xmlns:wne="http://schemas.microsoft.com/office/word/2006/wordml" xmlns:wps="http://schemas.microsoft.com/office/word/2010/wordprocessingShape" mc:Ignorable="w14 w15 wp14">
+<w:document xmlns:wpc="http://schemas.microsoft.com/office/word/2010/wordprocessingCanvas" xmlns:mc="http://schemas.openxmlformats.org/markup-compatibility/2006" xmlns:o="urn:schemas-microsoft-com:office:office" xmlns:r="http://schemas.openxmlformats.org/officeDocument/2006/relationships" xmlns:m="http://schemas.openxmlformats.org/officeDocument/2006/math" xmlns:v="urn:schemas-microsoft-com:vml" xmlns:wp14="http://schemas.microsoft.com/office/word/2010/wordprocessingDrawing" xmlns:wp="http://schemas.openxmlformats.org/drawingml/2006/wordprocessingDrawing" xmlns:w="http://schemas.openxmlformats.org/wordprocessingml/2006/main" xmlns:w14="http://schemas.microsoft.com/office/word/2010/wordml" xmlns:w10="urn:schemas-microsoft-com:office:word" xmlns:w15="http://schemas.microsoft.com/office/word/2012/wordml" xmlns:wpg="http://schemas.microsoft.com/office/word/2010/wordprocessingGroup" xmlns:wpi="http://schemas.microsoft.com/office/word/2010/wordprocessingInk" xmlns:wne="http://schemas.microsoft.com/office/word/2006/wordml" xmlns:wps="http://schemas.microsoft.com/office/word/2010/wordprocessingShape" xmlns:wpsCustomData="http://www.wps.cn/officeDocument/2013/wpsCustomData" mc:Ignorable="w14 w15 wp14">
   <w:body>
     <w:p>
       <w:pPr>
@@ -39,7 +39,7 @@
     <w:p>
       <w:pPr>
         <w:rPr>
-          <w:rFonts w:ascii="Times New Roman" w:eastAsia="Times New Roman" w:hAnsi="Times New Roman" w:cs="Times New Roman"/>
+          <w:rFonts w:ascii="Times New Roman" w:hAnsi="Times New Roman" w:eastAsia="Times New Roman" w:cs="Times New Roman"/>
           <w:sz w:val="24"/>
           <w:szCs w:val="24"/>
         </w:rPr>
@@ -54,300 +54,292 @@
       </w:r>
       <w:r>
         <w:rPr>
-          <w:rFonts w:ascii="Times New Roman" w:eastAsia="Times New Roman" w:hAnsi="Times New Roman" w:cs="Times New Roman"/>
+          <w:rFonts w:ascii="Times New Roman" w:hAnsi="Times New Roman" w:eastAsia="Times New Roman" w:cs="Times New Roman"/>
+          <w:sz w:val="24"/>
+          <w:szCs w:val="24"/>
+        </w:rPr>
+        <w:t>Design and Implementation of Employee Task Scheduling and Reporting Information System”.</w:t>
+      </w:r>
+    </w:p>
+    <w:p>
+      <w:pPr>
+        <w:rPr>
+          <w:rFonts w:ascii="Times New Roman" w:hAnsi="Times New Roman" w:cs="Times New Roman"/>
+          <w:sz w:val="24"/>
+          <w:szCs w:val="24"/>
+          <w:vertAlign w:val="baseline"/>
+        </w:rPr>
+      </w:pPr>
+      <w:bookmarkStart w:id="0" w:name="_GoBack"/>
+      <w:bookmarkEnd w:id="0"/>
+    </w:p>
+    <w:p>
+      <w:pPr>
+        <w:rPr>
+          <w:rFonts w:ascii="Times New Roman" w:hAnsi="Times New Roman" w:cs="Times New Roman"/>
+          <w:sz w:val="24"/>
+          <w:szCs w:val="24"/>
+        </w:rPr>
+      </w:pPr>
+      <w:r>
+        <w:rPr>
+          <w:rFonts w:ascii="Times New Roman" w:hAnsi="Times New Roman" w:cs="Times New Roman"/>
+          <w:sz w:val="24"/>
+          <w:szCs w:val="24"/>
+        </w:rPr>
+        <w:t>Week 1 Expectations: Understanding the Manual System</w:t>
+      </w:r>
+    </w:p>
+    <w:p>
+      <w:pPr>
+        <w:rPr>
+          <w:rFonts w:ascii="Times New Roman" w:hAnsi="Times New Roman" w:cs="Times New Roman"/>
+          <w:sz w:val="24"/>
+          <w:szCs w:val="24"/>
+        </w:rPr>
+      </w:pPr>
+      <w:r>
+        <w:rPr>
+          <w:rFonts w:ascii="Times New Roman" w:hAnsi="Times New Roman" w:cs="Times New Roman"/>
+          <w:sz w:val="24"/>
+          <w:szCs w:val="24"/>
+        </w:rPr>
+        <w:t>1. Project Topic &amp; Primary Goal</w:t>
+      </w:r>
+    </w:p>
+    <w:p>
+      <w:pPr>
+        <w:rPr>
+          <w:rFonts w:ascii="Times New Roman" w:hAnsi="Times New Roman" w:eastAsia="Times New Roman" w:cs="Times New Roman"/>
+          <w:sz w:val="24"/>
+          <w:szCs w:val="24"/>
+        </w:rPr>
+      </w:pPr>
+      <w:r>
+        <w:rPr>
+          <w:rFonts w:ascii="Times New Roman" w:hAnsi="Times New Roman" w:eastAsia="Times New Roman" w:cs="Times New Roman"/>
+          <w:bCs/>
+          <w:sz w:val="24"/>
+          <w:szCs w:val="24"/>
+        </w:rPr>
+        <w:t>Project Title</w:t>
+      </w:r>
+      <w:r>
+        <w:rPr>
+          <w:rFonts w:ascii="Times New Roman" w:hAnsi="Times New Roman" w:eastAsia="Times New Roman" w:cs="Times New Roman"/>
+          <w:sz w:val="24"/>
+          <w:szCs w:val="24"/>
+        </w:rPr>
+        <w:br w:type="textWrapping"/>
+      </w:r>
+      <w:r>
+        <w:rPr>
+          <w:rFonts w:ascii="Times New Roman" w:hAnsi="Times New Roman" w:eastAsia="Times New Roman" w:cs="Times New Roman"/>
           <w:sz w:val="24"/>
           <w:szCs w:val="24"/>
         </w:rPr>
         <w:t>Design and Implementation of Employee Task Scheduling and Reporting Information System</w:t>
       </w:r>
-      <w:r>
-        <w:rPr>
-          <w:rFonts w:ascii="Times New Roman" w:eastAsia="Times New Roman" w:hAnsi="Times New Roman" w:cs="Times New Roman"/>
-          <w:sz w:val="24"/>
-          <w:szCs w:val="24"/>
-        </w:rPr>
-        <w:t>”.</w:t>
-      </w:r>
-    </w:p>
-    <w:p>
-      <w:pPr>
-        <w:rPr>
-          <w:rFonts w:ascii="Times New Roman" w:hAnsi="Times New Roman" w:cs="Times New Roman"/>
-          <w:sz w:val="24"/>
-          <w:szCs w:val="24"/>
-        </w:rPr>
-      </w:pPr>
-    </w:p>
-    <w:p>
-      <w:pPr>
-        <w:rPr>
-          <w:rFonts w:ascii="Times New Roman" w:hAnsi="Times New Roman" w:cs="Times New Roman"/>
-          <w:sz w:val="24"/>
-          <w:szCs w:val="24"/>
-        </w:rPr>
-      </w:pPr>
-      <w:r>
-        <w:rPr>
-          <w:rFonts w:ascii="Times New Roman" w:hAnsi="Times New Roman" w:cs="Times New Roman"/>
-          <w:sz w:val="24"/>
-          <w:szCs w:val="24"/>
-        </w:rPr>
-        <w:t>Week 1 Expectations: Understanding the Manual System</w:t>
-      </w:r>
-    </w:p>
-    <w:p>
-      <w:pPr>
-        <w:rPr>
-          <w:rFonts w:ascii="Times New Roman" w:hAnsi="Times New Roman" w:cs="Times New Roman"/>
-          <w:sz w:val="24"/>
-          <w:szCs w:val="24"/>
-        </w:rPr>
-      </w:pPr>
-      <w:r>
-        <w:rPr>
-          <w:rFonts w:ascii="Times New Roman" w:hAnsi="Times New Roman" w:cs="Times New Roman"/>
-          <w:sz w:val="24"/>
-          <w:szCs w:val="24"/>
-        </w:rPr>
-        <w:t>1. Project Topic &amp; Primary Goal</w:t>
-      </w:r>
-    </w:p>
-    <w:p>
-      <w:pPr>
-        <w:rPr>
-          <w:rFonts w:ascii="Times New Roman" w:eastAsia="Times New Roman" w:hAnsi="Times New Roman" w:cs="Times New Roman"/>
-          <w:sz w:val="24"/>
-          <w:szCs w:val="24"/>
-        </w:rPr>
-      </w:pPr>
-      <w:r>
-        <w:rPr>
-          <w:rFonts w:ascii="Times New Roman" w:eastAsia="Times New Roman" w:hAnsi="Times New Roman" w:cs="Times New Roman"/>
+    </w:p>
+    <w:p>
+      <w:pPr>
+        <w:rPr>
+          <w:rFonts w:ascii="Times New Roman" w:hAnsi="Times New Roman" w:eastAsia="Times New Roman" w:cs="Times New Roman"/>
+          <w:sz w:val="24"/>
+          <w:szCs w:val="24"/>
+        </w:rPr>
+      </w:pPr>
+      <w:r>
+        <w:rPr>
+          <w:rFonts w:ascii="Times New Roman" w:hAnsi="Times New Roman" w:eastAsia="Times New Roman" w:cs="Times New Roman"/>
           <w:bCs/>
           <w:sz w:val="24"/>
           <w:szCs w:val="24"/>
         </w:rPr>
-        <w:t>Project Title</w:t>
-      </w:r>
-      <w:r>
-        <w:rPr>
-          <w:rFonts w:ascii="Times New Roman" w:eastAsia="Times New Roman" w:hAnsi="Times New Roman" w:cs="Times New Roman"/>
-          <w:sz w:val="24"/>
-          <w:szCs w:val="24"/>
-        </w:rPr>
-        <w:br/>
-        <w:t>Design and Implementation of Employee Task Scheduling and Reporting Information System</w:t>
-      </w:r>
-    </w:p>
-    <w:p>
-      <w:pPr>
-        <w:rPr>
-          <w:rFonts w:ascii="Times New Roman" w:eastAsia="Times New Roman" w:hAnsi="Times New Roman" w:cs="Times New Roman"/>
-          <w:sz w:val="24"/>
-          <w:szCs w:val="24"/>
-        </w:rPr>
-      </w:pPr>
-      <w:r>
-        <w:rPr>
-          <w:rFonts w:ascii="Times New Roman" w:eastAsia="Times New Roman" w:hAnsi="Times New Roman" w:cs="Times New Roman"/>
+        <w:t>Primary Goal of the Project</w:t>
+      </w:r>
+      <w:r>
+        <w:rPr>
+          <w:rFonts w:ascii="Times New Roman" w:hAnsi="Times New Roman" w:eastAsia="Times New Roman" w:cs="Times New Roman"/>
+          <w:sz w:val="24"/>
+          <w:szCs w:val="24"/>
+        </w:rPr>
+        <w:br w:type="textWrapping"/>
+      </w:r>
+      <w:r>
+        <w:rPr>
+          <w:rFonts w:ascii="Times New Roman" w:hAnsi="Times New Roman" w:eastAsia="Times New Roman" w:cs="Times New Roman"/>
+          <w:sz w:val="24"/>
+          <w:szCs w:val="24"/>
+        </w:rPr>
+        <w:t>To automate the process of assigning, tracking, and reporting employee tasks within an organization improving efficiency, accountability, and communication between supervisors and staff.</w:t>
+      </w:r>
+    </w:p>
+    <w:p>
+      <w:pPr>
+        <w:rPr>
+          <w:rFonts w:ascii="Times New Roman" w:hAnsi="Times New Roman" w:eastAsia="Times New Roman" w:cs="Times New Roman"/>
+          <w:sz w:val="24"/>
+          <w:szCs w:val="24"/>
+          <w:vertAlign w:val="baseline"/>
+        </w:rPr>
+      </w:pPr>
+    </w:p>
+    <w:p>
+      <w:pPr>
+        <w:rPr>
+          <w:rFonts w:ascii="Times New Roman" w:hAnsi="Times New Roman" w:eastAsia="Times New Roman" w:cs="Times New Roman"/>
           <w:bCs/>
           <w:sz w:val="24"/>
           <w:szCs w:val="24"/>
         </w:rPr>
-        <w:t>Primary Goal of the Project</w:t>
-      </w:r>
-      <w:r>
-        <w:rPr>
-          <w:rFonts w:ascii="Times New Roman" w:eastAsia="Times New Roman" w:hAnsi="Times New Roman" w:cs="Times New Roman"/>
-          <w:sz w:val="24"/>
-          <w:szCs w:val="24"/>
-        </w:rPr>
-        <w:br/>
-        <w:t>To automate the process of assigning, tracking, and reporting employee</w:t>
-      </w:r>
-      <w:r>
-        <w:rPr>
-          <w:rFonts w:ascii="Times New Roman" w:eastAsia="Times New Roman" w:hAnsi="Times New Roman" w:cs="Times New Roman"/>
-          <w:sz w:val="24"/>
-          <w:szCs w:val="24"/>
-        </w:rPr>
-        <w:t xml:space="preserve"> tasks within an organization </w:t>
-      </w:r>
-      <w:r>
-        <w:rPr>
-          <w:rFonts w:ascii="Times New Roman" w:eastAsia="Times New Roman" w:hAnsi="Times New Roman" w:cs="Times New Roman"/>
-          <w:sz w:val="24"/>
-          <w:szCs w:val="24"/>
-        </w:rPr>
-        <w:t>improving efficiency, accountability, and communication between supervisors and staff.</w:t>
-      </w:r>
-    </w:p>
-    <w:p>
-      <w:pPr>
-        <w:rPr>
-          <w:rFonts w:ascii="Times New Roman" w:eastAsia="Times New Roman" w:hAnsi="Times New Roman" w:cs="Times New Roman"/>
-          <w:sz w:val="24"/>
-          <w:szCs w:val="24"/>
-        </w:rPr>
-      </w:pPr>
-    </w:p>
-    <w:p>
-      <w:pPr>
-        <w:rPr>
-          <w:rFonts w:ascii="Times New Roman" w:eastAsia="Times New Roman" w:hAnsi="Times New Roman" w:cs="Times New Roman"/>
+      </w:pPr>
+      <w:r>
+        <w:rPr>
+          <w:rFonts w:ascii="Times New Roman" w:hAnsi="Times New Roman" w:eastAsia="Times New Roman" w:cs="Times New Roman"/>
           <w:bCs/>
           <w:sz w:val="24"/>
           <w:szCs w:val="24"/>
         </w:rPr>
-      </w:pPr>
-      <w:r>
-        <w:rPr>
-          <w:rFonts w:ascii="Times New Roman" w:eastAsia="Times New Roman" w:hAnsi="Times New Roman" w:cs="Times New Roman"/>
+        <w:t>2. Scope &amp; Boundaries of the Manual Process</w:t>
+      </w:r>
+    </w:p>
+    <w:p>
+      <w:pPr>
+        <w:rPr>
+          <w:rFonts w:ascii="Times New Roman" w:hAnsi="Times New Roman" w:eastAsia="Times New Roman" w:cs="Times New Roman"/>
+          <w:sz w:val="24"/>
+          <w:szCs w:val="24"/>
+        </w:rPr>
+      </w:pPr>
+      <w:r>
+        <w:rPr>
+          <w:rFonts w:ascii="Times New Roman" w:hAnsi="Times New Roman" w:eastAsia="Times New Roman" w:cs="Times New Roman"/>
           <w:bCs/>
           <w:sz w:val="24"/>
           <w:szCs w:val="24"/>
         </w:rPr>
-        <w:t>2. Scope &amp; Boundaries of the Manual Process</w:t>
-      </w:r>
-    </w:p>
-    <w:p>
-      <w:pPr>
-        <w:rPr>
-          <w:rFonts w:ascii="Times New Roman" w:eastAsia="Times New Roman" w:hAnsi="Times New Roman" w:cs="Times New Roman"/>
-          <w:sz w:val="24"/>
-          <w:szCs w:val="24"/>
-        </w:rPr>
-      </w:pPr>
-      <w:r>
-        <w:rPr>
-          <w:rFonts w:ascii="Times New Roman" w:eastAsia="Times New Roman" w:hAnsi="Times New Roman" w:cs="Times New Roman"/>
+        <w:t>Process START</w:t>
+      </w:r>
+      <w:r>
+        <w:rPr>
+          <w:rFonts w:ascii="Times New Roman" w:hAnsi="Times New Roman" w:eastAsia="Times New Roman" w:cs="Times New Roman"/>
+          <w:sz w:val="24"/>
+          <w:szCs w:val="24"/>
+        </w:rPr>
+        <w:br w:type="textWrapping"/>
+      </w:r>
+      <w:r>
+        <w:rPr>
+          <w:rFonts w:ascii="Times New Roman" w:hAnsi="Times New Roman" w:eastAsia="Times New Roman" w:cs="Times New Roman"/>
+          <w:sz w:val="24"/>
+          <w:szCs w:val="24"/>
+        </w:rPr>
+        <w:t>A supervisor assigns tasks to employees manually through verbal instructions or paper-based records.</w:t>
+      </w:r>
+    </w:p>
+    <w:p>
+      <w:pPr>
+        <w:rPr>
+          <w:rFonts w:ascii="Times New Roman" w:hAnsi="Times New Roman" w:eastAsia="Times New Roman" w:cs="Times New Roman"/>
+          <w:sz w:val="24"/>
+          <w:szCs w:val="24"/>
+        </w:rPr>
+      </w:pPr>
+      <w:r>
+        <w:rPr>
+          <w:rFonts w:ascii="Times New Roman" w:hAnsi="Times New Roman" w:eastAsia="Times New Roman" w:cs="Times New Roman"/>
           <w:bCs/>
           <w:sz w:val="24"/>
           <w:szCs w:val="24"/>
         </w:rPr>
-        <w:t>Process START</w:t>
-      </w:r>
-      <w:r>
-        <w:rPr>
-          <w:rFonts w:ascii="Times New Roman" w:eastAsia="Times New Roman" w:hAnsi="Times New Roman" w:cs="Times New Roman"/>
-          <w:sz w:val="24"/>
-          <w:szCs w:val="24"/>
-        </w:rPr>
-        <w:br/>
-        <w:t>A supervisor assigns tasks to employees manually through verbal instructions or paper-based records.</w:t>
-      </w:r>
-    </w:p>
-    <w:p>
-      <w:pPr>
-        <w:rPr>
-          <w:rFonts w:ascii="Times New Roman" w:eastAsia="Times New Roman" w:hAnsi="Times New Roman" w:cs="Times New Roman"/>
-          <w:sz w:val="24"/>
-          <w:szCs w:val="24"/>
-        </w:rPr>
-      </w:pPr>
-      <w:r>
-        <w:rPr>
-          <w:rFonts w:ascii="Times New Roman" w:eastAsia="Times New Roman" w:hAnsi="Times New Roman" w:cs="Times New Roman"/>
+        <w:t>Process END</w:t>
+      </w:r>
+      <w:r>
+        <w:rPr>
+          <w:rFonts w:ascii="Times New Roman" w:hAnsi="Times New Roman" w:eastAsia="Times New Roman" w:cs="Times New Roman"/>
+          <w:sz w:val="24"/>
+          <w:szCs w:val="24"/>
+        </w:rPr>
+        <w:br w:type="textWrapping"/>
+      </w:r>
+      <w:r>
+        <w:rPr>
+          <w:rFonts w:ascii="Times New Roman" w:hAnsi="Times New Roman" w:eastAsia="Times New Roman" w:cs="Times New Roman"/>
+          <w:sz w:val="24"/>
+          <w:szCs w:val="24"/>
+        </w:rPr>
+        <w:t>The employee completes the task and submits a manual report back to the supervisor for review and record-keeping.</w:t>
+      </w:r>
+    </w:p>
+    <w:p>
+      <w:pPr>
+        <w:rPr>
+          <w:rFonts w:ascii="Times New Roman" w:hAnsi="Times New Roman" w:eastAsia="Times New Roman" w:cs="Times New Roman"/>
           <w:bCs/>
           <w:sz w:val="24"/>
           <w:szCs w:val="24"/>
         </w:rPr>
-        <w:t>Process END</w:t>
-      </w:r>
-      <w:r>
-        <w:rPr>
-          <w:rFonts w:ascii="Times New Roman" w:eastAsia="Times New Roman" w:hAnsi="Times New Roman" w:cs="Times New Roman"/>
-          <w:sz w:val="24"/>
-          <w:szCs w:val="24"/>
-        </w:rPr>
-        <w:br/>
-        <w:t>The employee completes the task and submits a manual report back to the supervisor for review and record-keeping.</w:t>
-      </w:r>
-    </w:p>
-    <w:p>
-      <w:pPr>
-        <w:rPr>
-          <w:rFonts w:ascii="Times New Roman" w:eastAsia="Times New Roman" w:hAnsi="Times New Roman" w:cs="Times New Roman"/>
+      </w:pPr>
+      <w:r>
+        <w:rPr>
+          <w:rFonts w:ascii="Times New Roman" w:hAnsi="Times New Roman" w:eastAsia="Times New Roman" w:cs="Times New Roman"/>
           <w:bCs/>
           <w:sz w:val="24"/>
           <w:szCs w:val="24"/>
         </w:rPr>
-      </w:pPr>
-      <w:r>
-        <w:rPr>
-          <w:rFonts w:ascii="Times New Roman" w:eastAsia="Times New Roman" w:hAnsi="Times New Roman" w:cs="Times New Roman"/>
+        <w:t>OUT OF SCOPE</w:t>
+      </w:r>
+    </w:p>
+    <w:p>
+      <w:pPr>
+        <w:rPr>
+          <w:rFonts w:ascii="Times New Roman" w:hAnsi="Times New Roman" w:eastAsia="Times New Roman" w:cs="Times New Roman"/>
+          <w:sz w:val="24"/>
+          <w:szCs w:val="24"/>
+        </w:rPr>
+      </w:pPr>
+      <w:r>
+        <w:rPr>
+          <w:rFonts w:ascii="Times New Roman" w:hAnsi="Times New Roman" w:eastAsia="Times New Roman" w:cs="Times New Roman"/>
+          <w:sz w:val="24"/>
+          <w:szCs w:val="24"/>
+        </w:rPr>
+        <w:t>This study does not cover employee recruitment, payroll management, or annual performance appraisal systems.</w:t>
+      </w:r>
+    </w:p>
+    <w:p>
+      <w:pPr>
+        <w:rPr>
+          <w:rFonts w:ascii="Times New Roman" w:hAnsi="Times New Roman" w:eastAsia="Times New Roman" w:cs="Times New Roman"/>
+          <w:sz w:val="24"/>
+          <w:szCs w:val="24"/>
+        </w:rPr>
+      </w:pPr>
+    </w:p>
+    <w:p>
+      <w:pPr>
+        <w:rPr>
+          <w:rFonts w:ascii="Times New Roman" w:hAnsi="Times New Roman" w:eastAsia="Times New Roman" w:cs="Times New Roman"/>
           <w:bCs/>
           <w:sz w:val="24"/>
           <w:szCs w:val="24"/>
         </w:rPr>
-        <w:t>OUT OF SCOPE</w:t>
-      </w:r>
-    </w:p>
-    <w:p>
-      <w:pPr>
-        <w:rPr>
-          <w:rFonts w:ascii="Times New Roman" w:eastAsia="Times New Roman" w:hAnsi="Times New Roman" w:cs="Times New Roman"/>
-          <w:sz w:val="24"/>
-          <w:szCs w:val="24"/>
-        </w:rPr>
-      </w:pPr>
-      <w:r>
-        <w:rPr>
-          <w:rFonts w:ascii="Times New Roman" w:eastAsia="Times New Roman" w:hAnsi="Times New Roman" w:cs="Times New Roman"/>
-          <w:sz w:val="24"/>
-          <w:szCs w:val="24"/>
-        </w:rPr>
-        <w:t>T</w:t>
-      </w:r>
-      <w:r>
-        <w:rPr>
-          <w:rFonts w:ascii="Times New Roman" w:eastAsia="Times New Roman" w:hAnsi="Times New Roman" w:cs="Times New Roman"/>
-          <w:sz w:val="24"/>
-          <w:szCs w:val="24"/>
-        </w:rPr>
-        <w:t>his</w:t>
-      </w:r>
-      <w:r>
-        <w:rPr>
-          <w:rFonts w:ascii="Times New Roman" w:eastAsia="Times New Roman" w:hAnsi="Times New Roman" w:cs="Times New Roman"/>
-          <w:sz w:val="24"/>
-          <w:szCs w:val="24"/>
-        </w:rPr>
-        <w:t xml:space="preserve"> study does not cover employee recruitment, payroll management, or annual performance appraisal systems.</w:t>
-      </w:r>
-    </w:p>
-    <w:p>
-      <w:pPr>
-        <w:rPr>
-          <w:rFonts w:ascii="Times New Roman" w:eastAsia="Times New Roman" w:hAnsi="Times New Roman" w:cs="Times New Roman"/>
-          <w:sz w:val="24"/>
-          <w:szCs w:val="24"/>
-        </w:rPr>
-      </w:pPr>
-    </w:p>
-    <w:p>
-      <w:pPr>
-        <w:rPr>
-          <w:rFonts w:ascii="Times New Roman" w:eastAsia="Times New Roman" w:hAnsi="Times New Roman" w:cs="Times New Roman"/>
+      </w:pPr>
+      <w:r>
+        <w:rPr>
+          <w:rFonts w:ascii="Times New Roman" w:hAnsi="Times New Roman" w:eastAsia="Times New Roman" w:cs="Times New Roman"/>
           <w:bCs/>
           <w:sz w:val="24"/>
           <w:szCs w:val="24"/>
         </w:rPr>
-      </w:pPr>
-      <w:r>
-        <w:rPr>
-          <w:rFonts w:ascii="Times New Roman" w:eastAsia="Times New Roman" w:hAnsi="Times New Roman" w:cs="Times New Roman"/>
-          <w:bCs/>
-          <w:sz w:val="24"/>
-          <w:szCs w:val="24"/>
-        </w:rPr>
         <w:t>3. Key Actors / Stakeholders</w:t>
       </w:r>
     </w:p>
     <w:p>
       <w:pPr>
         <w:rPr>
-          <w:rFonts w:ascii="Times New Roman" w:eastAsia="Times New Roman" w:hAnsi="Times New Roman" w:cs="Times New Roman"/>
+          <w:rFonts w:ascii="Times New Roman" w:hAnsi="Times New Roman" w:eastAsia="Times New Roman" w:cs="Times New Roman"/>
           <w:sz w:val="24"/>
           <w:szCs w:val="24"/>
         </w:rPr>
@@ -355,18 +347,48 @@
     </w:p>
     <w:tbl>
       <w:tblPr>
-        <w:tblStyle w:val="TableGrid"/>
+        <w:tblStyle w:val="8"/>
         <w:tblW w:w="9106" w:type="dxa"/>
         <w:tblInd w:w="-5" w:type="dxa"/>
-        <w:tblLook w:val="04A0" w:firstRow="1" w:lastRow="0" w:firstColumn="1" w:lastColumn="0" w:noHBand="0" w:noVBand="1"/>
+        <w:tblBorders>
+          <w:top w:val="single" w:color="auto" w:sz="4" w:space="0"/>
+          <w:left w:val="single" w:color="auto" w:sz="4" w:space="0"/>
+          <w:bottom w:val="single" w:color="auto" w:sz="4" w:space="0"/>
+          <w:right w:val="single" w:color="auto" w:sz="4" w:space="0"/>
+          <w:insideH w:val="single" w:color="auto" w:sz="4" w:space="0"/>
+          <w:insideV w:val="single" w:color="auto" w:sz="4" w:space="0"/>
+        </w:tblBorders>
+        <w:tblLayout w:type="autofit"/>
+        <w:tblCellMar>
+          <w:top w:w="0" w:type="dxa"/>
+          <w:left w:w="108" w:type="dxa"/>
+          <w:bottom w:w="0" w:type="dxa"/>
+          <w:right w:w="108" w:type="dxa"/>
+        </w:tblCellMar>
       </w:tblPr>
       <w:tblGrid>
         <w:gridCol w:w="3336"/>
         <w:gridCol w:w="5770"/>
       </w:tblGrid>
       <w:tr>
+        <w:tblPrEx>
+          <w:tblBorders>
+            <w:top w:val="single" w:color="auto" w:sz="4" w:space="0"/>
+            <w:left w:val="single" w:color="auto" w:sz="4" w:space="0"/>
+            <w:bottom w:val="single" w:color="auto" w:sz="4" w:space="0"/>
+            <w:right w:val="single" w:color="auto" w:sz="4" w:space="0"/>
+            <w:insideH w:val="single" w:color="auto" w:sz="4" w:space="0"/>
+            <w:insideV w:val="single" w:color="auto" w:sz="4" w:space="0"/>
+          </w:tblBorders>
+          <w:tblCellMar>
+            <w:top w:w="0" w:type="dxa"/>
+            <w:left w:w="108" w:type="dxa"/>
+            <w:bottom w:w="0" w:type="dxa"/>
+            <w:right w:w="108" w:type="dxa"/>
+          </w:tblCellMar>
+        </w:tblPrEx>
         <w:trPr>
-          <w:trHeight w:val="556"/>
+          <w:trHeight w:val="556" w:hRule="atLeast"/>
         </w:trPr>
         <w:tc>
           <w:tcPr>
@@ -374,6 +396,7 @@
           </w:tcPr>
           <w:p>
             <w:pPr>
+              <w:spacing w:after="0" w:line="240" w:lineRule="auto"/>
               <w:rPr>
                 <w:rFonts w:ascii="Times New Roman" w:hAnsi="Times New Roman" w:cs="Times New Roman"/>
                 <w:sz w:val="24"/>
@@ -382,7 +405,7 @@
             </w:pPr>
             <w:r>
               <w:rPr>
-                <w:rFonts w:ascii="Times New Roman" w:eastAsia="Times New Roman" w:hAnsi="Times New Roman" w:cs="Times New Roman"/>
+                <w:rFonts w:ascii="Times New Roman" w:hAnsi="Times New Roman" w:eastAsia="Times New Roman" w:cs="Times New Roman"/>
                 <w:bCs/>
                 <w:sz w:val="24"/>
                 <w:szCs w:val="24"/>
@@ -397,6 +420,7 @@
           </w:tcPr>
           <w:p>
             <w:pPr>
+              <w:spacing w:after="0" w:line="240" w:lineRule="auto"/>
               <w:rPr>
                 <w:rFonts w:ascii="Times New Roman" w:hAnsi="Times New Roman" w:cs="Times New Roman"/>
                 <w:sz w:val="24"/>
@@ -405,7 +429,7 @@
             </w:pPr>
             <w:r>
               <w:rPr>
-                <w:rFonts w:ascii="Times New Roman" w:eastAsia="Times New Roman" w:hAnsi="Times New Roman" w:cs="Times New Roman"/>
+                <w:rFonts w:ascii="Times New Roman" w:hAnsi="Times New Roman" w:eastAsia="Times New Roman" w:cs="Times New Roman"/>
                 <w:bCs/>
                 <w:sz w:val="24"/>
                 <w:szCs w:val="24"/>
@@ -416,8 +440,24 @@
         </w:tc>
       </w:tr>
       <w:tr>
+        <w:tblPrEx>
+          <w:tblBorders>
+            <w:top w:val="single" w:color="auto" w:sz="4" w:space="0"/>
+            <w:left w:val="single" w:color="auto" w:sz="4" w:space="0"/>
+            <w:bottom w:val="single" w:color="auto" w:sz="4" w:space="0"/>
+            <w:right w:val="single" w:color="auto" w:sz="4" w:space="0"/>
+            <w:insideH w:val="single" w:color="auto" w:sz="4" w:space="0"/>
+            <w:insideV w:val="single" w:color="auto" w:sz="4" w:space="0"/>
+          </w:tblBorders>
+          <w:tblCellMar>
+            <w:top w:w="0" w:type="dxa"/>
+            <w:left w:w="108" w:type="dxa"/>
+            <w:bottom w:w="0" w:type="dxa"/>
+            <w:right w:w="108" w:type="dxa"/>
+          </w:tblCellMar>
+        </w:tblPrEx>
         <w:trPr>
-          <w:trHeight w:val="594"/>
+          <w:trHeight w:val="594" w:hRule="atLeast"/>
         </w:trPr>
         <w:tc>
           <w:tcPr>
@@ -425,6 +465,7 @@
           </w:tcPr>
           <w:p>
             <w:pPr>
+              <w:spacing w:after="0" w:line="240" w:lineRule="auto"/>
               <w:rPr>
                 <w:rFonts w:ascii="Times New Roman" w:hAnsi="Times New Roman" w:cs="Times New Roman"/>
                 <w:sz w:val="24"/>
@@ -433,7 +474,7 @@
             </w:pPr>
             <w:r>
               <w:rPr>
-                <w:rFonts w:ascii="Times New Roman" w:eastAsia="Times New Roman" w:hAnsi="Times New Roman" w:cs="Times New Roman"/>
+                <w:rFonts w:ascii="Times New Roman" w:hAnsi="Times New Roman" w:eastAsia="Times New Roman" w:cs="Times New Roman"/>
                 <w:bCs/>
                 <w:sz w:val="24"/>
                 <w:szCs w:val="24"/>
@@ -448,6 +489,7 @@
           </w:tcPr>
           <w:p>
             <w:pPr>
+              <w:spacing w:after="0" w:line="240" w:lineRule="auto"/>
               <w:rPr>
                 <w:rFonts w:ascii="Times New Roman" w:hAnsi="Times New Roman" w:cs="Times New Roman"/>
                 <w:sz w:val="24"/>
@@ -456,7 +498,7 @@
             </w:pPr>
             <w:r>
               <w:rPr>
-                <w:rFonts w:ascii="Times New Roman" w:eastAsia="Times New Roman" w:hAnsi="Times New Roman" w:cs="Times New Roman"/>
+                <w:rFonts w:ascii="Times New Roman" w:hAnsi="Times New Roman" w:eastAsia="Times New Roman" w:cs="Times New Roman"/>
                 <w:sz w:val="24"/>
                 <w:szCs w:val="24"/>
               </w:rPr>
@@ -466,8 +508,24 @@
         </w:tc>
       </w:tr>
       <w:tr>
+        <w:tblPrEx>
+          <w:tblBorders>
+            <w:top w:val="single" w:color="auto" w:sz="4" w:space="0"/>
+            <w:left w:val="single" w:color="auto" w:sz="4" w:space="0"/>
+            <w:bottom w:val="single" w:color="auto" w:sz="4" w:space="0"/>
+            <w:right w:val="single" w:color="auto" w:sz="4" w:space="0"/>
+            <w:insideH w:val="single" w:color="auto" w:sz="4" w:space="0"/>
+            <w:insideV w:val="single" w:color="auto" w:sz="4" w:space="0"/>
+          </w:tblBorders>
+          <w:tblCellMar>
+            <w:top w:w="0" w:type="dxa"/>
+            <w:left w:w="108" w:type="dxa"/>
+            <w:bottom w:w="0" w:type="dxa"/>
+            <w:right w:w="108" w:type="dxa"/>
+          </w:tblCellMar>
+        </w:tblPrEx>
         <w:trPr>
-          <w:trHeight w:val="556"/>
+          <w:trHeight w:val="556" w:hRule="atLeast"/>
         </w:trPr>
         <w:tc>
           <w:tcPr>
@@ -475,6 +533,7 @@
           </w:tcPr>
           <w:p>
             <w:pPr>
+              <w:spacing w:after="0" w:line="240" w:lineRule="auto"/>
               <w:rPr>
                 <w:rFonts w:ascii="Times New Roman" w:hAnsi="Times New Roman" w:cs="Times New Roman"/>
                 <w:sz w:val="24"/>
@@ -483,7 +542,7 @@
             </w:pPr>
             <w:r>
               <w:rPr>
-                <w:rFonts w:ascii="Times New Roman" w:eastAsia="Times New Roman" w:hAnsi="Times New Roman" w:cs="Times New Roman"/>
+                <w:rFonts w:ascii="Times New Roman" w:hAnsi="Times New Roman" w:eastAsia="Times New Roman" w:cs="Times New Roman"/>
                 <w:bCs/>
                 <w:sz w:val="24"/>
                 <w:szCs w:val="24"/>
@@ -498,6 +557,7 @@
           </w:tcPr>
           <w:p>
             <w:pPr>
+              <w:spacing w:after="0" w:line="240" w:lineRule="auto"/>
               <w:rPr>
                 <w:rFonts w:ascii="Times New Roman" w:hAnsi="Times New Roman" w:cs="Times New Roman"/>
                 <w:sz w:val="24"/>
@@ -506,7 +566,7 @@
             </w:pPr>
             <w:r>
               <w:rPr>
-                <w:rFonts w:ascii="Times New Roman" w:eastAsia="Times New Roman" w:hAnsi="Times New Roman" w:cs="Times New Roman"/>
+                <w:rFonts w:ascii="Times New Roman" w:hAnsi="Times New Roman" w:eastAsia="Times New Roman" w:cs="Times New Roman"/>
                 <w:sz w:val="24"/>
                 <w:szCs w:val="24"/>
               </w:rPr>
@@ -516,8 +576,24 @@
         </w:tc>
       </w:tr>
       <w:tr>
+        <w:tblPrEx>
+          <w:tblBorders>
+            <w:top w:val="single" w:color="auto" w:sz="4" w:space="0"/>
+            <w:left w:val="single" w:color="auto" w:sz="4" w:space="0"/>
+            <w:bottom w:val="single" w:color="auto" w:sz="4" w:space="0"/>
+            <w:right w:val="single" w:color="auto" w:sz="4" w:space="0"/>
+            <w:insideH w:val="single" w:color="auto" w:sz="4" w:space="0"/>
+            <w:insideV w:val="single" w:color="auto" w:sz="4" w:space="0"/>
+          </w:tblBorders>
+          <w:tblCellMar>
+            <w:top w:w="0" w:type="dxa"/>
+            <w:left w:w="108" w:type="dxa"/>
+            <w:bottom w:w="0" w:type="dxa"/>
+            <w:right w:w="108" w:type="dxa"/>
+          </w:tblCellMar>
+        </w:tblPrEx>
         <w:trPr>
-          <w:trHeight w:val="594"/>
+          <w:trHeight w:val="594" w:hRule="atLeast"/>
         </w:trPr>
         <w:tc>
           <w:tcPr>
@@ -525,6 +601,7 @@
           </w:tcPr>
           <w:p>
             <w:pPr>
+              <w:spacing w:after="0" w:line="240" w:lineRule="auto"/>
               <w:rPr>
                 <w:rFonts w:ascii="Times New Roman" w:hAnsi="Times New Roman" w:cs="Times New Roman"/>
                 <w:sz w:val="24"/>
@@ -533,12 +610,11 @@
             </w:pPr>
             <w:r>
               <w:rPr>
-                <w:rFonts w:ascii="Times New Roman" w:eastAsia="Times New Roman" w:hAnsi="Times New Roman" w:cs="Times New Roman"/>
+                <w:rFonts w:ascii="Times New Roman" w:hAnsi="Times New Roman" w:eastAsia="Times New Roman" w:cs="Times New Roman"/>
                 <w:bCs/>
                 <w:sz w:val="24"/>
                 <w:szCs w:val="24"/>
               </w:rPr>
-              <w:lastRenderedPageBreak/>
               <w:t>Human Resources Department</w:t>
             </w:r>
           </w:p>
@@ -549,6 +625,7 @@
           </w:tcPr>
           <w:p>
             <w:pPr>
+              <w:spacing w:after="0" w:line="240" w:lineRule="auto"/>
               <w:rPr>
                 <w:rFonts w:ascii="Times New Roman" w:hAnsi="Times New Roman" w:cs="Times New Roman"/>
                 <w:sz w:val="24"/>
@@ -557,7 +634,7 @@
             </w:pPr>
             <w:r>
               <w:rPr>
-                <w:rFonts w:ascii="Times New Roman" w:eastAsia="Times New Roman" w:hAnsi="Times New Roman" w:cs="Times New Roman"/>
+                <w:rFonts w:ascii="Times New Roman" w:hAnsi="Times New Roman" w:eastAsia="Times New Roman" w:cs="Times New Roman"/>
                 <w:sz w:val="24"/>
                 <w:szCs w:val="24"/>
               </w:rPr>
@@ -567,8 +644,24 @@
         </w:tc>
       </w:tr>
       <w:tr>
+        <w:tblPrEx>
+          <w:tblBorders>
+            <w:top w:val="single" w:color="auto" w:sz="4" w:space="0"/>
+            <w:left w:val="single" w:color="auto" w:sz="4" w:space="0"/>
+            <w:bottom w:val="single" w:color="auto" w:sz="4" w:space="0"/>
+            <w:right w:val="single" w:color="auto" w:sz="4" w:space="0"/>
+            <w:insideH w:val="single" w:color="auto" w:sz="4" w:space="0"/>
+            <w:insideV w:val="single" w:color="auto" w:sz="4" w:space="0"/>
+          </w:tblBorders>
+          <w:tblCellMar>
+            <w:top w:w="0" w:type="dxa"/>
+            <w:left w:w="108" w:type="dxa"/>
+            <w:bottom w:w="0" w:type="dxa"/>
+            <w:right w:w="108" w:type="dxa"/>
+          </w:tblCellMar>
+        </w:tblPrEx>
         <w:trPr>
-          <w:trHeight w:val="636"/>
+          <w:trHeight w:val="636" w:hRule="atLeast"/>
         </w:trPr>
         <w:tc>
           <w:tcPr>
@@ -576,8 +669,9 @@
           </w:tcPr>
           <w:p>
             <w:pPr>
-              <w:rPr>
-                <w:rFonts w:ascii="Times New Roman" w:eastAsia="Times New Roman" w:hAnsi="Times New Roman" w:cs="Times New Roman"/>
+              <w:spacing w:after="0" w:line="240" w:lineRule="auto"/>
+              <w:rPr>
+                <w:rFonts w:ascii="Times New Roman" w:hAnsi="Times New Roman" w:eastAsia="Times New Roman" w:cs="Times New Roman"/>
                 <w:bCs/>
                 <w:sz w:val="24"/>
                 <w:szCs w:val="24"/>
@@ -585,7 +679,7 @@
             </w:pPr>
             <w:r>
               <w:rPr>
-                <w:rFonts w:ascii="Times New Roman" w:eastAsia="Times New Roman" w:hAnsi="Times New Roman" w:cs="Times New Roman"/>
+                <w:rFonts w:ascii="Times New Roman" w:hAnsi="Times New Roman" w:eastAsia="Times New Roman" w:cs="Times New Roman"/>
                 <w:bCs/>
                 <w:sz w:val="24"/>
                 <w:szCs w:val="24"/>
@@ -600,6 +694,7 @@
           </w:tcPr>
           <w:p>
             <w:pPr>
+              <w:spacing w:after="0" w:line="240" w:lineRule="auto"/>
               <w:rPr>
                 <w:rFonts w:ascii="Times New Roman" w:hAnsi="Times New Roman" w:cs="Times New Roman"/>
                 <w:sz w:val="24"/>
@@ -608,7 +703,7 @@
             </w:pPr>
             <w:r>
               <w:rPr>
-                <w:rFonts w:ascii="Times New Roman" w:eastAsia="Times New Roman" w:hAnsi="Times New Roman" w:cs="Times New Roman"/>
+                <w:rFonts w:ascii="Times New Roman" w:hAnsi="Times New Roman" w:eastAsia="Times New Roman" w:cs="Times New Roman"/>
                 <w:sz w:val="24"/>
                 <w:szCs w:val="24"/>
               </w:rPr>
@@ -621,16 +716,16 @@
     <w:p>
       <w:pPr>
         <w:rPr>
-          <w:rFonts w:ascii="Times New Roman" w:eastAsia="Times New Roman" w:hAnsi="Times New Roman" w:cs="Times New Roman"/>
-          <w:sz w:val="24"/>
-          <w:szCs w:val="24"/>
-        </w:rPr>
-      </w:pPr>
-    </w:p>
-    <w:p>
-      <w:pPr>
-        <w:rPr>
-          <w:rFonts w:ascii="Times New Roman" w:eastAsia="Times New Roman" w:hAnsi="Times New Roman" w:cs="Times New Roman"/>
+          <w:rFonts w:ascii="Times New Roman" w:hAnsi="Times New Roman" w:eastAsia="Times New Roman" w:cs="Times New Roman"/>
+          <w:sz w:val="24"/>
+          <w:szCs w:val="24"/>
+        </w:rPr>
+      </w:pPr>
+    </w:p>
+    <w:p>
+      <w:pPr>
+        <w:rPr>
+          <w:rFonts w:ascii="Times New Roman" w:hAnsi="Times New Roman" w:eastAsia="Times New Roman" w:cs="Times New Roman"/>
           <w:bCs/>
           <w:sz w:val="24"/>
           <w:szCs w:val="24"/>
@@ -640,7 +735,7 @@
     <w:p>
       <w:pPr>
         <w:rPr>
-          <w:rFonts w:ascii="Times New Roman" w:eastAsia="Times New Roman" w:hAnsi="Times New Roman" w:cs="Times New Roman"/>
+          <w:rFonts w:ascii="Times New Roman" w:hAnsi="Times New Roman" w:eastAsia="Times New Roman" w:cs="Times New Roman"/>
           <w:bCs/>
           <w:sz w:val="24"/>
           <w:szCs w:val="24"/>
@@ -650,7 +745,7 @@
     <w:p>
       <w:pPr>
         <w:rPr>
-          <w:rFonts w:ascii="Times New Roman" w:eastAsia="Times New Roman" w:hAnsi="Times New Roman" w:cs="Times New Roman"/>
+          <w:rFonts w:ascii="Times New Roman" w:hAnsi="Times New Roman" w:eastAsia="Times New Roman" w:cs="Times New Roman"/>
           <w:bCs/>
           <w:sz w:val="24"/>
           <w:szCs w:val="24"/>
@@ -658,7 +753,7 @@
       </w:pPr>
       <w:r>
         <w:rPr>
-          <w:rFonts w:ascii="Times New Roman" w:eastAsia="Times New Roman" w:hAnsi="Times New Roman" w:cs="Times New Roman"/>
+          <w:rFonts w:ascii="Times New Roman" w:hAnsi="Times New Roman" w:eastAsia="Times New Roman" w:cs="Times New Roman"/>
           <w:bCs/>
           <w:sz w:val="24"/>
           <w:szCs w:val="24"/>
@@ -669,14 +764,14 @@
     <w:p>
       <w:pPr>
         <w:rPr>
-          <w:rFonts w:ascii="Times New Roman" w:eastAsia="Times New Roman" w:hAnsi="Times New Roman" w:cs="Times New Roman"/>
-          <w:sz w:val="24"/>
-          <w:szCs w:val="24"/>
-        </w:rPr>
-      </w:pPr>
-      <w:r>
-        <w:rPr>
-          <w:rFonts w:ascii="Times New Roman" w:eastAsia="Times New Roman" w:hAnsi="Times New Roman" w:cs="Times New Roman"/>
+          <w:rFonts w:ascii="Times New Roman" w:hAnsi="Times New Roman" w:eastAsia="Times New Roman" w:cs="Times New Roman"/>
+          <w:sz w:val="24"/>
+          <w:szCs w:val="24"/>
+        </w:rPr>
+      </w:pPr>
+      <w:r>
+        <w:rPr>
+          <w:rFonts w:ascii="Times New Roman" w:hAnsi="Times New Roman" w:eastAsia="Times New Roman" w:cs="Times New Roman"/>
           <w:bCs/>
           <w:sz w:val="24"/>
           <w:szCs w:val="24"/>
@@ -685,7 +780,7 @@
       </w:r>
       <w:r>
         <w:rPr>
-          <w:rFonts w:ascii="Times New Roman" w:eastAsia="Times New Roman" w:hAnsi="Times New Roman" w:cs="Times New Roman"/>
+          <w:rFonts w:ascii="Times New Roman" w:hAnsi="Times New Roman" w:eastAsia="Times New Roman" w:cs="Times New Roman"/>
           <w:sz w:val="24"/>
           <w:szCs w:val="24"/>
         </w:rPr>
@@ -695,7 +790,7 @@
     <w:p>
       <w:pPr>
         <w:rPr>
-          <w:rFonts w:ascii="Times New Roman" w:eastAsia="Times New Roman" w:hAnsi="Times New Roman" w:cs="Times New Roman"/>
+          <w:rFonts w:ascii="Times New Roman" w:hAnsi="Times New Roman" w:eastAsia="Times New Roman" w:cs="Times New Roman"/>
           <w:sz w:val="24"/>
           <w:szCs w:val="24"/>
         </w:rPr>
@@ -703,10 +798,24 @@
     </w:p>
     <w:tbl>
       <w:tblPr>
-        <w:tblStyle w:val="TableGrid"/>
+        <w:tblStyle w:val="8"/>
         <w:tblW w:w="10071" w:type="dxa"/>
         <w:tblInd w:w="-185" w:type="dxa"/>
-        <w:tblLook w:val="04A0" w:firstRow="1" w:lastRow="0" w:firstColumn="1" w:lastColumn="0" w:noHBand="0" w:noVBand="1"/>
+        <w:tblBorders>
+          <w:top w:val="single" w:color="auto" w:sz="4" w:space="0"/>
+          <w:left w:val="single" w:color="auto" w:sz="4" w:space="0"/>
+          <w:bottom w:val="single" w:color="auto" w:sz="4" w:space="0"/>
+          <w:right w:val="single" w:color="auto" w:sz="4" w:space="0"/>
+          <w:insideH w:val="single" w:color="auto" w:sz="4" w:space="0"/>
+          <w:insideV w:val="single" w:color="auto" w:sz="4" w:space="0"/>
+        </w:tblBorders>
+        <w:tblLayout w:type="autofit"/>
+        <w:tblCellMar>
+          <w:top w:w="0" w:type="dxa"/>
+          <w:left w:w="108" w:type="dxa"/>
+          <w:bottom w:w="0" w:type="dxa"/>
+          <w:right w:w="108" w:type="dxa"/>
+        </w:tblCellMar>
       </w:tblPr>
       <w:tblGrid>
         <w:gridCol w:w="729"/>
@@ -716,8 +825,24 @@
         <w:gridCol w:w="2473"/>
       </w:tblGrid>
       <w:tr>
+        <w:tblPrEx>
+          <w:tblBorders>
+            <w:top w:val="single" w:color="auto" w:sz="4" w:space="0"/>
+            <w:left w:val="single" w:color="auto" w:sz="4" w:space="0"/>
+            <w:bottom w:val="single" w:color="auto" w:sz="4" w:space="0"/>
+            <w:right w:val="single" w:color="auto" w:sz="4" w:space="0"/>
+            <w:insideH w:val="single" w:color="auto" w:sz="4" w:space="0"/>
+            <w:insideV w:val="single" w:color="auto" w:sz="4" w:space="0"/>
+          </w:tblBorders>
+          <w:tblCellMar>
+            <w:top w:w="0" w:type="dxa"/>
+            <w:left w:w="108" w:type="dxa"/>
+            <w:bottom w:w="0" w:type="dxa"/>
+            <w:right w:w="108" w:type="dxa"/>
+          </w:tblCellMar>
+        </w:tblPrEx>
         <w:trPr>
-          <w:trHeight w:val="323"/>
+          <w:trHeight w:val="323" w:hRule="atLeast"/>
         </w:trPr>
         <w:tc>
           <w:tcPr>
@@ -725,15 +850,16 @@
           </w:tcPr>
           <w:p>
             <w:pPr>
-              <w:rPr>
-                <w:rFonts w:ascii="Times New Roman" w:eastAsia="Times New Roman" w:hAnsi="Times New Roman" w:cs="Times New Roman"/>
-                <w:sz w:val="24"/>
-                <w:szCs w:val="24"/>
-              </w:rPr>
-            </w:pPr>
-            <w:r>
-              <w:rPr>
-                <w:rFonts w:ascii="Times New Roman" w:eastAsia="Times New Roman" w:hAnsi="Times New Roman" w:cs="Times New Roman"/>
+              <w:spacing w:after="0" w:line="240" w:lineRule="auto"/>
+              <w:rPr>
+                <w:rFonts w:ascii="Times New Roman" w:hAnsi="Times New Roman" w:eastAsia="Times New Roman" w:cs="Times New Roman"/>
+                <w:sz w:val="24"/>
+                <w:szCs w:val="24"/>
+              </w:rPr>
+            </w:pPr>
+            <w:r>
+              <w:rPr>
+                <w:rFonts w:ascii="Times New Roman" w:hAnsi="Times New Roman" w:eastAsia="Times New Roman" w:cs="Times New Roman"/>
                 <w:sz w:val="24"/>
                 <w:szCs w:val="24"/>
               </w:rPr>
@@ -747,15 +873,16 @@
           </w:tcPr>
           <w:p>
             <w:pPr>
-              <w:rPr>
-                <w:rFonts w:ascii="Times New Roman" w:eastAsia="Times New Roman" w:hAnsi="Times New Roman" w:cs="Times New Roman"/>
-                <w:sz w:val="24"/>
-                <w:szCs w:val="24"/>
-              </w:rPr>
-            </w:pPr>
-            <w:r>
-              <w:rPr>
-                <w:rFonts w:ascii="Times New Roman" w:eastAsia="Times New Roman" w:hAnsi="Times New Roman" w:cs="Times New Roman"/>
+              <w:spacing w:after="0" w:line="240" w:lineRule="auto"/>
+              <w:rPr>
+                <w:rFonts w:ascii="Times New Roman" w:hAnsi="Times New Roman" w:eastAsia="Times New Roman" w:cs="Times New Roman"/>
+                <w:sz w:val="24"/>
+                <w:szCs w:val="24"/>
+              </w:rPr>
+            </w:pPr>
+            <w:r>
+              <w:rPr>
+                <w:rFonts w:ascii="Times New Roman" w:hAnsi="Times New Roman" w:eastAsia="Times New Roman" w:cs="Times New Roman"/>
                 <w:bCs/>
                 <w:sz w:val="24"/>
                 <w:szCs w:val="24"/>
@@ -770,15 +897,16 @@
           </w:tcPr>
           <w:p>
             <w:pPr>
-              <w:rPr>
-                <w:rFonts w:ascii="Times New Roman" w:eastAsia="Times New Roman" w:hAnsi="Times New Roman" w:cs="Times New Roman"/>
-                <w:sz w:val="24"/>
-                <w:szCs w:val="24"/>
-              </w:rPr>
-            </w:pPr>
-            <w:r>
-              <w:rPr>
-                <w:rFonts w:ascii="Times New Roman" w:eastAsia="Times New Roman" w:hAnsi="Times New Roman" w:cs="Times New Roman"/>
+              <w:spacing w:after="0" w:line="240" w:lineRule="auto"/>
+              <w:rPr>
+                <w:rFonts w:ascii="Times New Roman" w:hAnsi="Times New Roman" w:eastAsia="Times New Roman" w:cs="Times New Roman"/>
+                <w:sz w:val="24"/>
+                <w:szCs w:val="24"/>
+              </w:rPr>
+            </w:pPr>
+            <w:r>
+              <w:rPr>
+                <w:rFonts w:ascii="Times New Roman" w:hAnsi="Times New Roman" w:eastAsia="Times New Roman" w:cs="Times New Roman"/>
                 <w:sz w:val="24"/>
                 <w:szCs w:val="24"/>
               </w:rPr>
@@ -792,15 +920,16 @@
           </w:tcPr>
           <w:p>
             <w:pPr>
-              <w:rPr>
-                <w:rFonts w:ascii="Times New Roman" w:eastAsia="Times New Roman" w:hAnsi="Times New Roman" w:cs="Times New Roman"/>
-                <w:sz w:val="24"/>
-                <w:szCs w:val="24"/>
-              </w:rPr>
-            </w:pPr>
-            <w:r>
-              <w:rPr>
-                <w:rFonts w:ascii="Times New Roman" w:eastAsia="Times New Roman" w:hAnsi="Times New Roman" w:cs="Times New Roman"/>
+              <w:spacing w:after="0" w:line="240" w:lineRule="auto"/>
+              <w:rPr>
+                <w:rFonts w:ascii="Times New Roman" w:hAnsi="Times New Roman" w:eastAsia="Times New Roman" w:cs="Times New Roman"/>
+                <w:sz w:val="24"/>
+                <w:szCs w:val="24"/>
+              </w:rPr>
+            </w:pPr>
+            <w:r>
+              <w:rPr>
+                <w:rFonts w:ascii="Times New Roman" w:hAnsi="Times New Roman" w:eastAsia="Times New Roman" w:cs="Times New Roman"/>
                 <w:sz w:val="24"/>
                 <w:szCs w:val="24"/>
               </w:rPr>
@@ -814,15 +943,16 @@
           </w:tcPr>
           <w:p>
             <w:pPr>
-              <w:rPr>
-                <w:rFonts w:ascii="Times New Roman" w:eastAsia="Times New Roman" w:hAnsi="Times New Roman" w:cs="Times New Roman"/>
-                <w:sz w:val="24"/>
-                <w:szCs w:val="24"/>
-              </w:rPr>
-            </w:pPr>
-            <w:r>
-              <w:rPr>
-                <w:rFonts w:ascii="Times New Roman" w:eastAsia="Times New Roman" w:hAnsi="Times New Roman" w:cs="Times New Roman"/>
+              <w:spacing w:after="0" w:line="240" w:lineRule="auto"/>
+              <w:rPr>
+                <w:rFonts w:ascii="Times New Roman" w:hAnsi="Times New Roman" w:eastAsia="Times New Roman" w:cs="Times New Roman"/>
+                <w:sz w:val="24"/>
+                <w:szCs w:val="24"/>
+              </w:rPr>
+            </w:pPr>
+            <w:r>
+              <w:rPr>
+                <w:rFonts w:ascii="Times New Roman" w:hAnsi="Times New Roman" w:eastAsia="Times New Roman" w:cs="Times New Roman"/>
                 <w:bCs/>
                 <w:sz w:val="24"/>
                 <w:szCs w:val="24"/>
@@ -833,8 +963,24 @@
         </w:tc>
       </w:tr>
       <w:tr>
+        <w:tblPrEx>
+          <w:tblBorders>
+            <w:top w:val="single" w:color="auto" w:sz="4" w:space="0"/>
+            <w:left w:val="single" w:color="auto" w:sz="4" w:space="0"/>
+            <w:bottom w:val="single" w:color="auto" w:sz="4" w:space="0"/>
+            <w:right w:val="single" w:color="auto" w:sz="4" w:space="0"/>
+            <w:insideH w:val="single" w:color="auto" w:sz="4" w:space="0"/>
+            <w:insideV w:val="single" w:color="auto" w:sz="4" w:space="0"/>
+          </w:tblBorders>
+          <w:tblCellMar>
+            <w:top w:w="0" w:type="dxa"/>
+            <w:left w:w="108" w:type="dxa"/>
+            <w:bottom w:w="0" w:type="dxa"/>
+            <w:right w:w="108" w:type="dxa"/>
+          </w:tblCellMar>
+        </w:tblPrEx>
         <w:trPr>
-          <w:trHeight w:val="1036"/>
+          <w:trHeight w:val="1036" w:hRule="atLeast"/>
         </w:trPr>
         <w:tc>
           <w:tcPr>
@@ -842,15 +988,16 @@
           </w:tcPr>
           <w:p>
             <w:pPr>
-              <w:rPr>
-                <w:rFonts w:ascii="Times New Roman" w:eastAsia="Times New Roman" w:hAnsi="Times New Roman" w:cs="Times New Roman"/>
-                <w:sz w:val="24"/>
-                <w:szCs w:val="24"/>
-              </w:rPr>
-            </w:pPr>
-            <w:r>
-              <w:rPr>
-                <w:rFonts w:ascii="Times New Roman" w:eastAsia="Times New Roman" w:hAnsi="Times New Roman" w:cs="Times New Roman"/>
+              <w:spacing w:after="0" w:line="240" w:lineRule="auto"/>
+              <w:rPr>
+                <w:rFonts w:ascii="Times New Roman" w:hAnsi="Times New Roman" w:eastAsia="Times New Roman" w:cs="Times New Roman"/>
+                <w:sz w:val="24"/>
+                <w:szCs w:val="24"/>
+              </w:rPr>
+            </w:pPr>
+            <w:r>
+              <w:rPr>
+                <w:rFonts w:ascii="Times New Roman" w:hAnsi="Times New Roman" w:eastAsia="Times New Roman" w:cs="Times New Roman"/>
                 <w:sz w:val="24"/>
                 <w:szCs w:val="24"/>
               </w:rPr>
@@ -864,15 +1011,16 @@
           </w:tcPr>
           <w:p>
             <w:pPr>
-              <w:rPr>
-                <w:rFonts w:ascii="Times New Roman" w:eastAsia="Times New Roman" w:hAnsi="Times New Roman" w:cs="Times New Roman"/>
-                <w:sz w:val="24"/>
-                <w:szCs w:val="24"/>
-              </w:rPr>
-            </w:pPr>
-            <w:r>
-              <w:rPr>
-                <w:rFonts w:ascii="Times New Roman" w:eastAsia="Times New Roman" w:hAnsi="Times New Roman" w:cs="Times New Roman"/>
+              <w:spacing w:after="0" w:line="240" w:lineRule="auto"/>
+              <w:rPr>
+                <w:rFonts w:ascii="Times New Roman" w:hAnsi="Times New Roman" w:eastAsia="Times New Roman" w:cs="Times New Roman"/>
+                <w:sz w:val="24"/>
+                <w:szCs w:val="24"/>
+              </w:rPr>
+            </w:pPr>
+            <w:r>
+              <w:rPr>
+                <w:rFonts w:ascii="Times New Roman" w:hAnsi="Times New Roman" w:eastAsia="Times New Roman" w:cs="Times New Roman"/>
                 <w:sz w:val="24"/>
                 <w:szCs w:val="24"/>
               </w:rPr>
@@ -886,15 +1034,16 @@
           </w:tcPr>
           <w:p>
             <w:pPr>
-              <w:rPr>
-                <w:rFonts w:ascii="Times New Roman" w:eastAsia="Times New Roman" w:hAnsi="Times New Roman" w:cs="Times New Roman"/>
-                <w:sz w:val="24"/>
-                <w:szCs w:val="24"/>
-              </w:rPr>
-            </w:pPr>
-            <w:r>
-              <w:rPr>
-                <w:rFonts w:ascii="Times New Roman" w:eastAsia="Times New Roman" w:hAnsi="Times New Roman" w:cs="Times New Roman"/>
+              <w:spacing w:after="0" w:line="240" w:lineRule="auto"/>
+              <w:rPr>
+                <w:rFonts w:ascii="Times New Roman" w:hAnsi="Times New Roman" w:eastAsia="Times New Roman" w:cs="Times New Roman"/>
+                <w:sz w:val="24"/>
+                <w:szCs w:val="24"/>
+              </w:rPr>
+            </w:pPr>
+            <w:r>
+              <w:rPr>
+                <w:rFonts w:ascii="Times New Roman" w:hAnsi="Times New Roman" w:eastAsia="Times New Roman" w:cs="Times New Roman"/>
                 <w:sz w:val="24"/>
                 <w:szCs w:val="24"/>
               </w:rPr>
@@ -908,15 +1057,16 @@
           </w:tcPr>
           <w:p>
             <w:pPr>
-              <w:rPr>
-                <w:rFonts w:ascii="Times New Roman" w:eastAsia="Times New Roman" w:hAnsi="Times New Roman" w:cs="Times New Roman"/>
-                <w:sz w:val="24"/>
-                <w:szCs w:val="24"/>
-              </w:rPr>
-            </w:pPr>
-            <w:r>
-              <w:rPr>
-                <w:rFonts w:ascii="Times New Roman" w:eastAsia="Times New Roman" w:hAnsi="Times New Roman" w:cs="Times New Roman"/>
+              <w:spacing w:after="0" w:line="240" w:lineRule="auto"/>
+              <w:rPr>
+                <w:rFonts w:ascii="Times New Roman" w:hAnsi="Times New Roman" w:eastAsia="Times New Roman" w:cs="Times New Roman"/>
+                <w:sz w:val="24"/>
+                <w:szCs w:val="24"/>
+              </w:rPr>
+            </w:pPr>
+            <w:r>
+              <w:rPr>
+                <w:rFonts w:ascii="Times New Roman" w:hAnsi="Times New Roman" w:eastAsia="Times New Roman" w:cs="Times New Roman"/>
                 <w:sz w:val="24"/>
                 <w:szCs w:val="24"/>
               </w:rPr>
@@ -930,15 +1080,16 @@
           </w:tcPr>
           <w:p>
             <w:pPr>
-              <w:rPr>
-                <w:rFonts w:ascii="Times New Roman" w:eastAsia="Times New Roman" w:hAnsi="Times New Roman" w:cs="Times New Roman"/>
-                <w:sz w:val="24"/>
-                <w:szCs w:val="24"/>
-              </w:rPr>
-            </w:pPr>
-            <w:r>
-              <w:rPr>
-                <w:rFonts w:ascii="Times New Roman" w:eastAsia="Times New Roman" w:hAnsi="Times New Roman" w:cs="Times New Roman"/>
+              <w:spacing w:after="0" w:line="240" w:lineRule="auto"/>
+              <w:rPr>
+                <w:rFonts w:ascii="Times New Roman" w:hAnsi="Times New Roman" w:eastAsia="Times New Roman" w:cs="Times New Roman"/>
+                <w:sz w:val="24"/>
+                <w:szCs w:val="24"/>
+              </w:rPr>
+            </w:pPr>
+            <w:r>
+              <w:rPr>
+                <w:rFonts w:ascii="Times New Roman" w:hAnsi="Times New Roman" w:eastAsia="Times New Roman" w:cs="Times New Roman"/>
                 <w:sz w:val="24"/>
                 <w:szCs w:val="24"/>
               </w:rPr>
@@ -948,8 +1099,24 @@
         </w:tc>
       </w:tr>
       <w:tr>
+        <w:tblPrEx>
+          <w:tblBorders>
+            <w:top w:val="single" w:color="auto" w:sz="4" w:space="0"/>
+            <w:left w:val="single" w:color="auto" w:sz="4" w:space="0"/>
+            <w:bottom w:val="single" w:color="auto" w:sz="4" w:space="0"/>
+            <w:right w:val="single" w:color="auto" w:sz="4" w:space="0"/>
+            <w:insideH w:val="single" w:color="auto" w:sz="4" w:space="0"/>
+            <w:insideV w:val="single" w:color="auto" w:sz="4" w:space="0"/>
+          </w:tblBorders>
+          <w:tblCellMar>
+            <w:top w:w="0" w:type="dxa"/>
+            <w:left w:w="108" w:type="dxa"/>
+            <w:bottom w:w="0" w:type="dxa"/>
+            <w:right w:w="108" w:type="dxa"/>
+          </w:tblCellMar>
+        </w:tblPrEx>
         <w:trPr>
-          <w:trHeight w:val="1013"/>
+          <w:trHeight w:val="1013" w:hRule="atLeast"/>
         </w:trPr>
         <w:tc>
           <w:tcPr>
@@ -957,15 +1124,16 @@
           </w:tcPr>
           <w:p>
             <w:pPr>
-              <w:rPr>
-                <w:rFonts w:ascii="Times New Roman" w:eastAsia="Times New Roman" w:hAnsi="Times New Roman" w:cs="Times New Roman"/>
-                <w:sz w:val="24"/>
-                <w:szCs w:val="24"/>
-              </w:rPr>
-            </w:pPr>
-            <w:r>
-              <w:rPr>
-                <w:rFonts w:ascii="Times New Roman" w:eastAsia="Times New Roman" w:hAnsi="Times New Roman" w:cs="Times New Roman"/>
+              <w:spacing w:after="0" w:line="240" w:lineRule="auto"/>
+              <w:rPr>
+                <w:rFonts w:ascii="Times New Roman" w:hAnsi="Times New Roman" w:eastAsia="Times New Roman" w:cs="Times New Roman"/>
+                <w:sz w:val="24"/>
+                <w:szCs w:val="24"/>
+              </w:rPr>
+            </w:pPr>
+            <w:r>
+              <w:rPr>
+                <w:rFonts w:ascii="Times New Roman" w:hAnsi="Times New Roman" w:eastAsia="Times New Roman" w:cs="Times New Roman"/>
                 <w:sz w:val="24"/>
                 <w:szCs w:val="24"/>
               </w:rPr>
@@ -979,15 +1147,16 @@
           </w:tcPr>
           <w:p>
             <w:pPr>
-              <w:rPr>
-                <w:rFonts w:ascii="Times New Roman" w:eastAsia="Times New Roman" w:hAnsi="Times New Roman" w:cs="Times New Roman"/>
-                <w:sz w:val="24"/>
-                <w:szCs w:val="24"/>
-              </w:rPr>
-            </w:pPr>
-            <w:r>
-              <w:rPr>
-                <w:rFonts w:ascii="Times New Roman" w:eastAsia="Times New Roman" w:hAnsi="Times New Roman" w:cs="Times New Roman"/>
+              <w:spacing w:after="0" w:line="240" w:lineRule="auto"/>
+              <w:rPr>
+                <w:rFonts w:ascii="Times New Roman" w:hAnsi="Times New Roman" w:eastAsia="Times New Roman" w:cs="Times New Roman"/>
+                <w:sz w:val="24"/>
+                <w:szCs w:val="24"/>
+              </w:rPr>
+            </w:pPr>
+            <w:r>
+              <w:rPr>
+                <w:rFonts w:ascii="Times New Roman" w:hAnsi="Times New Roman" w:eastAsia="Times New Roman" w:cs="Times New Roman"/>
                 <w:sz w:val="24"/>
                 <w:szCs w:val="24"/>
               </w:rPr>
@@ -1001,15 +1170,16 @@
           </w:tcPr>
           <w:p>
             <w:pPr>
-              <w:rPr>
-                <w:rFonts w:ascii="Times New Roman" w:eastAsia="Times New Roman" w:hAnsi="Times New Roman" w:cs="Times New Roman"/>
-                <w:sz w:val="24"/>
-                <w:szCs w:val="24"/>
-              </w:rPr>
-            </w:pPr>
-            <w:r>
-              <w:rPr>
-                <w:rFonts w:ascii="Times New Roman" w:eastAsia="Times New Roman" w:hAnsi="Times New Roman" w:cs="Times New Roman"/>
+              <w:spacing w:after="0" w:line="240" w:lineRule="auto"/>
+              <w:rPr>
+                <w:rFonts w:ascii="Times New Roman" w:hAnsi="Times New Roman" w:eastAsia="Times New Roman" w:cs="Times New Roman"/>
+                <w:sz w:val="24"/>
+                <w:szCs w:val="24"/>
+              </w:rPr>
+            </w:pPr>
+            <w:r>
+              <w:rPr>
+                <w:rFonts w:ascii="Times New Roman" w:hAnsi="Times New Roman" w:eastAsia="Times New Roman" w:cs="Times New Roman"/>
                 <w:sz w:val="24"/>
                 <w:szCs w:val="24"/>
               </w:rPr>
@@ -1023,15 +1193,16 @@
           </w:tcPr>
           <w:p>
             <w:pPr>
-              <w:rPr>
-                <w:rFonts w:ascii="Times New Roman" w:eastAsia="Times New Roman" w:hAnsi="Times New Roman" w:cs="Times New Roman"/>
-                <w:sz w:val="24"/>
-                <w:szCs w:val="24"/>
-              </w:rPr>
-            </w:pPr>
-            <w:r>
-              <w:rPr>
-                <w:rFonts w:ascii="Times New Roman" w:eastAsia="Times New Roman" w:hAnsi="Times New Roman" w:cs="Times New Roman"/>
+              <w:spacing w:after="0" w:line="240" w:lineRule="auto"/>
+              <w:rPr>
+                <w:rFonts w:ascii="Times New Roman" w:hAnsi="Times New Roman" w:eastAsia="Times New Roman" w:cs="Times New Roman"/>
+                <w:sz w:val="24"/>
+                <w:szCs w:val="24"/>
+              </w:rPr>
+            </w:pPr>
+            <w:r>
+              <w:rPr>
+                <w:rFonts w:ascii="Times New Roman" w:hAnsi="Times New Roman" w:eastAsia="Times New Roman" w:cs="Times New Roman"/>
                 <w:sz w:val="24"/>
                 <w:szCs w:val="24"/>
               </w:rPr>
@@ -1045,15 +1216,16 @@
           </w:tcPr>
           <w:p>
             <w:pPr>
-              <w:rPr>
-                <w:rFonts w:ascii="Times New Roman" w:eastAsia="Times New Roman" w:hAnsi="Times New Roman" w:cs="Times New Roman"/>
-                <w:sz w:val="24"/>
-                <w:szCs w:val="24"/>
-              </w:rPr>
-            </w:pPr>
-            <w:r>
-              <w:rPr>
-                <w:rFonts w:ascii="Times New Roman" w:eastAsia="Times New Roman" w:hAnsi="Times New Roman" w:cs="Times New Roman"/>
+              <w:spacing w:after="0" w:line="240" w:lineRule="auto"/>
+              <w:rPr>
+                <w:rFonts w:ascii="Times New Roman" w:hAnsi="Times New Roman" w:eastAsia="Times New Roman" w:cs="Times New Roman"/>
+                <w:sz w:val="24"/>
+                <w:szCs w:val="24"/>
+              </w:rPr>
+            </w:pPr>
+            <w:r>
+              <w:rPr>
+                <w:rFonts w:ascii="Times New Roman" w:hAnsi="Times New Roman" w:eastAsia="Times New Roman" w:cs="Times New Roman"/>
                 <w:sz w:val="24"/>
                 <w:szCs w:val="24"/>
               </w:rPr>
@@ -1063,8 +1235,24 @@
         </w:tc>
       </w:tr>
       <w:tr>
+        <w:tblPrEx>
+          <w:tblBorders>
+            <w:top w:val="single" w:color="auto" w:sz="4" w:space="0"/>
+            <w:left w:val="single" w:color="auto" w:sz="4" w:space="0"/>
+            <w:bottom w:val="single" w:color="auto" w:sz="4" w:space="0"/>
+            <w:right w:val="single" w:color="auto" w:sz="4" w:space="0"/>
+            <w:insideH w:val="single" w:color="auto" w:sz="4" w:space="0"/>
+            <w:insideV w:val="single" w:color="auto" w:sz="4" w:space="0"/>
+          </w:tblBorders>
+          <w:tblCellMar>
+            <w:top w:w="0" w:type="dxa"/>
+            <w:left w:w="108" w:type="dxa"/>
+            <w:bottom w:w="0" w:type="dxa"/>
+            <w:right w:w="108" w:type="dxa"/>
+          </w:tblCellMar>
+        </w:tblPrEx>
         <w:trPr>
-          <w:trHeight w:val="1013"/>
+          <w:trHeight w:val="1013" w:hRule="atLeast"/>
         </w:trPr>
         <w:tc>
           <w:tcPr>
@@ -1072,15 +1260,16 @@
           </w:tcPr>
           <w:p>
             <w:pPr>
-              <w:rPr>
-                <w:rFonts w:ascii="Times New Roman" w:eastAsia="Times New Roman" w:hAnsi="Times New Roman" w:cs="Times New Roman"/>
-                <w:sz w:val="24"/>
-                <w:szCs w:val="24"/>
-              </w:rPr>
-            </w:pPr>
-            <w:r>
-              <w:rPr>
-                <w:rFonts w:ascii="Times New Roman" w:eastAsia="Times New Roman" w:hAnsi="Times New Roman" w:cs="Times New Roman"/>
+              <w:spacing w:after="0" w:line="240" w:lineRule="auto"/>
+              <w:rPr>
+                <w:rFonts w:ascii="Times New Roman" w:hAnsi="Times New Roman" w:eastAsia="Times New Roman" w:cs="Times New Roman"/>
+                <w:sz w:val="24"/>
+                <w:szCs w:val="24"/>
+              </w:rPr>
+            </w:pPr>
+            <w:r>
+              <w:rPr>
+                <w:rFonts w:ascii="Times New Roman" w:hAnsi="Times New Roman" w:eastAsia="Times New Roman" w:cs="Times New Roman"/>
                 <w:sz w:val="24"/>
                 <w:szCs w:val="24"/>
               </w:rPr>
@@ -1094,15 +1283,16 @@
           </w:tcPr>
           <w:p>
             <w:pPr>
-              <w:rPr>
-                <w:rFonts w:ascii="Times New Roman" w:eastAsia="Times New Roman" w:hAnsi="Times New Roman" w:cs="Times New Roman"/>
-                <w:sz w:val="24"/>
-                <w:szCs w:val="24"/>
-              </w:rPr>
-            </w:pPr>
-            <w:r>
-              <w:rPr>
-                <w:rFonts w:ascii="Times New Roman" w:eastAsia="Times New Roman" w:hAnsi="Times New Roman" w:cs="Times New Roman"/>
+              <w:spacing w:after="0" w:line="240" w:lineRule="auto"/>
+              <w:rPr>
+                <w:rFonts w:ascii="Times New Roman" w:hAnsi="Times New Roman" w:eastAsia="Times New Roman" w:cs="Times New Roman"/>
+                <w:sz w:val="24"/>
+                <w:szCs w:val="24"/>
+              </w:rPr>
+            </w:pPr>
+            <w:r>
+              <w:rPr>
+                <w:rFonts w:ascii="Times New Roman" w:hAnsi="Times New Roman" w:eastAsia="Times New Roman" w:cs="Times New Roman"/>
                 <w:sz w:val="24"/>
                 <w:szCs w:val="24"/>
               </w:rPr>
@@ -1116,15 +1306,16 @@
           </w:tcPr>
           <w:p>
             <w:pPr>
-              <w:rPr>
-                <w:rFonts w:ascii="Times New Roman" w:eastAsia="Times New Roman" w:hAnsi="Times New Roman" w:cs="Times New Roman"/>
-                <w:sz w:val="24"/>
-                <w:szCs w:val="24"/>
-              </w:rPr>
-            </w:pPr>
-            <w:r>
-              <w:rPr>
-                <w:rFonts w:ascii="Times New Roman" w:eastAsia="Times New Roman" w:hAnsi="Times New Roman" w:cs="Times New Roman"/>
+              <w:spacing w:after="0" w:line="240" w:lineRule="auto"/>
+              <w:rPr>
+                <w:rFonts w:ascii="Times New Roman" w:hAnsi="Times New Roman" w:eastAsia="Times New Roman" w:cs="Times New Roman"/>
+                <w:sz w:val="24"/>
+                <w:szCs w:val="24"/>
+              </w:rPr>
+            </w:pPr>
+            <w:r>
+              <w:rPr>
+                <w:rFonts w:ascii="Times New Roman" w:hAnsi="Times New Roman" w:eastAsia="Times New Roman" w:cs="Times New Roman"/>
                 <w:sz w:val="24"/>
                 <w:szCs w:val="24"/>
               </w:rPr>
@@ -1138,15 +1329,16 @@
           </w:tcPr>
           <w:p>
             <w:pPr>
-              <w:rPr>
-                <w:rFonts w:ascii="Times New Roman" w:eastAsia="Times New Roman" w:hAnsi="Times New Roman" w:cs="Times New Roman"/>
-                <w:sz w:val="24"/>
-                <w:szCs w:val="24"/>
-              </w:rPr>
-            </w:pPr>
-            <w:r>
-              <w:rPr>
-                <w:rFonts w:ascii="Times New Roman" w:eastAsia="Times New Roman" w:hAnsi="Times New Roman" w:cs="Times New Roman"/>
+              <w:spacing w:after="0" w:line="240" w:lineRule="auto"/>
+              <w:rPr>
+                <w:rFonts w:ascii="Times New Roman" w:hAnsi="Times New Roman" w:eastAsia="Times New Roman" w:cs="Times New Roman"/>
+                <w:sz w:val="24"/>
+                <w:szCs w:val="24"/>
+              </w:rPr>
+            </w:pPr>
+            <w:r>
+              <w:rPr>
+                <w:rFonts w:ascii="Times New Roman" w:hAnsi="Times New Roman" w:eastAsia="Times New Roman" w:cs="Times New Roman"/>
                 <w:sz w:val="24"/>
                 <w:szCs w:val="24"/>
               </w:rPr>
@@ -1160,15 +1352,16 @@
           </w:tcPr>
           <w:p>
             <w:pPr>
-              <w:rPr>
-                <w:rFonts w:ascii="Times New Roman" w:eastAsia="Times New Roman" w:hAnsi="Times New Roman" w:cs="Times New Roman"/>
-                <w:sz w:val="24"/>
-                <w:szCs w:val="24"/>
-              </w:rPr>
-            </w:pPr>
-            <w:r>
-              <w:rPr>
-                <w:rFonts w:ascii="Times New Roman" w:eastAsia="Times New Roman" w:hAnsi="Times New Roman" w:cs="Times New Roman"/>
+              <w:spacing w:after="0" w:line="240" w:lineRule="auto"/>
+              <w:rPr>
+                <w:rFonts w:ascii="Times New Roman" w:hAnsi="Times New Roman" w:eastAsia="Times New Roman" w:cs="Times New Roman"/>
+                <w:sz w:val="24"/>
+                <w:szCs w:val="24"/>
+              </w:rPr>
+            </w:pPr>
+            <w:r>
+              <w:rPr>
+                <w:rFonts w:ascii="Times New Roman" w:hAnsi="Times New Roman" w:eastAsia="Times New Roman" w:cs="Times New Roman"/>
                 <w:sz w:val="24"/>
                 <w:szCs w:val="24"/>
               </w:rPr>
@@ -1178,8 +1371,24 @@
         </w:tc>
       </w:tr>
       <w:tr>
+        <w:tblPrEx>
+          <w:tblBorders>
+            <w:top w:val="single" w:color="auto" w:sz="4" w:space="0"/>
+            <w:left w:val="single" w:color="auto" w:sz="4" w:space="0"/>
+            <w:bottom w:val="single" w:color="auto" w:sz="4" w:space="0"/>
+            <w:right w:val="single" w:color="auto" w:sz="4" w:space="0"/>
+            <w:insideH w:val="single" w:color="auto" w:sz="4" w:space="0"/>
+            <w:insideV w:val="single" w:color="auto" w:sz="4" w:space="0"/>
+          </w:tblBorders>
+          <w:tblCellMar>
+            <w:top w:w="0" w:type="dxa"/>
+            <w:left w:w="108" w:type="dxa"/>
+            <w:bottom w:w="0" w:type="dxa"/>
+            <w:right w:w="108" w:type="dxa"/>
+          </w:tblCellMar>
+        </w:tblPrEx>
         <w:trPr>
-          <w:trHeight w:val="1036"/>
+          <w:trHeight w:val="1036" w:hRule="atLeast"/>
         </w:trPr>
         <w:tc>
           <w:tcPr>
@@ -1187,15 +1396,16 @@
           </w:tcPr>
           <w:p>
             <w:pPr>
-              <w:rPr>
-                <w:rFonts w:ascii="Times New Roman" w:eastAsia="Times New Roman" w:hAnsi="Times New Roman" w:cs="Times New Roman"/>
-                <w:sz w:val="24"/>
-                <w:szCs w:val="24"/>
-              </w:rPr>
-            </w:pPr>
-            <w:r>
-              <w:rPr>
-                <w:rFonts w:ascii="Times New Roman" w:eastAsia="Times New Roman" w:hAnsi="Times New Roman" w:cs="Times New Roman"/>
+              <w:spacing w:after="0" w:line="240" w:lineRule="auto"/>
+              <w:rPr>
+                <w:rFonts w:ascii="Times New Roman" w:hAnsi="Times New Roman" w:eastAsia="Times New Roman" w:cs="Times New Roman"/>
+                <w:sz w:val="24"/>
+                <w:szCs w:val="24"/>
+              </w:rPr>
+            </w:pPr>
+            <w:r>
+              <w:rPr>
+                <w:rFonts w:ascii="Times New Roman" w:hAnsi="Times New Roman" w:eastAsia="Times New Roman" w:cs="Times New Roman"/>
                 <w:sz w:val="24"/>
                 <w:szCs w:val="24"/>
               </w:rPr>
@@ -1209,15 +1419,16 @@
           </w:tcPr>
           <w:p>
             <w:pPr>
-              <w:rPr>
-                <w:rFonts w:ascii="Times New Roman" w:eastAsia="Times New Roman" w:hAnsi="Times New Roman" w:cs="Times New Roman"/>
-                <w:sz w:val="24"/>
-                <w:szCs w:val="24"/>
-              </w:rPr>
-            </w:pPr>
-            <w:r>
-              <w:rPr>
-                <w:rFonts w:ascii="Times New Roman" w:eastAsia="Times New Roman" w:hAnsi="Times New Roman" w:cs="Times New Roman"/>
+              <w:spacing w:after="0" w:line="240" w:lineRule="auto"/>
+              <w:rPr>
+                <w:rFonts w:ascii="Times New Roman" w:hAnsi="Times New Roman" w:eastAsia="Times New Roman" w:cs="Times New Roman"/>
+                <w:sz w:val="24"/>
+                <w:szCs w:val="24"/>
+              </w:rPr>
+            </w:pPr>
+            <w:r>
+              <w:rPr>
+                <w:rFonts w:ascii="Times New Roman" w:hAnsi="Times New Roman" w:eastAsia="Times New Roman" w:cs="Times New Roman"/>
                 <w:sz w:val="24"/>
                 <w:szCs w:val="24"/>
               </w:rPr>
@@ -1231,15 +1442,16 @@
           </w:tcPr>
           <w:p>
             <w:pPr>
-              <w:rPr>
-                <w:rFonts w:ascii="Times New Roman" w:eastAsia="Times New Roman" w:hAnsi="Times New Roman" w:cs="Times New Roman"/>
-                <w:sz w:val="24"/>
-                <w:szCs w:val="24"/>
-              </w:rPr>
-            </w:pPr>
-            <w:r>
-              <w:rPr>
-                <w:rFonts w:ascii="Times New Roman" w:eastAsia="Times New Roman" w:hAnsi="Times New Roman" w:cs="Times New Roman"/>
+              <w:spacing w:after="0" w:line="240" w:lineRule="auto"/>
+              <w:rPr>
+                <w:rFonts w:ascii="Times New Roman" w:hAnsi="Times New Roman" w:eastAsia="Times New Roman" w:cs="Times New Roman"/>
+                <w:sz w:val="24"/>
+                <w:szCs w:val="24"/>
+              </w:rPr>
+            </w:pPr>
+            <w:r>
+              <w:rPr>
+                <w:rFonts w:ascii="Times New Roman" w:hAnsi="Times New Roman" w:eastAsia="Times New Roman" w:cs="Times New Roman"/>
                 <w:sz w:val="24"/>
                 <w:szCs w:val="24"/>
               </w:rPr>
@@ -1253,15 +1465,16 @@
           </w:tcPr>
           <w:p>
             <w:pPr>
-              <w:rPr>
-                <w:rFonts w:ascii="Times New Roman" w:eastAsia="Times New Roman" w:hAnsi="Times New Roman" w:cs="Times New Roman"/>
-                <w:sz w:val="24"/>
-                <w:szCs w:val="24"/>
-              </w:rPr>
-            </w:pPr>
-            <w:r>
-              <w:rPr>
-                <w:rFonts w:ascii="Times New Roman" w:eastAsia="Times New Roman" w:hAnsi="Times New Roman" w:cs="Times New Roman"/>
+              <w:spacing w:after="0" w:line="240" w:lineRule="auto"/>
+              <w:rPr>
+                <w:rFonts w:ascii="Times New Roman" w:hAnsi="Times New Roman" w:eastAsia="Times New Roman" w:cs="Times New Roman"/>
+                <w:sz w:val="24"/>
+                <w:szCs w:val="24"/>
+              </w:rPr>
+            </w:pPr>
+            <w:r>
+              <w:rPr>
+                <w:rFonts w:ascii="Times New Roman" w:hAnsi="Times New Roman" w:eastAsia="Times New Roman" w:cs="Times New Roman"/>
                 <w:sz w:val="24"/>
                 <w:szCs w:val="24"/>
               </w:rPr>
@@ -1275,15 +1488,16 @@
           </w:tcPr>
           <w:p>
             <w:pPr>
-              <w:rPr>
-                <w:rFonts w:ascii="Times New Roman" w:eastAsia="Times New Roman" w:hAnsi="Times New Roman" w:cs="Times New Roman"/>
-                <w:sz w:val="24"/>
-                <w:szCs w:val="24"/>
-              </w:rPr>
-            </w:pPr>
-            <w:r>
-              <w:rPr>
-                <w:rFonts w:ascii="Times New Roman" w:eastAsia="Times New Roman" w:hAnsi="Times New Roman" w:cs="Times New Roman"/>
+              <w:spacing w:after="0" w:line="240" w:lineRule="auto"/>
+              <w:rPr>
+                <w:rFonts w:ascii="Times New Roman" w:hAnsi="Times New Roman" w:eastAsia="Times New Roman" w:cs="Times New Roman"/>
+                <w:sz w:val="24"/>
+                <w:szCs w:val="24"/>
+              </w:rPr>
+            </w:pPr>
+            <w:r>
+              <w:rPr>
+                <w:rFonts w:ascii="Times New Roman" w:hAnsi="Times New Roman" w:eastAsia="Times New Roman" w:cs="Times New Roman"/>
                 <w:sz w:val="24"/>
                 <w:szCs w:val="24"/>
               </w:rPr>
@@ -1293,8 +1507,24 @@
         </w:tc>
       </w:tr>
       <w:tr>
+        <w:tblPrEx>
+          <w:tblBorders>
+            <w:top w:val="single" w:color="auto" w:sz="4" w:space="0"/>
+            <w:left w:val="single" w:color="auto" w:sz="4" w:space="0"/>
+            <w:bottom w:val="single" w:color="auto" w:sz="4" w:space="0"/>
+            <w:right w:val="single" w:color="auto" w:sz="4" w:space="0"/>
+            <w:insideH w:val="single" w:color="auto" w:sz="4" w:space="0"/>
+            <w:insideV w:val="single" w:color="auto" w:sz="4" w:space="0"/>
+          </w:tblBorders>
+          <w:tblCellMar>
+            <w:top w:w="0" w:type="dxa"/>
+            <w:left w:w="108" w:type="dxa"/>
+            <w:bottom w:w="0" w:type="dxa"/>
+            <w:right w:w="108" w:type="dxa"/>
+          </w:tblCellMar>
+        </w:tblPrEx>
         <w:trPr>
-          <w:trHeight w:val="1013"/>
+          <w:trHeight w:val="1013" w:hRule="atLeast"/>
         </w:trPr>
         <w:tc>
           <w:tcPr>
@@ -1302,15 +1532,16 @@
           </w:tcPr>
           <w:p>
             <w:pPr>
-              <w:rPr>
-                <w:rFonts w:ascii="Times New Roman" w:eastAsia="Times New Roman" w:hAnsi="Times New Roman" w:cs="Times New Roman"/>
-                <w:sz w:val="24"/>
-                <w:szCs w:val="24"/>
-              </w:rPr>
-            </w:pPr>
-            <w:r>
-              <w:rPr>
-                <w:rFonts w:ascii="Times New Roman" w:eastAsia="Times New Roman" w:hAnsi="Times New Roman" w:cs="Times New Roman"/>
+              <w:spacing w:after="0" w:line="240" w:lineRule="auto"/>
+              <w:rPr>
+                <w:rFonts w:ascii="Times New Roman" w:hAnsi="Times New Roman" w:eastAsia="Times New Roman" w:cs="Times New Roman"/>
+                <w:sz w:val="24"/>
+                <w:szCs w:val="24"/>
+              </w:rPr>
+            </w:pPr>
+            <w:r>
+              <w:rPr>
+                <w:rFonts w:ascii="Times New Roman" w:hAnsi="Times New Roman" w:eastAsia="Times New Roman" w:cs="Times New Roman"/>
                 <w:sz w:val="24"/>
                 <w:szCs w:val="24"/>
               </w:rPr>
@@ -1324,15 +1555,16 @@
           </w:tcPr>
           <w:p>
             <w:pPr>
-              <w:rPr>
-                <w:rFonts w:ascii="Times New Roman" w:eastAsia="Times New Roman" w:hAnsi="Times New Roman" w:cs="Times New Roman"/>
-                <w:sz w:val="24"/>
-                <w:szCs w:val="24"/>
-              </w:rPr>
-            </w:pPr>
-            <w:r>
-              <w:rPr>
-                <w:rFonts w:ascii="Times New Roman" w:eastAsia="Times New Roman" w:hAnsi="Times New Roman" w:cs="Times New Roman"/>
+              <w:spacing w:after="0" w:line="240" w:lineRule="auto"/>
+              <w:rPr>
+                <w:rFonts w:ascii="Times New Roman" w:hAnsi="Times New Roman" w:eastAsia="Times New Roman" w:cs="Times New Roman"/>
+                <w:sz w:val="24"/>
+                <w:szCs w:val="24"/>
+              </w:rPr>
+            </w:pPr>
+            <w:r>
+              <w:rPr>
+                <w:rFonts w:ascii="Times New Roman" w:hAnsi="Times New Roman" w:eastAsia="Times New Roman" w:cs="Times New Roman"/>
                 <w:sz w:val="24"/>
                 <w:szCs w:val="24"/>
               </w:rPr>
@@ -1346,15 +1578,16 @@
           </w:tcPr>
           <w:p>
             <w:pPr>
-              <w:rPr>
-                <w:rFonts w:ascii="Times New Roman" w:eastAsia="Times New Roman" w:hAnsi="Times New Roman" w:cs="Times New Roman"/>
-                <w:sz w:val="24"/>
-                <w:szCs w:val="24"/>
-              </w:rPr>
-            </w:pPr>
-            <w:r>
-              <w:rPr>
-                <w:rFonts w:ascii="Times New Roman" w:eastAsia="Times New Roman" w:hAnsi="Times New Roman" w:cs="Times New Roman"/>
+              <w:spacing w:after="0" w:line="240" w:lineRule="auto"/>
+              <w:rPr>
+                <w:rFonts w:ascii="Times New Roman" w:hAnsi="Times New Roman" w:eastAsia="Times New Roman" w:cs="Times New Roman"/>
+                <w:sz w:val="24"/>
+                <w:szCs w:val="24"/>
+              </w:rPr>
+            </w:pPr>
+            <w:r>
+              <w:rPr>
+                <w:rFonts w:ascii="Times New Roman" w:hAnsi="Times New Roman" w:eastAsia="Times New Roman" w:cs="Times New Roman"/>
                 <w:sz w:val="24"/>
                 <w:szCs w:val="24"/>
               </w:rPr>
@@ -1368,15 +1601,16 @@
           </w:tcPr>
           <w:p>
             <w:pPr>
-              <w:rPr>
-                <w:rFonts w:ascii="Times New Roman" w:eastAsia="Times New Roman" w:hAnsi="Times New Roman" w:cs="Times New Roman"/>
-                <w:sz w:val="24"/>
-                <w:szCs w:val="24"/>
-              </w:rPr>
-            </w:pPr>
-            <w:r>
-              <w:rPr>
-                <w:rFonts w:ascii="Times New Roman" w:eastAsia="Times New Roman" w:hAnsi="Times New Roman" w:cs="Times New Roman"/>
+              <w:spacing w:after="0" w:line="240" w:lineRule="auto"/>
+              <w:rPr>
+                <w:rFonts w:ascii="Times New Roman" w:hAnsi="Times New Roman" w:eastAsia="Times New Roman" w:cs="Times New Roman"/>
+                <w:sz w:val="24"/>
+                <w:szCs w:val="24"/>
+              </w:rPr>
+            </w:pPr>
+            <w:r>
+              <w:rPr>
+                <w:rFonts w:ascii="Times New Roman" w:hAnsi="Times New Roman" w:eastAsia="Times New Roman" w:cs="Times New Roman"/>
                 <w:sz w:val="24"/>
                 <w:szCs w:val="24"/>
               </w:rPr>
@@ -1390,15 +1624,16 @@
           </w:tcPr>
           <w:p>
             <w:pPr>
-              <w:rPr>
-                <w:rFonts w:ascii="Times New Roman" w:eastAsia="Times New Roman" w:hAnsi="Times New Roman" w:cs="Times New Roman"/>
-                <w:sz w:val="24"/>
-                <w:szCs w:val="24"/>
-              </w:rPr>
-            </w:pPr>
-            <w:r>
-              <w:rPr>
-                <w:rFonts w:ascii="Times New Roman" w:eastAsia="Times New Roman" w:hAnsi="Times New Roman" w:cs="Times New Roman"/>
+              <w:spacing w:after="0" w:line="240" w:lineRule="auto"/>
+              <w:rPr>
+                <w:rFonts w:ascii="Times New Roman" w:hAnsi="Times New Roman" w:eastAsia="Times New Roman" w:cs="Times New Roman"/>
+                <w:sz w:val="24"/>
+                <w:szCs w:val="24"/>
+              </w:rPr>
+            </w:pPr>
+            <w:r>
+              <w:rPr>
+                <w:rFonts w:ascii="Times New Roman" w:hAnsi="Times New Roman" w:eastAsia="Times New Roman" w:cs="Times New Roman"/>
                 <w:sz w:val="24"/>
                 <w:szCs w:val="24"/>
               </w:rPr>
@@ -1411,25 +1646,25 @@
     <w:p>
       <w:pPr>
         <w:rPr>
-          <w:rFonts w:ascii="Times New Roman" w:eastAsia="Times New Roman" w:hAnsi="Times New Roman" w:cs="Times New Roman"/>
-          <w:sz w:val="24"/>
-          <w:szCs w:val="24"/>
-        </w:rPr>
-      </w:pPr>
-    </w:p>
-    <w:p>
-      <w:pPr>
-        <w:rPr>
-          <w:rFonts w:ascii="Times New Roman" w:eastAsia="Times New Roman" w:hAnsi="Times New Roman" w:cs="Times New Roman"/>
-          <w:sz w:val="24"/>
-          <w:szCs w:val="24"/>
-        </w:rPr>
-      </w:pPr>
-    </w:p>
-    <w:p>
-      <w:pPr>
-        <w:rPr>
-          <w:rFonts w:ascii="Times New Roman" w:eastAsia="Times New Roman" w:hAnsi="Times New Roman" w:cs="Times New Roman"/>
+          <w:rFonts w:ascii="Times New Roman" w:hAnsi="Times New Roman" w:eastAsia="Times New Roman" w:cs="Times New Roman"/>
+          <w:sz w:val="24"/>
+          <w:szCs w:val="24"/>
+        </w:rPr>
+      </w:pPr>
+    </w:p>
+    <w:p>
+      <w:pPr>
+        <w:rPr>
+          <w:rFonts w:ascii="Times New Roman" w:hAnsi="Times New Roman" w:eastAsia="Times New Roman" w:cs="Times New Roman"/>
+          <w:sz w:val="24"/>
+          <w:szCs w:val="24"/>
+        </w:rPr>
+      </w:pPr>
+    </w:p>
+    <w:p>
+      <w:pPr>
+        <w:rPr>
+          <w:rFonts w:ascii="Times New Roman" w:hAnsi="Times New Roman" w:eastAsia="Times New Roman" w:cs="Times New Roman"/>
           <w:bCs/>
           <w:sz w:val="24"/>
           <w:szCs w:val="24"/>
@@ -1437,7 +1672,7 @@
       </w:pPr>
       <w:r>
         <w:rPr>
-          <w:rFonts w:ascii="Times New Roman" w:eastAsia="Times New Roman" w:hAnsi="Times New Roman" w:cs="Times New Roman"/>
+          <w:rFonts w:ascii="Times New Roman" w:hAnsi="Times New Roman" w:eastAsia="Times New Roman" w:cs="Times New Roman"/>
           <w:bCs/>
           <w:sz w:val="24"/>
           <w:szCs w:val="24"/>
@@ -1448,14 +1683,14 @@
     <w:p>
       <w:pPr>
         <w:rPr>
-          <w:rFonts w:ascii="Times New Roman" w:eastAsia="Times New Roman" w:hAnsi="Times New Roman" w:cs="Times New Roman"/>
-          <w:sz w:val="24"/>
-          <w:szCs w:val="24"/>
-        </w:rPr>
-      </w:pPr>
-      <w:r>
-        <w:rPr>
-          <w:rFonts w:ascii="Times New Roman" w:eastAsia="Times New Roman" w:hAnsi="Times New Roman" w:cs="Times New Roman"/>
+          <w:rFonts w:ascii="Times New Roman" w:hAnsi="Times New Roman" w:eastAsia="Times New Roman" w:cs="Times New Roman"/>
+          <w:sz w:val="24"/>
+          <w:szCs w:val="24"/>
+        </w:rPr>
+      </w:pPr>
+      <w:r>
+        <w:rPr>
+          <w:rFonts w:ascii="Times New Roman" w:hAnsi="Times New Roman" w:eastAsia="Times New Roman" w:cs="Times New Roman"/>
           <w:bCs/>
           <w:sz w:val="24"/>
           <w:szCs w:val="24"/>
@@ -1464,34 +1699,48 @@
       </w:r>
       <w:r>
         <w:rPr>
-          <w:rFonts w:ascii="Times New Roman" w:eastAsia="Times New Roman" w:hAnsi="Times New Roman" w:cs="Times New Roman"/>
-          <w:sz w:val="24"/>
-          <w:szCs w:val="24"/>
-        </w:rPr>
-        <w:br/>
+          <w:rFonts w:ascii="Times New Roman" w:hAnsi="Times New Roman" w:eastAsia="Times New Roman" w:cs="Times New Roman"/>
+          <w:sz w:val="24"/>
+          <w:szCs w:val="24"/>
+        </w:rPr>
+        <w:br w:type="textWrapping"/>
+      </w:r>
+      <w:r>
+        <w:rPr>
+          <w:rFonts w:ascii="Times New Roman" w:hAnsi="Times New Roman" w:eastAsia="Times New Roman" w:cs="Times New Roman"/>
+          <w:sz w:val="24"/>
+          <w:szCs w:val="24"/>
+        </w:rPr>
         <w:t>• Attributes: Employee ID, Full Name, Department, Designation, Contact Information</w:t>
       </w:r>
       <w:r>
         <w:rPr>
-          <w:rFonts w:ascii="Times New Roman" w:eastAsia="Times New Roman" w:hAnsi="Times New Roman" w:cs="Times New Roman"/>
-          <w:sz w:val="24"/>
-          <w:szCs w:val="24"/>
-        </w:rPr>
-        <w:br/>
+          <w:rFonts w:ascii="Times New Roman" w:hAnsi="Times New Roman" w:eastAsia="Times New Roman" w:cs="Times New Roman"/>
+          <w:sz w:val="24"/>
+          <w:szCs w:val="24"/>
+        </w:rPr>
+        <w:br w:type="textWrapping"/>
+      </w:r>
+      <w:r>
+        <w:rPr>
+          <w:rFonts w:ascii="Times New Roman" w:hAnsi="Times New Roman" w:eastAsia="Times New Roman" w:cs="Times New Roman"/>
+          <w:sz w:val="24"/>
+          <w:szCs w:val="24"/>
+        </w:rPr>
         <w:t>• Stored in: Physical employee files or Excel spreadsheets</w:t>
       </w:r>
     </w:p>
     <w:p>
       <w:pPr>
         <w:rPr>
-          <w:rFonts w:ascii="Times New Roman" w:eastAsia="Times New Roman" w:hAnsi="Times New Roman" w:cs="Times New Roman"/>
-          <w:sz w:val="24"/>
-          <w:szCs w:val="24"/>
-        </w:rPr>
-      </w:pPr>
-      <w:r>
-        <w:rPr>
-          <w:rFonts w:ascii="Times New Roman" w:eastAsia="Times New Roman" w:hAnsi="Times New Roman" w:cs="Times New Roman"/>
+          <w:rFonts w:ascii="Times New Roman" w:hAnsi="Times New Roman" w:eastAsia="Times New Roman" w:cs="Times New Roman"/>
+          <w:sz w:val="24"/>
+          <w:szCs w:val="24"/>
+        </w:rPr>
+      </w:pPr>
+      <w:r>
+        <w:rPr>
+          <w:rFonts w:ascii="Times New Roman" w:hAnsi="Times New Roman" w:eastAsia="Times New Roman" w:cs="Times New Roman"/>
           <w:bCs/>
           <w:sz w:val="24"/>
           <w:szCs w:val="24"/>
@@ -1500,33 +1749,45 @@
       </w:r>
       <w:r>
         <w:rPr>
-          <w:rFonts w:ascii="Times New Roman" w:eastAsia="Times New Roman" w:hAnsi="Times New Roman" w:cs="Times New Roman"/>
-          <w:sz w:val="24"/>
-          <w:szCs w:val="24"/>
-        </w:rPr>
-        <w:br/>
+          <w:rFonts w:ascii="Times New Roman" w:hAnsi="Times New Roman" w:eastAsia="Times New Roman" w:cs="Times New Roman"/>
+          <w:sz w:val="24"/>
+          <w:szCs w:val="24"/>
+        </w:rPr>
+        <w:br w:type="textWrapping"/>
+      </w:r>
+      <w:r>
+        <w:rPr>
+          <w:rFonts w:ascii="Times New Roman" w:hAnsi="Times New Roman" w:eastAsia="Times New Roman" w:cs="Times New Roman"/>
+          <w:sz w:val="24"/>
+          <w:szCs w:val="24"/>
+        </w:rPr>
         <w:t>• Attributes: Task ID, Description, Assigned Employee, Start Date, Due Date, Status</w:t>
       </w:r>
       <w:r>
         <w:rPr>
-          <w:rFonts w:ascii="Times New Roman" w:eastAsia="Times New Roman" w:hAnsi="Times New Roman" w:cs="Times New Roman"/>
-          <w:sz w:val="24"/>
-          <w:szCs w:val="24"/>
-        </w:rPr>
-        <w:br/>
+          <w:rFonts w:ascii="Times New Roman" w:hAnsi="Times New Roman" w:eastAsia="Times New Roman" w:cs="Times New Roman"/>
+          <w:sz w:val="24"/>
+          <w:szCs w:val="24"/>
+        </w:rPr>
+        <w:br w:type="textWrapping"/>
+      </w:r>
+      <w:r>
+        <w:rPr>
+          <w:rFonts w:ascii="Times New Roman" w:hAnsi="Times New Roman" w:eastAsia="Times New Roman" w:cs="Times New Roman"/>
+          <w:sz w:val="24"/>
+          <w:szCs w:val="24"/>
+        </w:rPr>
         <w:t>• Stored in: Paper task register or manual assignment forms</w:t>
       </w:r>
     </w:p>
     <w:p>
       <w:pPr>
         <w:rPr>
-          <w:rFonts w:ascii="Times New Roman" w:eastAsia="Times New Roman" w:hAnsi="Times New Roman" w:cs="Times New Roman"/>
-          <w:sz w:val="24"/>
-          <w:szCs w:val="24"/>
-        </w:rPr>
-      </w:pPr>
-      <w:bookmarkStart w:id="0" w:name="_GoBack"/>
-      <w:bookmarkEnd w:id="0"/>
+          <w:rFonts w:ascii="Times New Roman" w:hAnsi="Times New Roman" w:eastAsia="Times New Roman" w:cs="Times New Roman"/>
+          <w:sz w:val="24"/>
+          <w:szCs w:val="24"/>
+        </w:rPr>
+      </w:pPr>
     </w:p>
     <w:p>
       <w:pPr>
@@ -1548,14 +1809,14 @@
     <w:p>
       <w:pPr>
         <w:rPr>
-          <w:rFonts w:ascii="Times New Roman" w:eastAsia="Times New Roman" w:hAnsi="Times New Roman" w:cs="Times New Roman"/>
-          <w:sz w:val="24"/>
-          <w:szCs w:val="24"/>
-        </w:rPr>
-      </w:pPr>
-      <w:r>
-        <w:rPr>
-          <w:rFonts w:ascii="Times New Roman" w:eastAsia="Times New Roman" w:hAnsi="Times New Roman" w:cs="Times New Roman"/>
+          <w:rFonts w:ascii="Times New Roman" w:hAnsi="Times New Roman" w:eastAsia="Times New Roman" w:cs="Times New Roman"/>
+          <w:sz w:val="24"/>
+          <w:szCs w:val="24"/>
+        </w:rPr>
+      </w:pPr>
+      <w:r>
+        <w:rPr>
+          <w:rFonts w:ascii="Times New Roman" w:hAnsi="Times New Roman" w:eastAsia="Times New Roman" w:cs="Times New Roman"/>
           <w:sz w:val="24"/>
           <w:szCs w:val="24"/>
         </w:rPr>
@@ -1563,69 +1824,89 @@
       </w:r>
       <w:r>
         <w:rPr>
-          <w:rFonts w:ascii="Times New Roman" w:eastAsia="Times New Roman" w:hAnsi="Times New Roman" w:cs="Times New Roman"/>
-          <w:sz w:val="24"/>
-          <w:szCs w:val="24"/>
-        </w:rPr>
-        <w:br/>
+          <w:rFonts w:ascii="Times New Roman" w:hAnsi="Times New Roman" w:eastAsia="Times New Roman" w:cs="Times New Roman"/>
+          <w:sz w:val="24"/>
+          <w:szCs w:val="24"/>
+        </w:rPr>
+        <w:br w:type="textWrapping"/>
+      </w:r>
+      <w:r>
+        <w:rPr>
+          <w:rFonts w:ascii="Times New Roman" w:hAnsi="Times New Roman" w:eastAsia="Times New Roman" w:cs="Times New Roman"/>
+          <w:sz w:val="24"/>
+          <w:szCs w:val="24"/>
+        </w:rPr>
         <w:t>• Paper records can be misplaced or damaged.</w:t>
       </w:r>
       <w:r>
         <w:rPr>
-          <w:rFonts w:ascii="Times New Roman" w:eastAsia="Times New Roman" w:hAnsi="Times New Roman" w:cs="Times New Roman"/>
-          <w:sz w:val="24"/>
-          <w:szCs w:val="24"/>
-        </w:rPr>
-        <w:br/>
-      </w:r>
-      <w:r>
-        <w:rPr>
-          <w:rFonts w:ascii="Times New Roman" w:eastAsia="Times New Roman" w:hAnsi="Times New Roman" w:cs="Times New Roman"/>
-          <w:sz w:val="24"/>
-          <w:szCs w:val="24"/>
-        </w:rPr>
-        <w:t>• Lack of transparency</w:t>
-      </w:r>
-      <w:r>
-        <w:rPr>
-          <w:rFonts w:ascii="Times New Roman" w:eastAsia="Times New Roman" w:hAnsi="Times New Roman" w:cs="Times New Roman"/>
-          <w:sz w:val="24"/>
-          <w:szCs w:val="24"/>
-        </w:rPr>
-        <w:t xml:space="preserve"> supervisors cannot monitor progress in real time.</w:t>
-      </w:r>
-      <w:r>
-        <w:rPr>
-          <w:rFonts w:ascii="Times New Roman" w:eastAsia="Times New Roman" w:hAnsi="Times New Roman" w:cs="Times New Roman"/>
-          <w:sz w:val="24"/>
-          <w:szCs w:val="24"/>
-        </w:rPr>
-        <w:br/>
+          <w:rFonts w:ascii="Times New Roman" w:hAnsi="Times New Roman" w:eastAsia="Times New Roman" w:cs="Times New Roman"/>
+          <w:sz w:val="24"/>
+          <w:szCs w:val="24"/>
+        </w:rPr>
+        <w:br w:type="textWrapping"/>
+      </w:r>
+      <w:r>
+        <w:rPr>
+          <w:rFonts w:ascii="Times New Roman" w:hAnsi="Times New Roman" w:eastAsia="Times New Roman" w:cs="Times New Roman"/>
+          <w:sz w:val="24"/>
+          <w:szCs w:val="24"/>
+        </w:rPr>
+        <w:t>• Lack of transparency supervisors cannot monitor progress in real time.</w:t>
+      </w:r>
+      <w:r>
+        <w:rPr>
+          <w:rFonts w:ascii="Times New Roman" w:hAnsi="Times New Roman" w:eastAsia="Times New Roman" w:cs="Times New Roman"/>
+          <w:sz w:val="24"/>
+          <w:szCs w:val="24"/>
+        </w:rPr>
+        <w:br w:type="textWrapping"/>
+      </w:r>
+      <w:r>
+        <w:rPr>
+          <w:rFonts w:ascii="Times New Roman" w:hAnsi="Times New Roman" w:eastAsia="Times New Roman" w:cs="Times New Roman"/>
+          <w:sz w:val="24"/>
+          <w:szCs w:val="24"/>
+        </w:rPr>
         <w:t>• Error-prone data entry and reporting reduce accuracy.</w:t>
       </w:r>
       <w:r>
         <w:rPr>
-          <w:rFonts w:ascii="Times New Roman" w:eastAsia="Times New Roman" w:hAnsi="Times New Roman" w:cs="Times New Roman"/>
-          <w:sz w:val="24"/>
-          <w:szCs w:val="24"/>
-        </w:rPr>
-        <w:br/>
+          <w:rFonts w:ascii="Times New Roman" w:hAnsi="Times New Roman" w:eastAsia="Times New Roman" w:cs="Times New Roman"/>
+          <w:sz w:val="24"/>
+          <w:szCs w:val="24"/>
+        </w:rPr>
+        <w:br w:type="textWrapping"/>
+      </w:r>
+      <w:r>
+        <w:rPr>
+          <w:rFonts w:ascii="Times New Roman" w:hAnsi="Times New Roman" w:eastAsia="Times New Roman" w:cs="Times New Roman"/>
+          <w:sz w:val="24"/>
+          <w:szCs w:val="24"/>
+        </w:rPr>
         <w:t>• Difficult to generate summaries or performance statistics manually.</w:t>
       </w:r>
       <w:r>
         <w:rPr>
-          <w:rFonts w:ascii="Times New Roman" w:eastAsia="Times New Roman" w:hAnsi="Times New Roman" w:cs="Times New Roman"/>
-          <w:sz w:val="24"/>
-          <w:szCs w:val="24"/>
-        </w:rPr>
-        <w:br/>
+          <w:rFonts w:ascii="Times New Roman" w:hAnsi="Times New Roman" w:eastAsia="Times New Roman" w:cs="Times New Roman"/>
+          <w:sz w:val="24"/>
+          <w:szCs w:val="24"/>
+        </w:rPr>
+        <w:br w:type="textWrapping"/>
+      </w:r>
+      <w:r>
+        <w:rPr>
+          <w:rFonts w:ascii="Times New Roman" w:hAnsi="Times New Roman" w:eastAsia="Times New Roman" w:cs="Times New Roman"/>
+          <w:sz w:val="24"/>
+          <w:szCs w:val="24"/>
+        </w:rPr>
         <w:t>• No automatic notifications or reminders for pending tasks.</w:t>
       </w:r>
     </w:p>
     <w:p>
       <w:pPr>
         <w:rPr>
-          <w:rFonts w:ascii="Times New Roman" w:eastAsia="Times New Roman" w:hAnsi="Times New Roman" w:cs="Times New Roman"/>
+          <w:rFonts w:ascii="Times New Roman" w:hAnsi="Times New Roman" w:eastAsia="Times New Roman" w:cs="Times New Roman"/>
           <w:bCs/>
           <w:sz w:val="24"/>
           <w:szCs w:val="24"/>
@@ -1633,7 +1914,7 @@
       </w:pPr>
       <w:r>
         <w:rPr>
-          <w:rFonts w:ascii="Times New Roman" w:eastAsia="Times New Roman" w:hAnsi="Times New Roman" w:cs="Times New Roman"/>
+          <w:rFonts w:ascii="Times New Roman" w:hAnsi="Times New Roman" w:eastAsia="Times New Roman" w:cs="Times New Roman"/>
           <w:bCs/>
           <w:sz w:val="24"/>
           <w:szCs w:val="24"/>
@@ -1644,14 +1925,14 @@
     <w:p>
       <w:pPr>
         <w:rPr>
-          <w:rFonts w:ascii="Times New Roman" w:eastAsia="Times New Roman" w:hAnsi="Times New Roman" w:cs="Times New Roman"/>
-          <w:sz w:val="24"/>
-          <w:szCs w:val="24"/>
-        </w:rPr>
-      </w:pPr>
-      <w:r>
-        <w:rPr>
-          <w:rFonts w:ascii="Times New Roman" w:eastAsia="Times New Roman" w:hAnsi="Times New Roman" w:cs="Times New Roman"/>
+          <w:rFonts w:ascii="Times New Roman" w:hAnsi="Times New Roman" w:eastAsia="Times New Roman" w:cs="Times New Roman"/>
+          <w:sz w:val="24"/>
+          <w:szCs w:val="24"/>
+        </w:rPr>
+      </w:pPr>
+      <w:r>
+        <w:rPr>
+          <w:rFonts w:ascii="Times New Roman" w:hAnsi="Times New Roman" w:eastAsia="Times New Roman" w:cs="Times New Roman"/>
           <w:sz w:val="24"/>
           <w:szCs w:val="24"/>
         </w:rPr>
@@ -1661,7 +1942,7 @@
     <w:p>
       <w:pPr>
         <w:rPr>
-          <w:rFonts w:ascii="Times New Roman" w:eastAsia="Times New Roman" w:hAnsi="Times New Roman" w:cs="Times New Roman"/>
+          <w:rFonts w:ascii="Times New Roman" w:hAnsi="Times New Roman" w:eastAsia="Times New Roman" w:cs="Times New Roman"/>
           <w:sz w:val="24"/>
           <w:szCs w:val="24"/>
         </w:rPr>
@@ -1670,460 +1951,386 @@
     <w:sectPr>
       <w:pgSz w:w="12240" w:h="15840"/>
       <w:pgMar w:top="1418" w:right="1418" w:bottom="1418" w:left="1701" w:header="720" w:footer="720" w:gutter="0"/>
-      <w:cols w:space="720"/>
+      <w:cols w:space="720" w:num="1"/>
       <w:titlePg/>
-      <w:docGrid w:linePitch="360"/>
+      <w:docGrid w:linePitch="360" w:charSpace="0"/>
     </w:sectPr>
   </w:body>
 </w:document>
 </file>
 
+<file path=word/endnotes.xml><?xml version="1.0" encoding="utf-8"?>
+<w:endnotes xmlns:wpc="http://schemas.microsoft.com/office/word/2010/wordprocessingCanvas" xmlns:mc="http://schemas.openxmlformats.org/markup-compatibility/2006" xmlns:o="urn:schemas-microsoft-com:office:office" xmlns:r="http://schemas.openxmlformats.org/officeDocument/2006/relationships" xmlns:m="http://schemas.openxmlformats.org/officeDocument/2006/math" xmlns:v="urn:schemas-microsoft-com:vml" xmlns:wp14="http://schemas.microsoft.com/office/word/2010/wordprocessingDrawing" xmlns:wp="http://schemas.openxmlformats.org/drawingml/2006/wordprocessingDrawing" xmlns:w="http://schemas.openxmlformats.org/wordprocessingml/2006/main" xmlns:w14="http://schemas.microsoft.com/office/word/2010/wordml" xmlns:w15="http://schemas.microsoft.com/office/word/2012/wordml" xmlns:w10="urn:schemas-microsoft-com:office:word" xmlns:wpg="http://schemas.microsoft.com/office/word/2010/wordprocessingGroup" xmlns:wpi="http://schemas.microsoft.com/office/word/2010/wordprocessingInk" xmlns:wne="http://schemas.microsoft.com/office/word/2006/wordml" xmlns:wps="http://schemas.microsoft.com/office/word/2010/wordprocessingShape" xmlns:wpsCustomData="http://www.wps.cn/officeDocument/2013/wpsCustomData" mc:Ignorable="w14 w15 wp14">
+  <w:endnote w:type="separator" w:id="0">
+    <w:p>
+      <w:pPr>
+        <w:spacing w:line="240" w:lineRule="auto"/>
+      </w:pPr>
+      <w:r>
+        <w:separator/>
+      </w:r>
+    </w:p>
+  </w:endnote>
+  <w:endnote w:type="continuationSeparator" w:id="1">
+    <w:p>
+      <w:pPr>
+        <w:spacing w:line="240" w:lineRule="auto"/>
+      </w:pPr>
+      <w:r>
+        <w:continuationSeparator/>
+      </w:r>
+    </w:p>
+  </w:endnote>
+</w:endnotes>
+</file>
+
+<file path=word/footnotes.xml><?xml version="1.0" encoding="utf-8"?>
+<w:footnotes xmlns:wpc="http://schemas.microsoft.com/office/word/2010/wordprocessingCanvas" xmlns:mc="http://schemas.openxmlformats.org/markup-compatibility/2006" xmlns:o="urn:schemas-microsoft-com:office:office" xmlns:r="http://schemas.openxmlformats.org/officeDocument/2006/relationships" xmlns:m="http://schemas.openxmlformats.org/officeDocument/2006/math" xmlns:v="urn:schemas-microsoft-com:vml" xmlns:wp14="http://schemas.microsoft.com/office/word/2010/wordprocessingDrawing" xmlns:wp="http://schemas.openxmlformats.org/drawingml/2006/wordprocessingDrawing" xmlns:w="http://schemas.openxmlformats.org/wordprocessingml/2006/main" xmlns:w14="http://schemas.microsoft.com/office/word/2010/wordml" xmlns:w15="http://schemas.microsoft.com/office/word/2012/wordml" xmlns:w10="urn:schemas-microsoft-com:office:word" xmlns:wpg="http://schemas.microsoft.com/office/word/2010/wordprocessingGroup" xmlns:wpi="http://schemas.microsoft.com/office/word/2010/wordprocessingInk" xmlns:wne="http://schemas.microsoft.com/office/word/2006/wordml" xmlns:wps="http://schemas.microsoft.com/office/word/2010/wordprocessingShape" xmlns:wpsCustomData="http://www.wps.cn/officeDocument/2013/wpsCustomData" mc:Ignorable="w14 w15 wp14">
+  <w:footnote w:type="separator" w:id="0">
+    <w:p>
+      <w:pPr>
+        <w:spacing w:before="0" w:after="0" w:line="259" w:lineRule="auto"/>
+      </w:pPr>
+      <w:r>
+        <w:separator/>
+      </w:r>
+    </w:p>
+  </w:footnote>
+  <w:footnote w:type="continuationSeparator" w:id="1">
+    <w:p>
+      <w:pPr>
+        <w:spacing w:before="0" w:after="0" w:line="259" w:lineRule="auto"/>
+      </w:pPr>
+      <w:r>
+        <w:continuationSeparator/>
+      </w:r>
+    </w:p>
+  </w:footnote>
+</w:footnotes>
+</file>
+
 <file path=word/styles.xml><?xml version="1.0" encoding="utf-8"?>
-<w:styles xmlns:mc="http://schemas.openxmlformats.org/markup-compatibility/2006" xmlns:r="http://schemas.openxmlformats.org/officeDocument/2006/relationships" xmlns:w="http://schemas.openxmlformats.org/wordprocessingml/2006/main" xmlns:w14="http://schemas.microsoft.com/office/word/2010/wordml" xmlns:w15="http://schemas.microsoft.com/office/word/2012/wordml" mc:Ignorable="w14 w15">
+<w:styles xmlns:mc="http://schemas.openxmlformats.org/markup-compatibility/2006" xmlns:o="urn:schemas-microsoft-com:office:office" xmlns:r="http://schemas.openxmlformats.org/officeDocument/2006/relationships" xmlns:m="http://schemas.openxmlformats.org/officeDocument/2006/math" xmlns:v="urn:schemas-microsoft-com:vml" xmlns:w="http://schemas.openxmlformats.org/wordprocessingml/2006/main" xmlns:w14="http://schemas.microsoft.com/office/word/2010/wordml" xmlns:w10="urn:schemas-microsoft-com:office:word" xmlns:sl="http://schemas.openxmlformats.org/schemaLibrary/2006/main" xmlns:wpsCustomData="http://www.wps.cn/officeDocument/2013/wpsCustomData" mc:Ignorable="w14">
   <w:docDefaults>
     <w:rPrDefault>
       <w:rPr>
-        <w:rFonts w:asciiTheme="minorHAnsi" w:eastAsiaTheme="minorHAnsi" w:hAnsiTheme="minorHAnsi" w:cstheme="minorBidi"/>
-        <w:sz w:val="22"/>
-        <w:szCs w:val="22"/>
-        <w:lang w:val="en-US" w:eastAsia="en-US" w:bidi="ar-SA"/>
+        <w:rFonts w:asciiTheme="minorHAnsi" w:hAnsiTheme="minorHAnsi" w:eastAsiaTheme="minorHAnsi" w:cstheme="minorBidi"/>
       </w:rPr>
     </w:rPrDefault>
-    <w:pPrDefault>
-      <w:pPr>
-        <w:spacing w:after="160" w:line="259" w:lineRule="auto"/>
-      </w:pPr>
-    </w:pPrDefault>
+    <w:pPrDefault/>
   </w:docDefaults>
-  <w:latentStyles w:defLockedState="0" w:defUIPriority="99" w:defSemiHidden="0" w:defUnhideWhenUsed="0" w:defQFormat="0" w:count="371">
-    <w:lsdException w:name="Normal" w:uiPriority="0" w:qFormat="1"/>
-    <w:lsdException w:name="heading 1" w:uiPriority="9" w:qFormat="1"/>
-    <w:lsdException w:name="heading 2" w:semiHidden="1" w:uiPriority="9" w:unhideWhenUsed="1" w:qFormat="1"/>
-    <w:lsdException w:name="heading 3" w:semiHidden="1" w:uiPriority="9" w:unhideWhenUsed="1" w:qFormat="1"/>
-    <w:lsdException w:name="heading 4" w:semiHidden="1" w:uiPriority="9" w:unhideWhenUsed="1" w:qFormat="1"/>
-    <w:lsdException w:name="heading 5" w:semiHidden="1" w:uiPriority="9" w:unhideWhenUsed="1" w:qFormat="1"/>
-    <w:lsdException w:name="heading 6" w:semiHidden="1" w:uiPriority="9" w:unhideWhenUsed="1" w:qFormat="1"/>
-    <w:lsdException w:name="heading 7" w:semiHidden="1" w:uiPriority="9" w:unhideWhenUsed="1" w:qFormat="1"/>
-    <w:lsdException w:name="heading 8" w:semiHidden="1" w:uiPriority="9" w:unhideWhenUsed="1" w:qFormat="1"/>
-    <w:lsdException w:name="heading 9" w:semiHidden="1" w:uiPriority="9" w:unhideWhenUsed="1" w:qFormat="1"/>
-    <w:lsdException w:name="index 1" w:semiHidden="1" w:unhideWhenUsed="1"/>
-    <w:lsdException w:name="index 2" w:semiHidden="1" w:unhideWhenUsed="1"/>
-    <w:lsdException w:name="index 3" w:semiHidden="1" w:unhideWhenUsed="1"/>
-    <w:lsdException w:name="index 4" w:semiHidden="1" w:unhideWhenUsed="1"/>
-    <w:lsdException w:name="index 5" w:semiHidden="1" w:unhideWhenUsed="1"/>
-    <w:lsdException w:name="index 6" w:semiHidden="1" w:unhideWhenUsed="1"/>
-    <w:lsdException w:name="index 7" w:semiHidden="1" w:unhideWhenUsed="1"/>
-    <w:lsdException w:name="index 8" w:semiHidden="1" w:unhideWhenUsed="1"/>
-    <w:lsdException w:name="index 9" w:semiHidden="1" w:unhideWhenUsed="1"/>
-    <w:lsdException w:name="toc 1" w:semiHidden="1" w:uiPriority="39" w:unhideWhenUsed="1"/>
-    <w:lsdException w:name="toc 2" w:semiHidden="1" w:uiPriority="39" w:unhideWhenUsed="1"/>
-    <w:lsdException w:name="toc 3" w:semiHidden="1" w:uiPriority="39" w:unhideWhenUsed="1"/>
-    <w:lsdException w:name="toc 4" w:semiHidden="1" w:uiPriority="39" w:unhideWhenUsed="1"/>
-    <w:lsdException w:name="toc 5" w:semiHidden="1" w:uiPriority="39" w:unhideWhenUsed="1"/>
-    <w:lsdException w:name="toc 6" w:semiHidden="1" w:uiPriority="39" w:unhideWhenUsed="1"/>
-    <w:lsdException w:name="toc 7" w:semiHidden="1" w:uiPriority="39" w:unhideWhenUsed="1"/>
-    <w:lsdException w:name="toc 8" w:semiHidden="1" w:uiPriority="39" w:unhideWhenUsed="1"/>
-    <w:lsdException w:name="toc 9" w:semiHidden="1" w:uiPriority="39" w:unhideWhenUsed="1"/>
-    <w:lsdException w:name="Normal Indent" w:semiHidden="1" w:unhideWhenUsed="1"/>
-    <w:lsdException w:name="footnote text" w:semiHidden="1" w:unhideWhenUsed="1"/>
-    <w:lsdException w:name="annotation text" w:semiHidden="1" w:unhideWhenUsed="1"/>
-    <w:lsdException w:name="header" w:semiHidden="1" w:unhideWhenUsed="1"/>
-    <w:lsdException w:name="footer" w:semiHidden="1" w:unhideWhenUsed="1"/>
-    <w:lsdException w:name="index heading" w:semiHidden="1" w:unhideWhenUsed="1"/>
-    <w:lsdException w:name="caption" w:semiHidden="1" w:uiPriority="35" w:unhideWhenUsed="1" w:qFormat="1"/>
-    <w:lsdException w:name="table of figures" w:semiHidden="1" w:unhideWhenUsed="1"/>
-    <w:lsdException w:name="envelope address" w:semiHidden="1" w:unhideWhenUsed="1"/>
-    <w:lsdException w:name="envelope return" w:semiHidden="1" w:unhideWhenUsed="1"/>
-    <w:lsdException w:name="footnote reference" w:semiHidden="1" w:unhideWhenUsed="1"/>
-    <w:lsdException w:name="annotation reference" w:semiHidden="1" w:unhideWhenUsed="1"/>
-    <w:lsdException w:name="line number" w:semiHidden="1" w:unhideWhenUsed="1"/>
-    <w:lsdException w:name="page number" w:semiHidden="1" w:unhideWhenUsed="1"/>
-    <w:lsdException w:name="endnote reference" w:semiHidden="1" w:unhideWhenUsed="1"/>
-    <w:lsdException w:name="endnote text" w:semiHidden="1" w:unhideWhenUsed="1"/>
-    <w:lsdException w:name="table of authorities" w:semiHidden="1" w:unhideWhenUsed="1"/>
-    <w:lsdException w:name="macro" w:semiHidden="1" w:unhideWhenUsed="1"/>
-    <w:lsdException w:name="toa heading" w:semiHidden="1" w:unhideWhenUsed="1"/>
-    <w:lsdException w:name="List" w:semiHidden="1" w:unhideWhenUsed="1"/>
-    <w:lsdException w:name="List Bullet" w:semiHidden="1" w:unhideWhenUsed="1"/>
-    <w:lsdException w:name="List Number" w:semiHidden="1" w:unhideWhenUsed="1"/>
-    <w:lsdException w:name="List 2" w:semiHidden="1" w:unhideWhenUsed="1"/>
-    <w:lsdException w:name="List 3" w:semiHidden="1" w:unhideWhenUsed="1"/>
-    <w:lsdException w:name="List 4" w:semiHidden="1" w:unhideWhenUsed="1"/>
-    <w:lsdException w:name="List 5" w:semiHidden="1" w:unhideWhenUsed="1"/>
-    <w:lsdException w:name="List Bullet 2" w:semiHidden="1" w:unhideWhenUsed="1"/>
-    <w:lsdException w:name="List Bullet 3" w:semiHidden="1" w:unhideWhenUsed="1"/>
-    <w:lsdException w:name="List Bullet 4" w:semiHidden="1" w:unhideWhenUsed="1"/>
-    <w:lsdException w:name="List Bullet 5" w:semiHidden="1" w:unhideWhenUsed="1"/>
-    <w:lsdException w:name="List Number 2" w:semiHidden="1" w:unhideWhenUsed="1"/>
-    <w:lsdException w:name="List Number 3" w:semiHidden="1" w:unhideWhenUsed="1"/>
-    <w:lsdException w:name="List Number 4" w:semiHidden="1" w:unhideWhenUsed="1"/>
-    <w:lsdException w:name="List Number 5" w:semiHidden="1" w:unhideWhenUsed="1"/>
-    <w:lsdException w:name="Title" w:uiPriority="10" w:qFormat="1"/>
-    <w:lsdException w:name="Closing" w:semiHidden="1" w:unhideWhenUsed="1"/>
-    <w:lsdException w:name="Signature" w:semiHidden="1" w:unhideWhenUsed="1"/>
-    <w:lsdException w:name="Default Paragraph Font" w:semiHidden="1" w:uiPriority="1" w:unhideWhenUsed="1"/>
-    <w:lsdException w:name="Body Text" w:semiHidden="1" w:unhideWhenUsed="1"/>
-    <w:lsdException w:name="Body Text Indent" w:semiHidden="1" w:unhideWhenUsed="1"/>
-    <w:lsdException w:name="List Continue" w:semiHidden="1" w:unhideWhenUsed="1"/>
-    <w:lsdException w:name="List Continue 2" w:semiHidden="1" w:unhideWhenUsed="1"/>
-    <w:lsdException w:name="List Continue 3" w:semiHidden="1" w:unhideWhenUsed="1"/>
-    <w:lsdException w:name="List Continue 4" w:semiHidden="1" w:unhideWhenUsed="1"/>
-    <w:lsdException w:name="List Continue 5" w:semiHidden="1" w:unhideWhenUsed="1"/>
-    <w:lsdException w:name="Message Header" w:semiHidden="1" w:unhideWhenUsed="1"/>
-    <w:lsdException w:name="Subtitle" w:uiPriority="11" w:qFormat="1"/>
-    <w:lsdException w:name="Salutation" w:semiHidden="1" w:unhideWhenUsed="1"/>
-    <w:lsdException w:name="Date" w:semiHidden="1" w:unhideWhenUsed="1"/>
-    <w:lsdException w:name="Body Text First Indent" w:semiHidden="1" w:unhideWhenUsed="1"/>
-    <w:lsdException w:name="Body Text First Indent 2" w:semiHidden="1" w:unhideWhenUsed="1"/>
-    <w:lsdException w:name="Note Heading" w:semiHidden="1" w:unhideWhenUsed="1"/>
-    <w:lsdException w:name="Body Text 2" w:semiHidden="1" w:unhideWhenUsed="1"/>
-    <w:lsdException w:name="Body Text 3" w:semiHidden="1" w:unhideWhenUsed="1"/>
-    <w:lsdException w:name="Body Text Indent 2" w:semiHidden="1" w:unhideWhenUsed="1"/>
-    <w:lsdException w:name="Body Text Indent 3" w:semiHidden="1" w:unhideWhenUsed="1"/>
-    <w:lsdException w:name="Block Text" w:semiHidden="1" w:unhideWhenUsed="1"/>
-    <w:lsdException w:name="Hyperlink" w:semiHidden="1" w:unhideWhenUsed="1"/>
-    <w:lsdException w:name="FollowedHyperlink" w:semiHidden="1" w:unhideWhenUsed="1"/>
-    <w:lsdException w:name="Strong" w:uiPriority="22" w:qFormat="1"/>
-    <w:lsdException w:name="Emphasis" w:uiPriority="20" w:qFormat="1"/>
-    <w:lsdException w:name="Document Map" w:semiHidden="1" w:unhideWhenUsed="1"/>
-    <w:lsdException w:name="Plain Text" w:semiHidden="1" w:unhideWhenUsed="1"/>
-    <w:lsdException w:name="E-mail Signature" w:semiHidden="1" w:unhideWhenUsed="1"/>
-    <w:lsdException w:name="HTML Top of Form" w:semiHidden="1" w:unhideWhenUsed="1"/>
-    <w:lsdException w:name="HTML Bottom of Form" w:semiHidden="1" w:unhideWhenUsed="1"/>
-    <w:lsdException w:name="Normal (Web)" w:semiHidden="1" w:unhideWhenUsed="1"/>
-    <w:lsdException w:name="HTML Acronym" w:semiHidden="1" w:unhideWhenUsed="1"/>
-    <w:lsdException w:name="HTML Address" w:semiHidden="1" w:unhideWhenUsed="1"/>
-    <w:lsdException w:name="HTML Cite" w:semiHidden="1" w:unhideWhenUsed="1"/>
-    <w:lsdException w:name="HTML Code" w:semiHidden="1" w:unhideWhenUsed="1"/>
-    <w:lsdException w:name="HTML Definition" w:semiHidden="1" w:unhideWhenUsed="1"/>
-    <w:lsdException w:name="HTML Keyboard" w:semiHidden="1" w:unhideWhenUsed="1"/>
-    <w:lsdException w:name="HTML Preformatted" w:semiHidden="1" w:unhideWhenUsed="1"/>
-    <w:lsdException w:name="HTML Sample" w:semiHidden="1" w:unhideWhenUsed="1"/>
-    <w:lsdException w:name="HTML Typewriter" w:semiHidden="1" w:unhideWhenUsed="1"/>
-    <w:lsdException w:name="HTML Variable" w:semiHidden="1" w:unhideWhenUsed="1"/>
-    <w:lsdException w:name="Normal Table" w:semiHidden="1" w:unhideWhenUsed="1"/>
-    <w:lsdException w:name="annotation subject" w:semiHidden="1" w:unhideWhenUsed="1"/>
-    <w:lsdException w:name="No List" w:semiHidden="1" w:unhideWhenUsed="1"/>
-    <w:lsdException w:name="Outline List 1" w:semiHidden="1" w:unhideWhenUsed="1"/>
-    <w:lsdException w:name="Outline List 2" w:semiHidden="1" w:unhideWhenUsed="1"/>
-    <w:lsdException w:name="Outline List 3" w:semiHidden="1" w:unhideWhenUsed="1"/>
-    <w:lsdException w:name="Table Simple 1" w:semiHidden="1" w:unhideWhenUsed="1"/>
-    <w:lsdException w:name="Table Simple 2" w:semiHidden="1" w:unhideWhenUsed="1"/>
-    <w:lsdException w:name="Table Simple 3" w:semiHidden="1" w:unhideWhenUsed="1"/>
-    <w:lsdException w:name="Table Classic 1" w:semiHidden="1" w:unhideWhenUsed="1"/>
-    <w:lsdException w:name="Table Classic 2" w:semiHidden="1" w:unhideWhenUsed="1"/>
-    <w:lsdException w:name="Table Classic 3" w:semiHidden="1" w:unhideWhenUsed="1"/>
-    <w:lsdException w:name="Table Classic 4" w:semiHidden="1" w:unhideWhenUsed="1"/>
-    <w:lsdException w:name="Table Colorful 1" w:semiHidden="1" w:unhideWhenUsed="1"/>
-    <w:lsdException w:name="Table Colorful 2" w:semiHidden="1" w:unhideWhenUsed="1"/>
-    <w:lsdException w:name="Table Colorful 3" w:semiHidden="1" w:unhideWhenUsed="1"/>
-    <w:lsdException w:name="Table Columns 1" w:semiHidden="1" w:unhideWhenUsed="1"/>
-    <w:lsdException w:name="Table Columns 2" w:semiHidden="1" w:unhideWhenUsed="1"/>
-    <w:lsdException w:name="Table Columns 3" w:semiHidden="1" w:unhideWhenUsed="1"/>
-    <w:lsdException w:name="Table Columns 4" w:semiHidden="1" w:unhideWhenUsed="1"/>
-    <w:lsdException w:name="Table Columns 5" w:semiHidden="1" w:unhideWhenUsed="1"/>
-    <w:lsdException w:name="Table Grid 1" w:semiHidden="1" w:unhideWhenUsed="1"/>
-    <w:lsdException w:name="Table Grid 2" w:semiHidden="1" w:unhideWhenUsed="1"/>
-    <w:lsdException w:name="Table Grid 3" w:semiHidden="1" w:unhideWhenUsed="1"/>
-    <w:lsdException w:name="Table Grid 4" w:semiHidden="1" w:unhideWhenUsed="1"/>
-    <w:lsdException w:name="Table Grid 5" w:semiHidden="1" w:unhideWhenUsed="1"/>
-    <w:lsdException w:name="Table Grid 6" w:semiHidden="1" w:unhideWhenUsed="1"/>
-    <w:lsdException w:name="Table Grid 7" w:semiHidden="1" w:unhideWhenUsed="1"/>
-    <w:lsdException w:name="Table Grid 8" w:semiHidden="1" w:unhideWhenUsed="1"/>
-    <w:lsdException w:name="Table List 1" w:semiHidden="1" w:unhideWhenUsed="1"/>
-    <w:lsdException w:name="Table List 2" w:semiHidden="1" w:unhideWhenUsed="1"/>
-    <w:lsdException w:name="Table List 3" w:semiHidden="1" w:unhideWhenUsed="1"/>
-    <w:lsdException w:name="Table List 4" w:semiHidden="1" w:unhideWhenUsed="1"/>
-    <w:lsdException w:name="Table List 5" w:semiHidden="1" w:unhideWhenUsed="1"/>
-    <w:lsdException w:name="Table List 6" w:semiHidden="1" w:unhideWhenUsed="1"/>
-    <w:lsdException w:name="Table List 7" w:semiHidden="1" w:unhideWhenUsed="1"/>
-    <w:lsdException w:name="Table List 8" w:semiHidden="1" w:unhideWhenUsed="1"/>
-    <w:lsdException w:name="Table 3D effects 1" w:semiHidden="1" w:unhideWhenUsed="1"/>
-    <w:lsdException w:name="Table 3D effects 2" w:semiHidden="1" w:unhideWhenUsed="1"/>
-    <w:lsdException w:name="Table 3D effects 3" w:semiHidden="1" w:unhideWhenUsed="1"/>
-    <w:lsdException w:name="Table Contemporary" w:semiHidden="1" w:unhideWhenUsed="1"/>
-    <w:lsdException w:name="Table Elegant" w:semiHidden="1" w:unhideWhenUsed="1"/>
-    <w:lsdException w:name="Table Professional" w:semiHidden="1" w:unhideWhenUsed="1"/>
-    <w:lsdException w:name="Table Subtle 1" w:semiHidden="1" w:unhideWhenUsed="1"/>
-    <w:lsdException w:name="Table Subtle 2" w:semiHidden="1" w:unhideWhenUsed="1"/>
-    <w:lsdException w:name="Table Web 1" w:semiHidden="1" w:unhideWhenUsed="1"/>
-    <w:lsdException w:name="Table Web 2" w:semiHidden="1" w:unhideWhenUsed="1"/>
-    <w:lsdException w:name="Table Web 3" w:semiHidden="1" w:unhideWhenUsed="1"/>
-    <w:lsdException w:name="Balloon Text" w:semiHidden="1" w:unhideWhenUsed="1"/>
-    <w:lsdException w:name="Table Grid" w:uiPriority="39"/>
-    <w:lsdException w:name="Table Theme" w:semiHidden="1" w:unhideWhenUsed="1"/>
-    <w:lsdException w:name="Placeholder Text" w:semiHidden="1"/>
-    <w:lsdException w:name="No Spacing" w:uiPriority="1" w:qFormat="1"/>
-    <w:lsdException w:name="Light Shading" w:uiPriority="60"/>
-    <w:lsdException w:name="Light List" w:uiPriority="61"/>
-    <w:lsdException w:name="Light Grid" w:uiPriority="62"/>
-    <w:lsdException w:name="Medium Shading 1" w:uiPriority="63"/>
-    <w:lsdException w:name="Medium Shading 2" w:uiPriority="64"/>
-    <w:lsdException w:name="Medium List 1" w:uiPriority="65"/>
-    <w:lsdException w:name="Medium List 2" w:uiPriority="66"/>
-    <w:lsdException w:name="Medium Grid 1" w:uiPriority="67"/>
-    <w:lsdException w:name="Medium Grid 2" w:uiPriority="68"/>
-    <w:lsdException w:name="Medium Grid 3" w:uiPriority="69"/>
-    <w:lsdException w:name="Dark List" w:uiPriority="70"/>
-    <w:lsdException w:name="Colorful Shading" w:uiPriority="71"/>
-    <w:lsdException w:name="Colorful List" w:uiPriority="72"/>
-    <w:lsdException w:name="Colorful Grid" w:uiPriority="73"/>
-    <w:lsdException w:name="Light Shading Accent 1" w:uiPriority="60"/>
-    <w:lsdException w:name="Light List Accent 1" w:uiPriority="61"/>
-    <w:lsdException w:name="Light Grid Accent 1" w:uiPriority="62"/>
-    <w:lsdException w:name="Medium Shading 1 Accent 1" w:uiPriority="63"/>
-    <w:lsdException w:name="Medium Shading 2 Accent 1" w:uiPriority="64"/>
-    <w:lsdException w:name="Medium List 1 Accent 1" w:uiPriority="65"/>
-    <w:lsdException w:name="Revision" w:semiHidden="1"/>
-    <w:lsdException w:name="List Paragraph" w:uiPriority="34" w:qFormat="1"/>
-    <w:lsdException w:name="Quote" w:uiPriority="29" w:qFormat="1"/>
-    <w:lsdException w:name="Intense Quote" w:uiPriority="30" w:qFormat="1"/>
-    <w:lsdException w:name="Medium List 2 Accent 1" w:uiPriority="66"/>
-    <w:lsdException w:name="Medium Grid 1 Accent 1" w:uiPriority="67"/>
-    <w:lsdException w:name="Medium Grid 2 Accent 1" w:uiPriority="68"/>
-    <w:lsdException w:name="Medium Grid 3 Accent 1" w:uiPriority="69"/>
-    <w:lsdException w:name="Dark List Accent 1" w:uiPriority="70"/>
-    <w:lsdException w:name="Colorful Shading Accent 1" w:uiPriority="71"/>
-    <w:lsdException w:name="Colorful List Accent 1" w:uiPriority="72"/>
-    <w:lsdException w:name="Colorful Grid Accent 1" w:uiPriority="73"/>
-    <w:lsdException w:name="Light Shading Accent 2" w:uiPriority="60"/>
-    <w:lsdException w:name="Light List Accent 2" w:uiPriority="61"/>
-    <w:lsdException w:name="Light Grid Accent 2" w:uiPriority="62"/>
-    <w:lsdException w:name="Medium Shading 1 Accent 2" w:uiPriority="63"/>
-    <w:lsdException w:name="Medium Shading 2 Accent 2" w:uiPriority="64"/>
-    <w:lsdException w:name="Medium List 1 Accent 2" w:uiPriority="65"/>
-    <w:lsdException w:name="Medium List 2 Accent 2" w:uiPriority="66"/>
-    <w:lsdException w:name="Medium Grid 1 Accent 2" w:uiPriority="67"/>
-    <w:lsdException w:name="Medium Grid 2 Accent 2" w:uiPriority="68"/>
-    <w:lsdException w:name="Medium Grid 3 Accent 2" w:uiPriority="69"/>
-    <w:lsdException w:name="Dark List Accent 2" w:uiPriority="70"/>
-    <w:lsdException w:name="Colorful Shading Accent 2" w:uiPriority="71"/>
-    <w:lsdException w:name="Colorful List Accent 2" w:uiPriority="72"/>
-    <w:lsdException w:name="Colorful Grid Accent 2" w:uiPriority="73"/>
-    <w:lsdException w:name="Light Shading Accent 3" w:uiPriority="60"/>
-    <w:lsdException w:name="Light List Accent 3" w:uiPriority="61"/>
-    <w:lsdException w:name="Light Grid Accent 3" w:uiPriority="62"/>
-    <w:lsdException w:name="Medium Shading 1 Accent 3" w:uiPriority="63"/>
-    <w:lsdException w:name="Medium Shading 2 Accent 3" w:uiPriority="64"/>
-    <w:lsdException w:name="Medium List 1 Accent 3" w:uiPriority="65"/>
-    <w:lsdException w:name="Medium List 2 Accent 3" w:uiPriority="66"/>
-    <w:lsdException w:name="Medium Grid 1 Accent 3" w:uiPriority="67"/>
-    <w:lsdException w:name="Medium Grid 2 Accent 3" w:uiPriority="68"/>
-    <w:lsdException w:name="Medium Grid 3 Accent 3" w:uiPriority="69"/>
-    <w:lsdException w:name="Dark List Accent 3" w:uiPriority="70"/>
-    <w:lsdException w:name="Colorful Shading Accent 3" w:uiPriority="71"/>
-    <w:lsdException w:name="Colorful List Accent 3" w:uiPriority="72"/>
-    <w:lsdException w:name="Colorful Grid Accent 3" w:uiPriority="73"/>
-    <w:lsdException w:name="Light Shading Accent 4" w:uiPriority="60"/>
-    <w:lsdException w:name="Light List Accent 4" w:uiPriority="61"/>
-    <w:lsdException w:name="Light Grid Accent 4" w:uiPriority="62"/>
-    <w:lsdException w:name="Medium Shading 1 Accent 4" w:uiPriority="63"/>
-    <w:lsdException w:name="Medium Shading 2 Accent 4" w:uiPriority="64"/>
-    <w:lsdException w:name="Medium List 1 Accent 4" w:uiPriority="65"/>
-    <w:lsdException w:name="Medium List 2 Accent 4" w:uiPriority="66"/>
-    <w:lsdException w:name="Medium Grid 1 Accent 4" w:uiPriority="67"/>
-    <w:lsdException w:name="Medium Grid 2 Accent 4" w:uiPriority="68"/>
-    <w:lsdException w:name="Medium Grid 3 Accent 4" w:uiPriority="69"/>
-    <w:lsdException w:name="Dark List Accent 4" w:uiPriority="70"/>
-    <w:lsdException w:name="Colorful Shading Accent 4" w:uiPriority="71"/>
-    <w:lsdException w:name="Colorful List Accent 4" w:uiPriority="72"/>
-    <w:lsdException w:name="Colorful Grid Accent 4" w:uiPriority="73"/>
-    <w:lsdException w:name="Light Shading Accent 5" w:uiPriority="60"/>
-    <w:lsdException w:name="Light List Accent 5" w:uiPriority="61"/>
-    <w:lsdException w:name="Light Grid Accent 5" w:uiPriority="62"/>
-    <w:lsdException w:name="Medium Shading 1 Accent 5" w:uiPriority="63"/>
-    <w:lsdException w:name="Medium Shading 2 Accent 5" w:uiPriority="64"/>
-    <w:lsdException w:name="Medium List 1 Accent 5" w:uiPriority="65"/>
-    <w:lsdException w:name="Medium List 2 Accent 5" w:uiPriority="66"/>
-    <w:lsdException w:name="Medium Grid 1 Accent 5" w:uiPriority="67"/>
-    <w:lsdException w:name="Medium Grid 2 Accent 5" w:uiPriority="68"/>
-    <w:lsdException w:name="Medium Grid 3 Accent 5" w:uiPriority="69"/>
-    <w:lsdException w:name="Dark List Accent 5" w:uiPriority="70"/>
-    <w:lsdException w:name="Colorful Shading Accent 5" w:uiPriority="71"/>
-    <w:lsdException w:name="Colorful List Accent 5" w:uiPriority="72"/>
-    <w:lsdException w:name="Colorful Grid Accent 5" w:uiPriority="73"/>
-    <w:lsdException w:name="Light Shading Accent 6" w:uiPriority="60"/>
-    <w:lsdException w:name="Light List Accent 6" w:uiPriority="61"/>
-    <w:lsdException w:name="Light Grid Accent 6" w:uiPriority="62"/>
-    <w:lsdException w:name="Medium Shading 1 Accent 6" w:uiPriority="63"/>
-    <w:lsdException w:name="Medium Shading 2 Accent 6" w:uiPriority="64"/>
-    <w:lsdException w:name="Medium List 1 Accent 6" w:uiPriority="65"/>
-    <w:lsdException w:name="Medium List 2 Accent 6" w:uiPriority="66"/>
-    <w:lsdException w:name="Medium Grid 1 Accent 6" w:uiPriority="67"/>
-    <w:lsdException w:name="Medium Grid 2 Accent 6" w:uiPriority="68"/>
-    <w:lsdException w:name="Medium Grid 3 Accent 6" w:uiPriority="69"/>
-    <w:lsdException w:name="Dark List Accent 6" w:uiPriority="70"/>
-    <w:lsdException w:name="Colorful Shading Accent 6" w:uiPriority="71"/>
-    <w:lsdException w:name="Colorful List Accent 6" w:uiPriority="72"/>
-    <w:lsdException w:name="Colorful Grid Accent 6" w:uiPriority="73"/>
-    <w:lsdException w:name="Subtle Emphasis" w:uiPriority="19" w:qFormat="1"/>
-    <w:lsdException w:name="Intense Emphasis" w:uiPriority="21" w:qFormat="1"/>
-    <w:lsdException w:name="Subtle Reference" w:uiPriority="31" w:qFormat="1"/>
-    <w:lsdException w:name="Intense Reference" w:uiPriority="32" w:qFormat="1"/>
-    <w:lsdException w:name="Book Title" w:uiPriority="33" w:qFormat="1"/>
-    <w:lsdException w:name="Bibliography" w:semiHidden="1" w:uiPriority="37" w:unhideWhenUsed="1"/>
-    <w:lsdException w:name="TOC Heading" w:semiHidden="1" w:uiPriority="39" w:unhideWhenUsed="1" w:qFormat="1"/>
-    <w:lsdException w:name="Plain Table 1" w:uiPriority="41"/>
-    <w:lsdException w:name="Plain Table 2" w:uiPriority="42"/>
-    <w:lsdException w:name="Plain Table 3" w:uiPriority="43"/>
-    <w:lsdException w:name="Plain Table 4" w:uiPriority="44"/>
-    <w:lsdException w:name="Plain Table 5" w:uiPriority="45"/>
-    <w:lsdException w:name="Grid Table Light" w:uiPriority="40"/>
-    <w:lsdException w:name="Grid Table 1 Light" w:uiPriority="46"/>
-    <w:lsdException w:name="Grid Table 2" w:uiPriority="47"/>
-    <w:lsdException w:name="Grid Table 3" w:uiPriority="48"/>
-    <w:lsdException w:name="Grid Table 4" w:uiPriority="49"/>
-    <w:lsdException w:name="Grid Table 5 Dark" w:uiPriority="50"/>
-    <w:lsdException w:name="Grid Table 6 Colorful" w:uiPriority="51"/>
-    <w:lsdException w:name="Grid Table 7 Colorful" w:uiPriority="52"/>
-    <w:lsdException w:name="Grid Table 1 Light Accent 1" w:uiPriority="46"/>
-    <w:lsdException w:name="Grid Table 2 Accent 1" w:uiPriority="47"/>
-    <w:lsdException w:name="Grid Table 3 Accent 1" w:uiPriority="48"/>
-    <w:lsdException w:name="Grid Table 4 Accent 1" w:uiPriority="49"/>
-    <w:lsdException w:name="Grid Table 5 Dark Accent 1" w:uiPriority="50"/>
-    <w:lsdException w:name="Grid Table 6 Colorful Accent 1" w:uiPriority="51"/>
-    <w:lsdException w:name="Grid Table 7 Colorful Accent 1" w:uiPriority="52"/>
-    <w:lsdException w:name="Grid Table 1 Light Accent 2" w:uiPriority="46"/>
-    <w:lsdException w:name="Grid Table 2 Accent 2" w:uiPriority="47"/>
-    <w:lsdException w:name="Grid Table 3 Accent 2" w:uiPriority="48"/>
-    <w:lsdException w:name="Grid Table 4 Accent 2" w:uiPriority="49"/>
-    <w:lsdException w:name="Grid Table 5 Dark Accent 2" w:uiPriority="50"/>
-    <w:lsdException w:name="Grid Table 6 Colorful Accent 2" w:uiPriority="51"/>
-    <w:lsdException w:name="Grid Table 7 Colorful Accent 2" w:uiPriority="52"/>
-    <w:lsdException w:name="Grid Table 1 Light Accent 3" w:uiPriority="46"/>
-    <w:lsdException w:name="Grid Table 2 Accent 3" w:uiPriority="47"/>
-    <w:lsdException w:name="Grid Table 3 Accent 3" w:uiPriority="48"/>
-    <w:lsdException w:name="Grid Table 4 Accent 3" w:uiPriority="49"/>
-    <w:lsdException w:name="Grid Table 5 Dark Accent 3" w:uiPriority="50"/>
-    <w:lsdException w:name="Grid Table 6 Colorful Accent 3" w:uiPriority="51"/>
-    <w:lsdException w:name="Grid Table 7 Colorful Accent 3" w:uiPriority="52"/>
-    <w:lsdException w:name="Grid Table 1 Light Accent 4" w:uiPriority="46"/>
-    <w:lsdException w:name="Grid Table 2 Accent 4" w:uiPriority="47"/>
-    <w:lsdException w:name="Grid Table 3 Accent 4" w:uiPriority="48"/>
-    <w:lsdException w:name="Grid Table 4 Accent 4" w:uiPriority="49"/>
-    <w:lsdException w:name="Grid Table 5 Dark Accent 4" w:uiPriority="50"/>
-    <w:lsdException w:name="Grid Table 6 Colorful Accent 4" w:uiPriority="51"/>
-    <w:lsdException w:name="Grid Table 7 Colorful Accent 4" w:uiPriority="52"/>
-    <w:lsdException w:name="Grid Table 1 Light Accent 5" w:uiPriority="46"/>
-    <w:lsdException w:name="Grid Table 2 Accent 5" w:uiPriority="47"/>
-    <w:lsdException w:name="Grid Table 3 Accent 5" w:uiPriority="48"/>
-    <w:lsdException w:name="Grid Table 4 Accent 5" w:uiPriority="49"/>
-    <w:lsdException w:name="Grid Table 5 Dark Accent 5" w:uiPriority="50"/>
-    <w:lsdException w:name="Grid Table 6 Colorful Accent 5" w:uiPriority="51"/>
-    <w:lsdException w:name="Grid Table 7 Colorful Accent 5" w:uiPriority="52"/>
-    <w:lsdException w:name="Grid Table 1 Light Accent 6" w:uiPriority="46"/>
-    <w:lsdException w:name="Grid Table 2 Accent 6" w:uiPriority="47"/>
-    <w:lsdException w:name="Grid Table 3 Accent 6" w:uiPriority="48"/>
-    <w:lsdException w:name="Grid Table 4 Accent 6" w:uiPriority="49"/>
-    <w:lsdException w:name="Grid Table 5 Dark Accent 6" w:uiPriority="50"/>
-    <w:lsdException w:name="Grid Table 6 Colorful Accent 6" w:uiPriority="51"/>
-    <w:lsdException w:name="Grid Table 7 Colorful Accent 6" w:uiPriority="52"/>
-    <w:lsdException w:name="List Table 1 Light" w:uiPriority="46"/>
-    <w:lsdException w:name="List Table 2" w:uiPriority="47"/>
-    <w:lsdException w:name="List Table 3" w:uiPriority="48"/>
-    <w:lsdException w:name="List Table 4" w:uiPriority="49"/>
-    <w:lsdException w:name="List Table 5 Dark" w:uiPriority="50"/>
-    <w:lsdException w:name="List Table 6 Colorful" w:uiPriority="51"/>
-    <w:lsdException w:name="List Table 7 Colorful" w:uiPriority="52"/>
-    <w:lsdException w:name="List Table 1 Light Accent 1" w:uiPriority="46"/>
-    <w:lsdException w:name="List Table 2 Accent 1" w:uiPriority="47"/>
-    <w:lsdException w:name="List Table 3 Accent 1" w:uiPriority="48"/>
-    <w:lsdException w:name="List Table 4 Accent 1" w:uiPriority="49"/>
-    <w:lsdException w:name="List Table 5 Dark Accent 1" w:uiPriority="50"/>
-    <w:lsdException w:name="List Table 6 Colorful Accent 1" w:uiPriority="51"/>
-    <w:lsdException w:name="List Table 7 Colorful Accent 1" w:uiPriority="52"/>
-    <w:lsdException w:name="List Table 1 Light Accent 2" w:uiPriority="46"/>
-    <w:lsdException w:name="List Table 2 Accent 2" w:uiPriority="47"/>
-    <w:lsdException w:name="List Table 3 Accent 2" w:uiPriority="48"/>
-    <w:lsdException w:name="List Table 4 Accent 2" w:uiPriority="49"/>
-    <w:lsdException w:name="List Table 5 Dark Accent 2" w:uiPriority="50"/>
-    <w:lsdException w:name="List Table 6 Colorful Accent 2" w:uiPriority="51"/>
-    <w:lsdException w:name="List Table 7 Colorful Accent 2" w:uiPriority="52"/>
-    <w:lsdException w:name="List Table 1 Light Accent 3" w:uiPriority="46"/>
-    <w:lsdException w:name="List Table 2 Accent 3" w:uiPriority="47"/>
-    <w:lsdException w:name="List Table 3 Accent 3" w:uiPriority="48"/>
-    <w:lsdException w:name="List Table 4 Accent 3" w:uiPriority="49"/>
-    <w:lsdException w:name="List Table 5 Dark Accent 3" w:uiPriority="50"/>
-    <w:lsdException w:name="List Table 6 Colorful Accent 3" w:uiPriority="51"/>
-    <w:lsdException w:name="List Table 7 Colorful Accent 3" w:uiPriority="52"/>
-    <w:lsdException w:name="List Table 1 Light Accent 4" w:uiPriority="46"/>
-    <w:lsdException w:name="List Table 2 Accent 4" w:uiPriority="47"/>
-    <w:lsdException w:name="List Table 3 Accent 4" w:uiPriority="48"/>
-    <w:lsdException w:name="List Table 4 Accent 4" w:uiPriority="49"/>
-    <w:lsdException w:name="List Table 5 Dark Accent 4" w:uiPriority="50"/>
-    <w:lsdException w:name="List Table 6 Colorful Accent 4" w:uiPriority="51"/>
-    <w:lsdException w:name="List Table 7 Colorful Accent 4" w:uiPriority="52"/>
-    <w:lsdException w:name="List Table 1 Light Accent 5" w:uiPriority="46"/>
-    <w:lsdException w:name="List Table 2 Accent 5" w:uiPriority="47"/>
-    <w:lsdException w:name="List Table 3 Accent 5" w:uiPriority="48"/>
-    <w:lsdException w:name="List Table 4 Accent 5" w:uiPriority="49"/>
-    <w:lsdException w:name="List Table 5 Dark Accent 5" w:uiPriority="50"/>
-    <w:lsdException w:name="List Table 6 Colorful Accent 5" w:uiPriority="51"/>
-    <w:lsdException w:name="List Table 7 Colorful Accent 5" w:uiPriority="52"/>
-    <w:lsdException w:name="List Table 1 Light Accent 6" w:uiPriority="46"/>
-    <w:lsdException w:name="List Table 2 Accent 6" w:uiPriority="47"/>
-    <w:lsdException w:name="List Table 3 Accent 6" w:uiPriority="48"/>
-    <w:lsdException w:name="List Table 4 Accent 6" w:uiPriority="49"/>
-    <w:lsdException w:name="List Table 5 Dark Accent 6" w:uiPriority="50"/>
-    <w:lsdException w:name="List Table 6 Colorful Accent 6" w:uiPriority="51"/>
-    <w:lsdException w:name="List Table 7 Colorful Accent 6" w:uiPriority="52"/>
+  <w:latentStyles w:count="260" w:defQFormat="0" w:defUnhideWhenUsed="1" w:defSemiHidden="1" w:defUIPriority="99" w:defLockedState="0">
+    <w:lsdException w:qFormat="1" w:unhideWhenUsed="0" w:uiPriority="0" w:semiHidden="0" w:name="Normal"/>
+    <w:lsdException w:qFormat="1" w:unhideWhenUsed="0" w:uiPriority="9" w:semiHidden="0" w:name="heading 1"/>
+    <w:lsdException w:qFormat="1" w:unhideWhenUsed="0" w:uiPriority="9" w:semiHidden="0" w:name="heading 2"/>
+    <w:lsdException w:qFormat="1" w:unhideWhenUsed="0" w:uiPriority="9" w:semiHidden="0" w:name="heading 3"/>
+    <w:lsdException w:qFormat="1" w:uiPriority="9" w:name="heading 4"/>
+    <w:lsdException w:qFormat="1" w:uiPriority="9" w:name="heading 5"/>
+    <w:lsdException w:qFormat="1" w:uiPriority="9" w:name="heading 6"/>
+    <w:lsdException w:qFormat="1" w:uiPriority="9" w:name="heading 7"/>
+    <w:lsdException w:qFormat="1" w:uiPriority="9" w:name="heading 8"/>
+    <w:lsdException w:qFormat="1" w:uiPriority="9" w:name="heading 9"/>
+    <w:lsdException w:uiPriority="99" w:name="index 1"/>
+    <w:lsdException w:uiPriority="99" w:name="index 2"/>
+    <w:lsdException w:uiPriority="99" w:name="index 3"/>
+    <w:lsdException w:uiPriority="99" w:name="index 4"/>
+    <w:lsdException w:uiPriority="99" w:name="index 5"/>
+    <w:lsdException w:uiPriority="99" w:name="index 6"/>
+    <w:lsdException w:uiPriority="99" w:name="index 7"/>
+    <w:lsdException w:uiPriority="99" w:name="index 8"/>
+    <w:lsdException w:uiPriority="99" w:name="index 9"/>
+    <w:lsdException w:uiPriority="39" w:name="toc 1"/>
+    <w:lsdException w:uiPriority="39" w:name="toc 2"/>
+    <w:lsdException w:uiPriority="39" w:name="toc 3"/>
+    <w:lsdException w:uiPriority="39" w:name="toc 4"/>
+    <w:lsdException w:uiPriority="39" w:name="toc 5"/>
+    <w:lsdException w:uiPriority="39" w:name="toc 6"/>
+    <w:lsdException w:uiPriority="39" w:name="toc 7"/>
+    <w:lsdException w:uiPriority="39" w:name="toc 8"/>
+    <w:lsdException w:uiPriority="39" w:name="toc 9"/>
+    <w:lsdException w:uiPriority="99" w:name="Normal Indent"/>
+    <w:lsdException w:uiPriority="99" w:name="footnote text"/>
+    <w:lsdException w:uiPriority="99" w:name="annotation text"/>
+    <w:lsdException w:uiPriority="99" w:name="header"/>
+    <w:lsdException w:uiPriority="99" w:name="footer"/>
+    <w:lsdException w:uiPriority="99" w:name="index heading"/>
+    <w:lsdException w:qFormat="1" w:uiPriority="35" w:name="caption"/>
+    <w:lsdException w:uiPriority="99" w:name="table of figures"/>
+    <w:lsdException w:uiPriority="99" w:name="envelope address"/>
+    <w:lsdException w:uiPriority="99" w:name="envelope return"/>
+    <w:lsdException w:uiPriority="99" w:name="footnote reference"/>
+    <w:lsdException w:uiPriority="99" w:name="annotation reference"/>
+    <w:lsdException w:uiPriority="99" w:name="line number"/>
+    <w:lsdException w:uiPriority="99" w:name="page number"/>
+    <w:lsdException w:uiPriority="99" w:name="endnote reference"/>
+    <w:lsdException w:uiPriority="99" w:name="endnote text"/>
+    <w:lsdException w:uiPriority="99" w:name="table of authorities"/>
+    <w:lsdException w:uiPriority="99" w:name="macro"/>
+    <w:lsdException w:uiPriority="99" w:name="toa heading"/>
+    <w:lsdException w:uiPriority="99" w:name="List"/>
+    <w:lsdException w:uiPriority="99" w:name="List Bullet"/>
+    <w:lsdException w:uiPriority="99" w:name="List Number"/>
+    <w:lsdException w:uiPriority="99" w:name="List 2"/>
+    <w:lsdException w:uiPriority="99" w:name="List 3"/>
+    <w:lsdException w:uiPriority="99" w:name="List 4"/>
+    <w:lsdException w:uiPriority="99" w:name="List 5"/>
+    <w:lsdException w:uiPriority="99" w:name="List Bullet 2"/>
+    <w:lsdException w:uiPriority="99" w:name="List Bullet 3"/>
+    <w:lsdException w:uiPriority="99" w:name="List Bullet 4"/>
+    <w:lsdException w:uiPriority="99" w:name="List Bullet 5"/>
+    <w:lsdException w:uiPriority="99" w:name="List Number 2"/>
+    <w:lsdException w:uiPriority="99" w:name="List Number 3"/>
+    <w:lsdException w:uiPriority="99" w:name="List Number 4"/>
+    <w:lsdException w:uiPriority="99" w:name="List Number 5"/>
+    <w:lsdException w:qFormat="1" w:unhideWhenUsed="0" w:uiPriority="10" w:semiHidden="0" w:name="Title"/>
+    <w:lsdException w:uiPriority="99" w:name="Closing"/>
+    <w:lsdException w:uiPriority="99" w:name="Signature"/>
+    <w:lsdException w:uiPriority="1" w:name="Default Paragraph Font"/>
+    <w:lsdException w:uiPriority="99" w:name="Body Text"/>
+    <w:lsdException w:uiPriority="99" w:name="Body Text Indent"/>
+    <w:lsdException w:uiPriority="99" w:name="List Continue"/>
+    <w:lsdException w:uiPriority="99" w:name="List Continue 2"/>
+    <w:lsdException w:uiPriority="99" w:name="List Continue 3"/>
+    <w:lsdException w:uiPriority="99" w:name="List Continue 4"/>
+    <w:lsdException w:uiPriority="99" w:name="List Continue 5"/>
+    <w:lsdException w:uiPriority="99" w:name="Message Header"/>
+    <w:lsdException w:qFormat="1" w:unhideWhenUsed="0" w:uiPriority="11" w:semiHidden="0" w:name="Subtitle"/>
+    <w:lsdException w:uiPriority="99" w:name="Salutation"/>
+    <w:lsdException w:uiPriority="99" w:name="Date"/>
+    <w:lsdException w:uiPriority="99" w:name="Body Text First Indent"/>
+    <w:lsdException w:uiPriority="99" w:name="Body Text First Indent 2"/>
+    <w:lsdException w:uiPriority="99" w:name="Note Heading"/>
+    <w:lsdException w:uiPriority="99" w:name="Body Text 2"/>
+    <w:lsdException w:uiPriority="99" w:name="Body Text 3"/>
+    <w:lsdException w:uiPriority="99" w:name="Body Text Indent 2"/>
+    <w:lsdException w:uiPriority="99" w:name="Body Text Indent 3"/>
+    <w:lsdException w:uiPriority="99" w:name="Block Text"/>
+    <w:lsdException w:uiPriority="99" w:name="Hyperlink"/>
+    <w:lsdException w:uiPriority="99" w:name="FollowedHyperlink"/>
+    <w:lsdException w:qFormat="1" w:unhideWhenUsed="0" w:uiPriority="22" w:semiHidden="0" w:name="Strong"/>
+    <w:lsdException w:qFormat="1" w:unhideWhenUsed="0" w:uiPriority="20" w:semiHidden="0" w:name="Emphasis"/>
+    <w:lsdException w:uiPriority="99" w:name="Document Map"/>
+    <w:lsdException w:uiPriority="99" w:name="Plain Text"/>
+    <w:lsdException w:uiPriority="99" w:name="E-mail Signature"/>
+    <w:lsdException w:qFormat="1" w:uiPriority="99" w:name="Normal (Web)"/>
+    <w:lsdException w:uiPriority="99" w:name="HTML Acronym"/>
+    <w:lsdException w:uiPriority="99" w:name="HTML Address"/>
+    <w:lsdException w:uiPriority="99" w:name="HTML Cite"/>
+    <w:lsdException w:uiPriority="99" w:name="HTML Code"/>
+    <w:lsdException w:uiPriority="99" w:name="HTML Definition"/>
+    <w:lsdException w:uiPriority="99" w:name="HTML Keyboard"/>
+    <w:lsdException w:uiPriority="99" w:name="HTML Preformatted"/>
+    <w:lsdException w:uiPriority="99" w:name="HTML Sample"/>
+    <w:lsdException w:uiPriority="99" w:name="HTML Typewriter"/>
+    <w:lsdException w:uiPriority="99" w:name="HTML Variable"/>
+    <w:lsdException w:uiPriority="99" w:name="Normal Table"/>
+    <w:lsdException w:uiPriority="99" w:name="annotation subject"/>
+    <w:lsdException w:uiPriority="99" w:name="Table Simple 1"/>
+    <w:lsdException w:uiPriority="99" w:name="Table Simple 2"/>
+    <w:lsdException w:uiPriority="99" w:name="Table Simple 3"/>
+    <w:lsdException w:uiPriority="99" w:name="Table Classic 1"/>
+    <w:lsdException w:uiPriority="99" w:name="Table Classic 2"/>
+    <w:lsdException w:uiPriority="99" w:name="Table Classic 3"/>
+    <w:lsdException w:uiPriority="99" w:name="Table Classic 4"/>
+    <w:lsdException w:uiPriority="99" w:name="Table Colorful 1"/>
+    <w:lsdException w:uiPriority="99" w:name="Table Colorful 2"/>
+    <w:lsdException w:uiPriority="99" w:name="Table Colorful 3"/>
+    <w:lsdException w:uiPriority="99" w:name="Table Columns 1"/>
+    <w:lsdException w:uiPriority="99" w:name="Table Columns 2"/>
+    <w:lsdException w:uiPriority="99" w:name="Table Columns 3"/>
+    <w:lsdException w:uiPriority="99" w:name="Table Columns 4"/>
+    <w:lsdException w:uiPriority="99" w:name="Table Columns 5"/>
+    <w:lsdException w:uiPriority="99" w:name="Table Grid 1"/>
+    <w:lsdException w:uiPriority="99" w:name="Table Grid 2"/>
+    <w:lsdException w:uiPriority="99" w:name="Table Grid 3"/>
+    <w:lsdException w:uiPriority="99" w:name="Table Grid 4"/>
+    <w:lsdException w:uiPriority="99" w:name="Table Grid 5"/>
+    <w:lsdException w:uiPriority="99" w:name="Table Grid 6"/>
+    <w:lsdException w:uiPriority="99" w:name="Table Grid 7"/>
+    <w:lsdException w:uiPriority="99" w:name="Table Grid 8"/>
+    <w:lsdException w:uiPriority="99" w:name="Table List 1"/>
+    <w:lsdException w:uiPriority="99" w:name="Table List 2"/>
+    <w:lsdException w:uiPriority="99" w:name="Table List 3"/>
+    <w:lsdException w:uiPriority="99" w:name="Table List 4"/>
+    <w:lsdException w:uiPriority="99" w:name="Table List 5"/>
+    <w:lsdException w:uiPriority="99" w:name="Table List 6"/>
+    <w:lsdException w:uiPriority="99" w:name="Table List 7"/>
+    <w:lsdException w:uiPriority="99" w:name="Table List 8"/>
+    <w:lsdException w:uiPriority="99" w:name="Table 3D effects 1"/>
+    <w:lsdException w:uiPriority="99" w:name="Table 3D effects 2"/>
+    <w:lsdException w:uiPriority="99" w:name="Table 3D effects 3"/>
+    <w:lsdException w:uiPriority="99" w:name="Table Contemporary"/>
+    <w:lsdException w:uiPriority="99" w:name="Table Elegant"/>
+    <w:lsdException w:uiPriority="99" w:name="Table Professional"/>
+    <w:lsdException w:uiPriority="99" w:name="Table Subtle 1"/>
+    <w:lsdException w:uiPriority="99" w:name="Table Subtle 2"/>
+    <w:lsdException w:uiPriority="99" w:name="Table Web 1"/>
+    <w:lsdException w:uiPriority="99" w:name="Table Web 2"/>
+    <w:lsdException w:uiPriority="99" w:name="Table Web 3"/>
+    <w:lsdException w:uiPriority="99" w:name="Balloon Text"/>
+    <w:lsdException w:qFormat="1" w:unhideWhenUsed="0" w:uiPriority="39" w:semiHidden="0" w:name="Table Grid"/>
+    <w:lsdException w:uiPriority="99" w:name="Table Theme"/>
+    <w:lsdException w:unhideWhenUsed="0" w:uiPriority="60" w:semiHidden="0" w:name="Light Shading"/>
+    <w:lsdException w:unhideWhenUsed="0" w:uiPriority="61" w:semiHidden="0" w:name="Light List"/>
+    <w:lsdException w:unhideWhenUsed="0" w:uiPriority="62" w:semiHidden="0" w:name="Light Grid"/>
+    <w:lsdException w:unhideWhenUsed="0" w:uiPriority="63" w:semiHidden="0" w:name="Medium Shading 1"/>
+    <w:lsdException w:unhideWhenUsed="0" w:uiPriority="64" w:semiHidden="0" w:name="Medium Shading 2"/>
+    <w:lsdException w:unhideWhenUsed="0" w:uiPriority="65" w:semiHidden="0" w:name="Medium List 1"/>
+    <w:lsdException w:unhideWhenUsed="0" w:uiPriority="66" w:semiHidden="0" w:name="Medium List 2"/>
+    <w:lsdException w:unhideWhenUsed="0" w:uiPriority="67" w:semiHidden="0" w:name="Medium Grid 1"/>
+    <w:lsdException w:unhideWhenUsed="0" w:uiPriority="68" w:semiHidden="0" w:name="Medium Grid 2"/>
+    <w:lsdException w:unhideWhenUsed="0" w:uiPriority="69" w:semiHidden="0" w:name="Medium Grid 3"/>
+    <w:lsdException w:unhideWhenUsed="0" w:uiPriority="70" w:semiHidden="0" w:name="Dark List"/>
+    <w:lsdException w:unhideWhenUsed="0" w:uiPriority="71" w:semiHidden="0" w:name="Colorful Shading"/>
+    <w:lsdException w:unhideWhenUsed="0" w:uiPriority="72" w:semiHidden="0" w:name="Colorful List"/>
+    <w:lsdException w:unhideWhenUsed="0" w:uiPriority="73" w:semiHidden="0" w:name="Colorful Grid"/>
+    <w:lsdException w:unhideWhenUsed="0" w:uiPriority="60" w:semiHidden="0" w:name="Light Shading Accent 1"/>
+    <w:lsdException w:unhideWhenUsed="0" w:uiPriority="61" w:semiHidden="0" w:name="Light List Accent 1"/>
+    <w:lsdException w:unhideWhenUsed="0" w:uiPriority="62" w:semiHidden="0" w:name="Light Grid Accent 1"/>
+    <w:lsdException w:unhideWhenUsed="0" w:uiPriority="63" w:semiHidden="0" w:name="Medium Shading 1 Accent 1"/>
+    <w:lsdException w:unhideWhenUsed="0" w:uiPriority="64" w:semiHidden="0" w:name="Medium Shading 2 Accent 1"/>
+    <w:lsdException w:unhideWhenUsed="0" w:uiPriority="65" w:semiHidden="0" w:name="Medium List 1 Accent 1"/>
+    <w:lsdException w:unhideWhenUsed="0" w:uiPriority="66" w:semiHidden="0" w:name="Medium List 2 Accent 1"/>
+    <w:lsdException w:unhideWhenUsed="0" w:uiPriority="67" w:semiHidden="0" w:name="Medium Grid 1 Accent 1"/>
+    <w:lsdException w:unhideWhenUsed="0" w:uiPriority="68" w:semiHidden="0" w:name="Medium Grid 2 Accent 1"/>
+    <w:lsdException w:unhideWhenUsed="0" w:uiPriority="69" w:semiHidden="0" w:name="Medium Grid 3 Accent 1"/>
+    <w:lsdException w:unhideWhenUsed="0" w:uiPriority="70" w:semiHidden="0" w:name="Dark List Accent 1"/>
+    <w:lsdException w:unhideWhenUsed="0" w:uiPriority="71" w:semiHidden="0" w:name="Colorful Shading Accent 1"/>
+    <w:lsdException w:unhideWhenUsed="0" w:uiPriority="72" w:semiHidden="0" w:name="Colorful List Accent 1"/>
+    <w:lsdException w:unhideWhenUsed="0" w:uiPriority="73" w:semiHidden="0" w:name="Colorful Grid Accent 1"/>
+    <w:lsdException w:unhideWhenUsed="0" w:uiPriority="60" w:semiHidden="0" w:name="Light Shading Accent 2"/>
+    <w:lsdException w:unhideWhenUsed="0" w:uiPriority="61" w:semiHidden="0" w:name="Light List Accent 2"/>
+    <w:lsdException w:unhideWhenUsed="0" w:uiPriority="62" w:semiHidden="0" w:name="Light Grid Accent 2"/>
+    <w:lsdException w:unhideWhenUsed="0" w:uiPriority="63" w:semiHidden="0" w:name="Medium Shading 1 Accent 2"/>
+    <w:lsdException w:unhideWhenUsed="0" w:uiPriority="64" w:semiHidden="0" w:name="Medium Shading 2 Accent 2"/>
+    <w:lsdException w:unhideWhenUsed="0" w:uiPriority="65" w:semiHidden="0" w:name="Medium List 1 Accent 2"/>
+    <w:lsdException w:unhideWhenUsed="0" w:uiPriority="66" w:semiHidden="0" w:name="Medium List 2 Accent 2"/>
+    <w:lsdException w:unhideWhenUsed="0" w:uiPriority="67" w:semiHidden="0" w:name="Medium Grid 1 Accent 2"/>
+    <w:lsdException w:unhideWhenUsed="0" w:uiPriority="68" w:semiHidden="0" w:name="Medium Grid 2 Accent 2"/>
+    <w:lsdException w:unhideWhenUsed="0" w:uiPriority="69" w:semiHidden="0" w:name="Medium Grid 3 Accent 2"/>
+    <w:lsdException w:unhideWhenUsed="0" w:uiPriority="70" w:semiHidden="0" w:name="Dark List Accent 2"/>
+    <w:lsdException w:unhideWhenUsed="0" w:uiPriority="71" w:semiHidden="0" w:name="Colorful Shading Accent 2"/>
+    <w:lsdException w:unhideWhenUsed="0" w:uiPriority="72" w:semiHidden="0" w:name="Colorful List Accent 2"/>
+    <w:lsdException w:unhideWhenUsed="0" w:uiPriority="73" w:semiHidden="0" w:name="Colorful Grid Accent 2"/>
+    <w:lsdException w:unhideWhenUsed="0" w:uiPriority="60" w:semiHidden="0" w:name="Light Shading Accent 3"/>
+    <w:lsdException w:unhideWhenUsed="0" w:uiPriority="61" w:semiHidden="0" w:name="Light List Accent 3"/>
+    <w:lsdException w:unhideWhenUsed="0" w:uiPriority="62" w:semiHidden="0" w:name="Light Grid Accent 3"/>
+    <w:lsdException w:unhideWhenUsed="0" w:uiPriority="63" w:semiHidden="0" w:name="Medium Shading 1 Accent 3"/>
+    <w:lsdException w:unhideWhenUsed="0" w:uiPriority="64" w:semiHidden="0" w:name="Medium Shading 2 Accent 3"/>
+    <w:lsdException w:unhideWhenUsed="0" w:uiPriority="65" w:semiHidden="0" w:name="Medium List 1 Accent 3"/>
+    <w:lsdException w:unhideWhenUsed="0" w:uiPriority="66" w:semiHidden="0" w:name="Medium List 2 Accent 3"/>
+    <w:lsdException w:unhideWhenUsed="0" w:uiPriority="67" w:semiHidden="0" w:name="Medium Grid 1 Accent 3"/>
+    <w:lsdException w:unhideWhenUsed="0" w:uiPriority="68" w:semiHidden="0" w:name="Medium Grid 2 Accent 3"/>
+    <w:lsdException w:unhideWhenUsed="0" w:uiPriority="69" w:semiHidden="0" w:name="Medium Grid 3 Accent 3"/>
+    <w:lsdException w:unhideWhenUsed="0" w:uiPriority="70" w:semiHidden="0" w:name="Dark List Accent 3"/>
+    <w:lsdException w:unhideWhenUsed="0" w:uiPriority="71" w:semiHidden="0" w:name="Colorful Shading Accent 3"/>
+    <w:lsdException w:unhideWhenUsed="0" w:uiPriority="72" w:semiHidden="0" w:name="Colorful List Accent 3"/>
+    <w:lsdException w:unhideWhenUsed="0" w:uiPriority="73" w:semiHidden="0" w:name="Colorful Grid Accent 3"/>
+    <w:lsdException w:unhideWhenUsed="0" w:uiPriority="60" w:semiHidden="0" w:name="Light Shading Accent 4"/>
+    <w:lsdException w:unhideWhenUsed="0" w:uiPriority="61" w:semiHidden="0" w:name="Light List Accent 4"/>
+    <w:lsdException w:unhideWhenUsed="0" w:uiPriority="62" w:semiHidden="0" w:name="Light Grid Accent 4"/>
+    <w:lsdException w:unhideWhenUsed="0" w:uiPriority="63" w:semiHidden="0" w:name="Medium Shading 1 Accent 4"/>
+    <w:lsdException w:unhideWhenUsed="0" w:uiPriority="64" w:semiHidden="0" w:name="Medium Shading 2 Accent 4"/>
+    <w:lsdException w:unhideWhenUsed="0" w:uiPriority="65" w:semiHidden="0" w:name="Medium List 1 Accent 4"/>
+    <w:lsdException w:unhideWhenUsed="0" w:uiPriority="66" w:semiHidden="0" w:name="Medium List 2 Accent 4"/>
+    <w:lsdException w:unhideWhenUsed="0" w:uiPriority="67" w:semiHidden="0" w:name="Medium Grid 1 Accent 4"/>
+    <w:lsdException w:unhideWhenUsed="0" w:uiPriority="68" w:semiHidden="0" w:name="Medium Grid 2 Accent 4"/>
+    <w:lsdException w:unhideWhenUsed="0" w:uiPriority="69" w:semiHidden="0" w:name="Medium Grid 3 Accent 4"/>
+    <w:lsdException w:unhideWhenUsed="0" w:uiPriority="70" w:semiHidden="0" w:name="Dark List Accent 4"/>
+    <w:lsdException w:unhideWhenUsed="0" w:uiPriority="71" w:semiHidden="0" w:name="Colorful Shading Accent 4"/>
+    <w:lsdException w:unhideWhenUsed="0" w:uiPriority="72" w:semiHidden="0" w:name="Colorful List Accent 4"/>
+    <w:lsdException w:unhideWhenUsed="0" w:uiPriority="73" w:semiHidden="0" w:name="Colorful Grid Accent 4"/>
+    <w:lsdException w:unhideWhenUsed="0" w:uiPriority="60" w:semiHidden="0" w:name="Light Shading Accent 5"/>
+    <w:lsdException w:unhideWhenUsed="0" w:uiPriority="61" w:semiHidden="0" w:name="Light List Accent 5"/>
+    <w:lsdException w:unhideWhenUsed="0" w:uiPriority="62" w:semiHidden="0" w:name="Light Grid Accent 5"/>
+    <w:lsdException w:unhideWhenUsed="0" w:uiPriority="63" w:semiHidden="0" w:name="Medium Shading 1 Accent 5"/>
+    <w:lsdException w:unhideWhenUsed="0" w:uiPriority="64" w:semiHidden="0" w:name="Medium Shading 2 Accent 5"/>
+    <w:lsdException w:unhideWhenUsed="0" w:uiPriority="65" w:semiHidden="0" w:name="Medium List 1 Accent 5"/>
+    <w:lsdException w:unhideWhenUsed="0" w:uiPriority="66" w:semiHidden="0" w:name="Medium List 2 Accent 5"/>
+    <w:lsdException w:unhideWhenUsed="0" w:uiPriority="67" w:semiHidden="0" w:name="Medium Grid 1 Accent 5"/>
+    <w:lsdException w:unhideWhenUsed="0" w:uiPriority="68" w:semiHidden="0" w:name="Medium Grid 2 Accent 5"/>
+    <w:lsdException w:unhideWhenUsed="0" w:uiPriority="69" w:semiHidden="0" w:name="Medium Grid 3 Accent 5"/>
+    <w:lsdException w:unhideWhenUsed="0" w:uiPriority="70" w:semiHidden="0" w:name="Dark List Accent 5"/>
+    <w:lsdException w:unhideWhenUsed="0" w:uiPriority="71" w:semiHidden="0" w:name="Colorful Shading Accent 5"/>
+    <w:lsdException w:unhideWhenUsed="0" w:uiPriority="72" w:semiHidden="0" w:name="Colorful List Accent 5"/>
+    <w:lsdException w:unhideWhenUsed="0" w:uiPriority="73" w:semiHidden="0" w:name="Colorful Grid Accent 5"/>
+    <w:lsdException w:unhideWhenUsed="0" w:uiPriority="60" w:semiHidden="0" w:name="Light Shading Accent 6"/>
+    <w:lsdException w:unhideWhenUsed="0" w:uiPriority="61" w:semiHidden="0" w:name="Light List Accent 6"/>
+    <w:lsdException w:unhideWhenUsed="0" w:uiPriority="62" w:semiHidden="0" w:name="Light Grid Accent 6"/>
+    <w:lsdException w:unhideWhenUsed="0" w:uiPriority="63" w:semiHidden="0" w:name="Medium Shading 1 Accent 6"/>
+    <w:lsdException w:unhideWhenUsed="0" w:uiPriority="64" w:semiHidden="0" w:name="Medium Shading 2 Accent 6"/>
+    <w:lsdException w:unhideWhenUsed="0" w:uiPriority="65" w:semiHidden="0" w:name="Medium List 1 Accent 6"/>
+    <w:lsdException w:unhideWhenUsed="0" w:uiPriority="66" w:semiHidden="0" w:name="Medium List 2 Accent 6"/>
+    <w:lsdException w:unhideWhenUsed="0" w:uiPriority="67" w:semiHidden="0" w:name="Medium Grid 1 Accent 6"/>
+    <w:lsdException w:unhideWhenUsed="0" w:uiPriority="68" w:semiHidden="0" w:name="Medium Grid 2 Accent 6"/>
+    <w:lsdException w:unhideWhenUsed="0" w:uiPriority="69" w:semiHidden="0" w:name="Medium Grid 3 Accent 6"/>
+    <w:lsdException w:unhideWhenUsed="0" w:uiPriority="70" w:semiHidden="0" w:name="Dark List Accent 6"/>
+    <w:lsdException w:unhideWhenUsed="0" w:uiPriority="71" w:semiHidden="0" w:name="Colorful Shading Accent 6"/>
+    <w:lsdException w:unhideWhenUsed="0" w:uiPriority="72" w:semiHidden="0" w:name="Colorful List Accent 6"/>
+    <w:lsdException w:unhideWhenUsed="0" w:uiPriority="73" w:semiHidden="0" w:name="Colorful Grid Accent 6"/>
   </w:latentStyles>
-  <w:style w:type="paragraph" w:default="1" w:styleId="Normal">
+  <w:style w:type="paragraph" w:default="1" w:styleId="1">
     <w:name w:val="Normal"/>
     <w:qFormat/>
-    <w:rsid w:val="005B1FE4"/>
+    <w:uiPriority w:val="0"/>
+    <w:pPr>
+      <w:spacing w:after="160" w:line="259" w:lineRule="auto"/>
+    </w:pPr>
+    <w:rPr>
+      <w:rFonts w:asciiTheme="minorHAnsi" w:hAnsiTheme="minorHAnsi" w:eastAsiaTheme="minorHAnsi" w:cstheme="minorBidi"/>
+      <w:sz w:val="22"/>
+      <w:szCs w:val="22"/>
+      <w:lang w:val="en-US" w:eastAsia="en-US" w:bidi="ar-SA"/>
+    </w:rPr>
   </w:style>
-  <w:style w:type="paragraph" w:styleId="Heading2">
+  <w:style w:type="paragraph" w:styleId="2">
     <w:name w:val="heading 2"/>
-    <w:basedOn w:val="Normal"/>
-    <w:link w:val="Heading2Char"/>
+    <w:basedOn w:val="1"/>
+    <w:link w:val="9"/>
+    <w:qFormat/>
     <w:uiPriority w:val="9"/>
-    <w:qFormat/>
-    <w:rsid w:val="00427295"/>
     <w:pPr>
       <w:spacing w:before="100" w:beforeAutospacing="1" w:after="100" w:afterAutospacing="1" w:line="240" w:lineRule="auto"/>
       <w:outlineLvl w:val="1"/>
     </w:pPr>
     <w:rPr>
-      <w:rFonts w:ascii="Times New Roman" w:eastAsia="Times New Roman" w:hAnsi="Times New Roman" w:cs="Times New Roman"/>
+      <w:rFonts w:ascii="Times New Roman" w:hAnsi="Times New Roman" w:eastAsia="Times New Roman" w:cs="Times New Roman"/>
       <w:b/>
       <w:bCs/>
       <w:sz w:val="36"/>
       <w:szCs w:val="36"/>
     </w:rPr>
   </w:style>
-  <w:style w:type="paragraph" w:styleId="Heading3">
+  <w:style w:type="paragraph" w:styleId="3">
     <w:name w:val="heading 3"/>
-    <w:basedOn w:val="Normal"/>
-    <w:link w:val="Heading3Char"/>
+    <w:basedOn w:val="1"/>
+    <w:link w:val="10"/>
+    <w:qFormat/>
     <w:uiPriority w:val="9"/>
-    <w:qFormat/>
-    <w:rsid w:val="00427295"/>
     <w:pPr>
       <w:spacing w:before="100" w:beforeAutospacing="1" w:after="100" w:afterAutospacing="1" w:line="240" w:lineRule="auto"/>
       <w:outlineLvl w:val="2"/>
     </w:pPr>
     <w:rPr>
-      <w:rFonts w:ascii="Times New Roman" w:eastAsia="Times New Roman" w:hAnsi="Times New Roman" w:cs="Times New Roman"/>
+      <w:rFonts w:ascii="Times New Roman" w:hAnsi="Times New Roman" w:eastAsia="Times New Roman" w:cs="Times New Roman"/>
       <w:b/>
       <w:bCs/>
       <w:sz w:val="27"/>
       <w:szCs w:val="27"/>
     </w:rPr>
   </w:style>
-  <w:style w:type="character" w:default="1" w:styleId="DefaultParagraphFont">
+  <w:style w:type="character" w:default="1" w:styleId="4">
     <w:name w:val="Default Paragraph Font"/>
-    <w:uiPriority w:val="1"/>
     <w:semiHidden/>
     <w:unhideWhenUsed/>
+    <w:uiPriority w:val="1"/>
   </w:style>
-  <w:style w:type="table" w:default="1" w:styleId="TableNormal">
+  <w:style w:type="table" w:default="1" w:styleId="5">
     <w:name w:val="Normal Table"/>
-    <w:uiPriority w:val="99"/>
     <w:semiHidden/>
     <w:unhideWhenUsed/>
+    <w:uiPriority w:val="99"/>
     <w:tblPr>
-      <w:tblInd w:w="0" w:type="dxa"/>
       <w:tblCellMar>
         <w:top w:w="0" w:type="dxa"/>
         <w:left w:w="108" w:type="dxa"/>
@@ -2132,84 +2339,48 @@
       </w:tblCellMar>
     </w:tblPr>
   </w:style>
-  <w:style w:type="numbering" w:default="1" w:styleId="NoList">
-    <w:name w:val="No List"/>
-    <w:uiPriority w:val="99"/>
+  <w:style w:type="paragraph" w:styleId="6">
+    <w:name w:val="Normal (Web)"/>
+    <w:basedOn w:val="1"/>
     <w:semiHidden/>
     <w:unhideWhenUsed/>
-  </w:style>
-  <w:style w:type="character" w:customStyle="1" w:styleId="Heading2Char">
-    <w:name w:val="Heading 2 Char"/>
-    <w:basedOn w:val="DefaultParagraphFont"/>
-    <w:link w:val="Heading2"/>
-    <w:uiPriority w:val="9"/>
-    <w:rsid w:val="00427295"/>
-    <w:rPr>
-      <w:rFonts w:ascii="Times New Roman" w:eastAsia="Times New Roman" w:hAnsi="Times New Roman" w:cs="Times New Roman"/>
-      <w:b/>
-      <w:bCs/>
-      <w:sz w:val="36"/>
-      <w:szCs w:val="36"/>
-    </w:rPr>
-  </w:style>
-  <w:style w:type="character" w:customStyle="1" w:styleId="Heading3Char">
-    <w:name w:val="Heading 3 Char"/>
-    <w:basedOn w:val="DefaultParagraphFont"/>
-    <w:link w:val="Heading3"/>
-    <w:uiPriority w:val="9"/>
-    <w:rsid w:val="00427295"/>
-    <w:rPr>
-      <w:rFonts w:ascii="Times New Roman" w:eastAsia="Times New Roman" w:hAnsi="Times New Roman" w:cs="Times New Roman"/>
-      <w:b/>
-      <w:bCs/>
-      <w:sz w:val="27"/>
-      <w:szCs w:val="27"/>
-    </w:rPr>
-  </w:style>
-  <w:style w:type="paragraph" w:styleId="NormalWeb">
-    <w:name w:val="Normal (Web)"/>
-    <w:basedOn w:val="Normal"/>
+    <w:qFormat/>
     <w:uiPriority w:val="99"/>
-    <w:semiHidden/>
-    <w:unhideWhenUsed/>
-    <w:rsid w:val="00427295"/>
     <w:pPr>
       <w:spacing w:before="100" w:beforeAutospacing="1" w:after="100" w:afterAutospacing="1" w:line="240" w:lineRule="auto"/>
     </w:pPr>
     <w:rPr>
-      <w:rFonts w:ascii="Times New Roman" w:eastAsia="Times New Roman" w:hAnsi="Times New Roman" w:cs="Times New Roman"/>
+      <w:rFonts w:ascii="Times New Roman" w:hAnsi="Times New Roman" w:eastAsia="Times New Roman" w:cs="Times New Roman"/>
       <w:sz w:val="24"/>
       <w:szCs w:val="24"/>
     </w:rPr>
   </w:style>
-  <w:style w:type="character" w:styleId="Strong">
+  <w:style w:type="character" w:styleId="7">
     <w:name w:val="Strong"/>
-    <w:basedOn w:val="DefaultParagraphFont"/>
+    <w:basedOn w:val="4"/>
+    <w:qFormat/>
     <w:uiPriority w:val="22"/>
-    <w:qFormat/>
-    <w:rsid w:val="00427295"/>
     <w:rPr>
       <w:b/>
       <w:bCs/>
     </w:rPr>
   </w:style>
-  <w:style w:type="table" w:styleId="TableGrid">
+  <w:style w:type="table" w:styleId="8">
     <w:name w:val="Table Grid"/>
-    <w:basedOn w:val="TableNormal"/>
+    <w:basedOn w:val="5"/>
+    <w:qFormat/>
     <w:uiPriority w:val="39"/>
-    <w:rsid w:val="002005C6"/>
     <w:pPr>
       <w:spacing w:after="0" w:line="240" w:lineRule="auto"/>
     </w:pPr>
     <w:tblPr>
-      <w:tblInd w:w="0" w:type="dxa"/>
       <w:tblBorders>
-        <w:top w:val="single" w:sz="4" w:space="0" w:color="auto"/>
-        <w:left w:val="single" w:sz="4" w:space="0" w:color="auto"/>
-        <w:bottom w:val="single" w:sz="4" w:space="0" w:color="auto"/>
-        <w:right w:val="single" w:sz="4" w:space="0" w:color="auto"/>
-        <w:insideH w:val="single" w:sz="4" w:space="0" w:color="auto"/>
-        <w:insideV w:val="single" w:sz="4" w:space="0" w:color="auto"/>
+        <w:top w:val="single" w:color="auto" w:sz="4" w:space="0"/>
+        <w:left w:val="single" w:color="auto" w:sz="4" w:space="0"/>
+        <w:bottom w:val="single" w:color="auto" w:sz="4" w:space="0"/>
+        <w:right w:val="single" w:color="auto" w:sz="4" w:space="0"/>
+        <w:insideH w:val="single" w:color="auto" w:sz="4" w:space="0"/>
+        <w:insideV w:val="single" w:color="auto" w:sz="4" w:space="0"/>
       </w:tblBorders>
       <w:tblCellMar>
         <w:top w:w="0" w:type="dxa"/>
@@ -2218,6 +2389,34 @@
         <w:right w:w="108" w:type="dxa"/>
       </w:tblCellMar>
     </w:tblPr>
+  </w:style>
+  <w:style w:type="character" w:customStyle="1" w:styleId="9">
+    <w:name w:val="Heading 2 Char"/>
+    <w:basedOn w:val="4"/>
+    <w:link w:val="2"/>
+    <w:qFormat/>
+    <w:uiPriority w:val="9"/>
+    <w:rPr>
+      <w:rFonts w:ascii="Times New Roman" w:hAnsi="Times New Roman" w:eastAsia="Times New Roman" w:cs="Times New Roman"/>
+      <w:b/>
+      <w:bCs/>
+      <w:sz w:val="36"/>
+      <w:szCs w:val="36"/>
+    </w:rPr>
+  </w:style>
+  <w:style w:type="character" w:customStyle="1" w:styleId="10">
+    <w:name w:val="Heading 3 Char"/>
+    <w:basedOn w:val="4"/>
+    <w:link w:val="3"/>
+    <w:qFormat/>
+    <w:uiPriority w:val="9"/>
+    <w:rPr>
+      <w:rFonts w:ascii="Times New Roman" w:hAnsi="Times New Roman" w:eastAsia="Times New Roman" w:cs="Times New Roman"/>
+      <w:b/>
+      <w:bCs/>
+      <w:sz w:val="27"/>
+      <w:szCs w:val="27"/>
+    </w:rPr>
   </w:style>
 </w:styles>
 </file>
@@ -2265,7 +2464,7 @@
     </a:clrScheme>
     <a:fontScheme name="Office">
       <a:majorFont>
-        <a:latin typeface="Calibri Light" panose="020F0302020204030204"/>
+        <a:latin typeface="Calibri Light"/>
         <a:ea typeface=""/>
         <a:cs typeface=""/>
         <a:font script="Jpan" typeface="ＭＳ ゴシック"/>
@@ -2300,7 +2499,7 @@
         <a:font script="Geor" typeface="Sylfaen"/>
       </a:majorFont>
       <a:minorFont>
-        <a:latin typeface="Calibri" panose="020F0502020204030204"/>
+        <a:latin typeface="Calibri"/>
         <a:ea typeface=""/>
         <a:cs typeface=""/>
         <a:font script="Jpan" typeface="ＭＳ 明朝"/>
@@ -2474,11 +2673,5 @@
     </a:fmtScheme>
   </a:themeElements>
   <a:objectDefaults/>
-  <a:extraClrSchemeLst/>
-  <a:extLst>
-    <a:ext uri="{05A4C25C-085E-4340-85A3-A5531E510DB2}">
-      <thm15:themeFamily xmlns:thm15="http://schemas.microsoft.com/office/thememl/2012/main" name="Office Theme" id="{62F939B6-93AF-4DB8-9C6B-D6C7DFDC589F}" vid="{4A3C46E8-61CC-4603-A589-7422A47A8E4A}"/>
-    </a:ext>
-  </a:extLst>
 </a:theme>
 </file>